--- a/Kim12-1-1-Redoks-Tepkimeleri.docx
+++ b/Kim12-1-1-Redoks-Tepkimeleri.docx
@@ -769,7 +769,7 @@
                 <w:rFonts w:ascii="Times New Roman" w:hAnsi="Times New Roman" w:cs="Times New Roman"/>
                 <w:lang w:val="tr-TR"/>
               </w:rPr>
-              <w:t xml:space="preserve">GÖRSEL ALANI</w:t>
+              <w:t xml:space="preserve">GÖRSEL ALANI (Bölüm kapağı, tam sayfa; Shutterstock)</w:t>
             </w:r>
           </w:p>
           <w:p>
@@ -785,7 +785,7 @@
                 <w:rFonts w:ascii="Times New Roman" w:hAnsi="Times New Roman" w:cs="Times New Roman"/>
                 <w:lang w:val="tr-TR"/>
               </w:rPr>
-              <w:t xml:space="preserve">Tarif: Gece gökyüzünde parlak beyaz ve renkli ışıklar saçan havai fişek gösterisi; ön planda su yüzeyine yansıyan ışıklar.</w:t>
+              <w:t xml:space="preserve">Tarif: Gece gökyüzünde parlak beyaz ve renkli ışıklar saçan havai fişek gösterisi; ön planda su yüzeyine yansıyan ışıklar (tam sayfa bölüm kapağı).</w:t>
             </w:r>
           </w:p>
           <w:p>
@@ -834,43 +834,50 @@
     </w:p>
     <w:p>
       <w:pPr>
-        <w:jc w:val="center"/>
-        <w:rPr>
-          <w:rFonts w:ascii="Times New Roman" w:hAnsi="Times New Roman" w:cs="Times New Roman"/>
-          <w:lang w:val="tr-TR"/>
-        </w:rPr>
-      </w:pPr>
-      <w:r>
-        <w:rPr>
-          <w:rFonts w:ascii="Times New Roman" w:hAnsi="Times New Roman" w:cs="Times New Roman"/>
-          <w:b/>
-          <w:bCs/>
-          <w:lang w:val="tr-TR"/>
-        </w:rPr>
-        <w:t xml:space="preserve">Görsel:</w:t>
-      </w:r>
-      <w:r>
-        <w:rPr>
-          <w:rFonts w:ascii="Times New Roman" w:hAnsi="Times New Roman" w:cs="Times New Roman"/>
-          <w:lang w:val="tr-TR"/>
-        </w:rPr>
-        <w:t xml:space="preserve"> Havai fişek gösterisi</w:t>
-      </w:r>
-    </w:p>
-    <w:p>
-      <w:pPr>
-        <w:jc w:val="both"/>
-        <w:rPr>
-          <w:rFonts w:ascii="Times New Roman" w:hAnsi="Times New Roman" w:cs="Times New Roman"/>
-          <w:lang w:val="tr-TR"/>
-        </w:rPr>
-      </w:pPr>
-      <w:r>
-        <w:rPr>
-          <w:rFonts w:ascii="Times New Roman" w:hAnsi="Times New Roman" w:cs="Times New Roman"/>
-          <w:lang w:val="tr-TR"/>
-        </w:rPr>
-        <w:t xml:space="preserve">Bayram ve kutlama gecelerinde gökyüzünü aydınlatan havai fişeklerin göz kamaştırıcı beyaz ışığı, büyük ölçüde magnezyum ve alüminyum gibi metallerin tozlarının yanmasından kaynaklanır. Bahçe kapısındaki demirin zamanla kızıl kahverengi bir tabakayla kaplanması, kesilen bir elmanın yüzeyinin kararması, bir el fenerindeki pilin ampulü yakması ve ülkemizde Artvin ile Kastamonu gibi illerde çıkarılan bakır cevherlerinden saf bakır elde edilmesi ilk bakışta birbirinden çok farklı olaylar gibi görünür. Oysa bu olayların hepsinde maddelerin tanecikleri arasında benzer bir etkileşim gerçekleşmektedir. Peki bu etkileşim nedir? Hangi metaller bu tür değişimlere daha kolay uğrar?</w:t>
+        <w:jc w:val="both"/>
+        <w:rPr>
+          <w:rFonts w:ascii="Times New Roman" w:hAnsi="Times New Roman" w:cs="Times New Roman"/>
+          <w:lang w:val="tr-TR"/>
+        </w:rPr>
+      </w:pPr>
+      <w:r>
+        <w:rPr>
+          <w:rFonts w:ascii="Times New Roman" w:hAnsi="Times New Roman" w:cs="Times New Roman"/>
+          <w:lang w:val="tr-TR"/>
+        </w:rPr>
+        <w:t xml:space="preserve">Bayram ve kutlama gecelerinde gökyüzünü aydınlatan havai fişeklerin göz kamaştırıcı beyaz ışığı, büyük ölçüde magnezyum ve alüminyum gibi metallerin tozlarının yanmasından kaynaklanır. Metal tozları alev aldığında saniyeler içinde göz kamaştırıcı bir ışık ve büyük miktarda ısı açığa çıkar.</w:t>
+      </w:r>
+    </w:p>
+    <w:p>
+      <w:pPr>
+        <w:jc w:val="both"/>
+        <w:rPr>
+          <w:rFonts w:ascii="Times New Roman" w:hAnsi="Times New Roman" w:cs="Times New Roman"/>
+          <w:lang w:val="tr-TR"/>
+        </w:rPr>
+      </w:pPr>
+      <w:r>
+        <w:rPr>
+          <w:rFonts w:ascii="Times New Roman" w:hAnsi="Times New Roman" w:cs="Times New Roman"/>
+          <w:lang w:val="tr-TR"/>
+        </w:rPr>
+        <w:t xml:space="preserve">Bahçe kapısındaki demirin zamanla kızıl kahverengi bir tabakayla kaplanması, kesilen bir elmanın yüzeyinin kararması, bir el fenerindeki pilin ampulü yakması ve ülkemizde Artvin ile Kastamonu gibi illerde çıkarılan bakır cevherlerinden saf bakır elde edilmesi ilk bakışta birbirinden çok farklı olaylar gibi görünür. Oysa bu olayların hepsinde maddelerin tanecikleri arasında benzer bir etkileşim gerçekleşmektedir. Peki bu etkileşim nedir? Hangi metaller bu tür değişimlere daha kolay uğrar?</w:t>
+      </w:r>
+    </w:p>
+    <w:p>
+      <w:pPr>
+        <w:jc w:val="both"/>
+        <w:rPr>
+          <w:rFonts w:ascii="Times New Roman" w:hAnsi="Times New Roman" w:cs="Times New Roman"/>
+          <w:lang w:val="tr-TR"/>
+        </w:rPr>
+      </w:pPr>
+      <w:r>
+        <w:rPr>
+          <w:rFonts w:ascii="Times New Roman" w:hAnsi="Times New Roman" w:cs="Times New Roman"/>
+          <w:lang w:val="tr-TR"/>
+        </w:rPr>
+        <w:t xml:space="preserve">Metallerin bu farklı davranışları insanlık tarihine de yön vermiştir. Doğada saf hâlde bulunabilen altın ve bakır, Anadolu’da binlerce yıl önce işlenmeye başlanmıştır. Demir gibi metallerin cevherlerinden elde edilmesi ise çok daha sonra, yüksek sıcaklıkta karbonla yapılan işlemler sayesinde mümkün olmuştur. Bugün de metallerin cevherlerinden elde edilmesi, korunması ve pillerde enerji kaynağı olarak kullanılması, metallerin tepkimeye girme yatkınlıklarının anlaşılmasına dayanır.</w:t>
       </w:r>
     </w:p>
     <w:p>

--- a/Kim12-1-1-Redoks-Tepkimeleri.docx
+++ b/Kim12-1-1-Redoks-Tepkimeleri.docx
@@ -1465,18 +1465,9 @@
       <w:r>
         <w:rPr>
           <w:rFonts w:ascii="Times New Roman" w:hAnsi="Times New Roman" w:cs="Times New Roman"/>
-          <w:b/>
-          <w:bCs/>
-          <w:lang w:val="tr-TR"/>
-        </w:rPr>
-        <w:t xml:space="preserve">Görsel:</w:t>
-      </w:r>
-      <w:r>
-        <w:rPr>
-          <w:rFonts w:ascii="Times New Roman" w:hAnsi="Times New Roman" w:cs="Times New Roman"/>
-          <w:lang w:val="tr-TR"/>
-        </w:rPr>
-        <w:t xml:space="preserve"> Bitkiden elektrik elde edilmesi</w:t>
+          <w:lang w:val="tr-TR"/>
+        </w:rPr>
+        <w:t xml:space="preserve">Bitkiden elektrik elde edilmesi</w:t>
       </w:r>
     </w:p>
     <w:p>
@@ -1602,18 +1593,9 @@
       <w:r>
         <w:rPr>
           <w:rFonts w:ascii="Times New Roman" w:hAnsi="Times New Roman" w:cs="Times New Roman"/>
-          <w:b/>
-          <w:bCs/>
-          <w:lang w:val="tr-TR"/>
-        </w:rPr>
-        <w:t xml:space="preserve">Görsel:</w:t>
-      </w:r>
-      <w:r>
-        <w:rPr>
-          <w:rFonts w:ascii="Times New Roman" w:hAnsi="Times New Roman" w:cs="Times New Roman"/>
-          <w:lang w:val="tr-TR"/>
-        </w:rPr>
-        <w:t xml:space="preserve"> Bakır(II) sülfat çözeltisindeki demir çivi</w:t>
+          <w:lang w:val="tr-TR"/>
+        </w:rPr>
+        <w:t xml:space="preserve">Bakır(II) sülfat çözeltisindeki demir çivi</w:t>
       </w:r>
     </w:p>
     <w:p>
@@ -7013,18 +6995,9 @@
       <w:r>
         <w:rPr>
           <w:rFonts w:ascii="Times New Roman" w:hAnsi="Times New Roman" w:cs="Times New Roman"/>
-          <w:b/>
-          <w:bCs/>
-          <w:lang w:val="tr-TR"/>
-        </w:rPr>
-        <w:t xml:space="preserve">Görsel E:</w:t>
-      </w:r>
-      <w:r>
-        <w:rPr>
-          <w:rFonts w:ascii="Times New Roman" w:hAnsi="Times New Roman" w:cs="Times New Roman"/>
-          <w:lang w:val="tr-TR"/>
-        </w:rPr>
-        <w:t xml:space="preserve"> Termit kaynağı</w:t>
+          <w:lang w:val="tr-TR"/>
+        </w:rPr>
+        <w:t xml:space="preserve">Termit kaynağı</w:t>
       </w:r>
     </w:p>
     <w:p>

--- a/Kim12-1-1-Redoks-Tepkimeleri.docx
+++ b/Kim12-1-1-Redoks-Tepkimeleri.docx
@@ -95,7 +95,7 @@
                 <w:rFonts w:ascii="Times New Roman" w:hAnsi="Times New Roman" w:cs="Times New Roman"/>
                 <w:lang w:val="tr-TR"/>
               </w:rPr>
-              <w:t xml:space="preserve">GÖRSEL ALANI</w:t>
+              <w:t xml:space="preserve">GÖRSEL ALANI (Shutterstock)</w:t>
             </w:r>
           </w:p>
           <w:p>
@@ -127,23 +127,7 @@
                 <w:rFonts w:ascii="Times New Roman" w:hAnsi="Times New Roman" w:cs="Times New Roman"/>
                 <w:lang w:val="tr-TR"/>
               </w:rPr>
-              <w:t xml:space="preserve">Shutterstock arama: “electric car charging battery city night”</w:t>
-            </w:r>
-          </w:p>
-          <w:p>
-            <w:pPr>
-              <w:jc w:val="both"/>
-              <w:rPr>
-                <w:rFonts w:ascii="Times New Roman" w:hAnsi="Times New Roman" w:cs="Times New Roman"/>
-                <w:lang w:val="tr-TR"/>
-              </w:rPr>
-            </w:pPr>
-            <w:r>
-              <w:rPr>
-                <w:rFonts w:ascii="Times New Roman" w:hAnsi="Times New Roman" w:cs="Times New Roman"/>
-                <w:lang w:val="tr-TR"/>
-              </w:rPr>
-              <w:t xml:space="preserve">Shutter ID: ……………</w:t>
+              <w:t xml:space="preserve">Shutter ID: 2551088649 (fotoğraf) — Electric car charging in urban parking lot at night</w:t>
             </w:r>
           </w:p>
         </w:tc>
@@ -801,23 +785,7 @@
                 <w:rFonts w:ascii="Times New Roman" w:hAnsi="Times New Roman" w:cs="Times New Roman"/>
                 <w:lang w:val="tr-TR"/>
               </w:rPr>
-              <w:t xml:space="preserve">Shutterstock arama: “white fireworks night sky reflection water”</w:t>
-            </w:r>
-          </w:p>
-          <w:p>
-            <w:pPr>
-              <w:jc w:val="both"/>
-              <w:rPr>
-                <w:rFonts w:ascii="Times New Roman" w:hAnsi="Times New Roman" w:cs="Times New Roman"/>
-                <w:lang w:val="tr-TR"/>
-              </w:rPr>
-            </w:pPr>
-            <w:r>
-              <w:rPr>
-                <w:rFonts w:ascii="Times New Roman" w:hAnsi="Times New Roman" w:cs="Times New Roman"/>
-                <w:lang w:val="tr-TR"/>
-              </w:rPr>
-              <w:t xml:space="preserve">Shutter ID: ……………</w:t>
+              <w:t xml:space="preserve">Shutter ID: 2819847141 (fotoğraf) — Single golden firework burst on black night sky</w:t>
             </w:r>
           </w:p>
         </w:tc>
@@ -1391,7 +1359,7 @@
                 <w:rFonts w:ascii="Times New Roman" w:hAnsi="Times New Roman" w:cs="Times New Roman"/>
                 <w:lang w:val="tr-TR"/>
               </w:rPr>
-              <w:t xml:space="preserve">GÖRSEL ALANI</w:t>
+              <w:t xml:space="preserve">GÖRSEL ALANI (Shutterstock)</w:t>
             </w:r>
           </w:p>
           <w:p>
@@ -1423,23 +1391,7 @@
                 <w:rFonts w:ascii="Times New Roman" w:hAnsi="Times New Roman" w:cs="Times New Roman"/>
                 <w:lang w:val="tr-TR"/>
               </w:rPr>
-              <w:t xml:space="preserve">Shutterstock arama: “plant microbial fuel cell electricity led”</w:t>
-            </w:r>
-          </w:p>
-          <w:p>
-            <w:pPr>
-              <w:jc w:val="both"/>
-              <w:rPr>
-                <w:rFonts w:ascii="Times New Roman" w:hAnsi="Times New Roman" w:cs="Times New Roman"/>
-                <w:lang w:val="tr-TR"/>
-              </w:rPr>
-            </w:pPr>
-            <w:r>
-              <w:rPr>
-                <w:rFonts w:ascii="Times New Roman" w:hAnsi="Times New Roman" w:cs="Times New Roman"/>
-                <w:lang w:val="tr-TR"/>
-              </w:rPr>
-              <w:t xml:space="preserve">Shutter ID: ……………</w:t>
+              <w:t xml:space="preserve">Shutter ID: 2614014509 (fotoğraf) — Electric light bulb containing a green plant (concept)</w:t>
             </w:r>
           </w:p>
         </w:tc>
@@ -1519,7 +1471,7 @@
                 <w:rFonts w:ascii="Times New Roman" w:hAnsi="Times New Roman" w:cs="Times New Roman"/>
                 <w:lang w:val="tr-TR"/>
               </w:rPr>
-              <w:t xml:space="preserve">GÖRSEL ALANI</w:t>
+              <w:t xml:space="preserve">GÖRSEL ALANI (Shutterstock)</w:t>
             </w:r>
           </w:p>
           <w:p>
@@ -1551,23 +1503,7 @@
                 <w:rFonts w:ascii="Times New Roman" w:hAnsi="Times New Roman" w:cs="Times New Roman"/>
                 <w:lang w:val="tr-TR"/>
               </w:rPr>
-              <w:t xml:space="preserve">Shutterstock arama: “iron nail copper sulfate solution reaction”</w:t>
-            </w:r>
-          </w:p>
-          <w:p>
-            <w:pPr>
-              <w:jc w:val="both"/>
-              <w:rPr>
-                <w:rFonts w:ascii="Times New Roman" w:hAnsi="Times New Roman" w:cs="Times New Roman"/>
-                <w:lang w:val="tr-TR"/>
-              </w:rPr>
-            </w:pPr>
-            <w:r>
-              <w:rPr>
-                <w:rFonts w:ascii="Times New Roman" w:hAnsi="Times New Roman" w:cs="Times New Roman"/>
-                <w:lang w:val="tr-TR"/>
-              </w:rPr>
-              <w:t xml:space="preserve">Shutter ID: ……………</w:t>
+              <w:t xml:space="preserve">Shutter ID: 2786394433 (fotoğraf) — Lab worker suspending an iron nail in copper sulfate solution with tweezers</w:t>
             </w:r>
           </w:p>
         </w:tc>
@@ -1990,7 +1926,7 @@
                 <w:rFonts w:ascii="Times New Roman" w:hAnsi="Times New Roman" w:cs="Times New Roman"/>
                 <w:lang w:val="tr-TR"/>
               </w:rPr>
-              <w:t xml:space="preserve">GÖRSEL ALANI</w:t>
+              <w:t xml:space="preserve">GÖRSEL ALANI (Shutterstock)</w:t>
             </w:r>
           </w:p>
           <w:p>
@@ -2022,23 +1958,7 @@
                 <w:rFonts w:ascii="Times New Roman" w:hAnsi="Times New Roman" w:cs="Times New Roman"/>
                 <w:lang w:val="tr-TR"/>
               </w:rPr>
-              <w:t xml:space="preserve">Shutterstock arama: “copper bazaar handmade copper pots”</w:t>
-            </w:r>
-          </w:p>
-          <w:p>
-            <w:pPr>
-              <w:jc w:val="both"/>
-              <w:rPr>
-                <w:rFonts w:ascii="Times New Roman" w:hAnsi="Times New Roman" w:cs="Times New Roman"/>
-                <w:lang w:val="tr-TR"/>
-              </w:rPr>
-            </w:pPr>
-            <w:r>
-              <w:rPr>
-                <w:rFonts w:ascii="Times New Roman" w:hAnsi="Times New Roman" w:cs="Times New Roman"/>
-                <w:lang w:val="tr-TR"/>
-              </w:rPr>
-              <w:t xml:space="preserve">Shutter ID: ……………</w:t>
+              <w:t xml:space="preserve">Shutter ID: 2664011831 (fotoğraf) — Copper coffee pots with traditional Turkish decoration</w:t>
             </w:r>
           </w:p>
         </w:tc>
@@ -2111,7 +2031,7 @@
                 <w:rFonts w:ascii="Times New Roman" w:hAnsi="Times New Roman" w:cs="Times New Roman"/>
                 <w:lang w:val="tr-TR"/>
               </w:rPr>
-              <w:t xml:space="preserve">GÖRSEL ALANI</w:t>
+              <w:t xml:space="preserve">GÖRSEL ALANI (Shutterstock)</w:t>
             </w:r>
           </w:p>
           <w:p>
@@ -2143,23 +2063,7 @@
                 <w:rFonts w:ascii="Times New Roman" w:hAnsi="Times New Roman" w:cs="Times New Roman"/>
                 <w:lang w:val="tr-TR"/>
               </w:rPr>
-              <w:t xml:space="preserve">Shutterstock arama: “magnesium ribbon burning bright white flame”</w:t>
-            </w:r>
-          </w:p>
-          <w:p>
-            <w:pPr>
-              <w:jc w:val="both"/>
-              <w:rPr>
-                <w:rFonts w:ascii="Times New Roman" w:hAnsi="Times New Roman" w:cs="Times New Roman"/>
-                <w:lang w:val="tr-TR"/>
-              </w:rPr>
-            </w:pPr>
-            <w:r>
-              <w:rPr>
-                <w:rFonts w:ascii="Times New Roman" w:hAnsi="Times New Roman" w:cs="Times New Roman"/>
-                <w:lang w:val="tr-TR"/>
-              </w:rPr>
-              <w:t xml:space="preserve">Shutter ID: ……………</w:t>
+              <w:t xml:space="preserve">Shutter ID: 1301157493 (fotoğraf) — Magnesium burns with bright white flame</w:t>
             </w:r>
           </w:p>
         </w:tc>
@@ -5814,7 +5718,7 @@
                 <w:rFonts w:ascii="Times New Roman" w:hAnsi="Times New Roman" w:cs="Times New Roman"/>
                 <w:lang w:val="tr-TR"/>
               </w:rPr>
-              <w:t xml:space="preserve">GÖRSEL ALANI</w:t>
+              <w:t xml:space="preserve">GÖRSEL ALANI (Shutterstock)</w:t>
             </w:r>
           </w:p>
           <w:p>
@@ -5846,23 +5750,7 @@
                 <w:rFonts w:ascii="Times New Roman" w:hAnsi="Times New Roman" w:cs="Times New Roman"/>
                 <w:lang w:val="tr-TR"/>
               </w:rPr>
-              <w:t xml:space="preserve">Shutterstock arama: “rusty iron chain padlock bolts”</w:t>
-            </w:r>
-          </w:p>
-          <w:p>
-            <w:pPr>
-              <w:jc w:val="both"/>
-              <w:rPr>
-                <w:rFonts w:ascii="Times New Roman" w:hAnsi="Times New Roman" w:cs="Times New Roman"/>
-                <w:lang w:val="tr-TR"/>
-              </w:rPr>
-            </w:pPr>
-            <w:r>
-              <w:rPr>
-                <w:rFonts w:ascii="Times New Roman" w:hAnsi="Times New Roman" w:cs="Times New Roman"/>
-                <w:lang w:val="tr-TR"/>
-              </w:rPr>
-              <w:t xml:space="preserve">Shutter ID: ……………</w:t>
+              <w:t xml:space="preserve">Shutter ID: 2837328711 (fotoğraf) — A rusty padlock and rusty metal chain</w:t>
             </w:r>
           </w:p>
         </w:tc>
@@ -6921,7 +6809,7 @@
                 <w:rFonts w:ascii="Times New Roman" w:hAnsi="Times New Roman" w:cs="Times New Roman"/>
                 <w:lang w:val="tr-TR"/>
               </w:rPr>
-              <w:t xml:space="preserve">GÖRSEL ALANI</w:t>
+              <w:t xml:space="preserve">GÖRSEL ALANI (Shutterstock)</w:t>
             </w:r>
           </w:p>
           <w:p>
@@ -6953,23 +6841,7 @@
                 <w:rFonts w:ascii="Times New Roman" w:hAnsi="Times New Roman" w:cs="Times New Roman"/>
                 <w:lang w:val="tr-TR"/>
               </w:rPr>
-              <w:t xml:space="preserve">Shutterstock arama: “thermite welding railway rails”</w:t>
-            </w:r>
-          </w:p>
-          <w:p>
-            <w:pPr>
-              <w:jc w:val="both"/>
-              <w:rPr>
-                <w:rFonts w:ascii="Times New Roman" w:hAnsi="Times New Roman" w:cs="Times New Roman"/>
-                <w:lang w:val="tr-TR"/>
-              </w:rPr>
-            </w:pPr>
-            <w:r>
-              <w:rPr>
-                <w:rFonts w:ascii="Times New Roman" w:hAnsi="Times New Roman" w:cs="Times New Roman"/>
-                <w:lang w:val="tr-TR"/>
-              </w:rPr>
-              <w:t xml:space="preserve">Shutter ID: ……………</w:t>
+              <w:t xml:space="preserve">Shutter ID: 2711259847 (fotoğraf) — Thermite welding on a railway track</w:t>
             </w:r>
           </w:p>
         </w:tc>

--- a/Kim12-1-1-Redoks-Tepkimeleri.docx
+++ b/Kim12-1-1-Redoks-Tepkimeleri.docx
@@ -4564,13 +4564,13 @@
           <w:rFonts w:ascii="Times New Roman" w:hAnsi="Times New Roman" w:cs="Times New Roman"/>
           <w:lang w:val="tr-TR"/>
         </w:rPr>
-        <w:t xml:space="preserve">Analiz ve Keşif Atölyesi 1.1.’de bakır(II) nitrat çözeltisine daldırılan çinko şeridin yüzeyinde kızıl kahverengi bir katı biriktiğini, çözeltinin mavi renginin ise zamanla açıldığını gözlemlediniz. Kızıl kahverengi katı metalik bakırdır. Çözeltinin mavi rengi bakır(II) iyonlarından kaynaklandığı için rengin açılması, çözeltideki Cu</w:t>
-      </w:r>
-      <w:r>
-        <w:rPr>
-          <w:rFonts w:ascii="Times New Roman" w:hAnsi="Times New Roman" w:cs="Times New Roman"/>
+        <w:t xml:space="preserve">Bakır(II) sülfat çözeltisine daldırılan bir demir çivinin yüzeyi kızıl kahverengi bir tabakayla kaplanır, çözeltinin mavi rengi ise zamanla açılır. Kızıl kahverengi katı metalik bakırdır. Çözeltinin mavi rengi bakır(II) iyonlarından kaynaklandığı için rengin açılması, çözeltideki Cu</w:t>
+      </w:r>
+      <w:r>
+        <w:rPr>
+          <w:rFonts w:ascii="Times New Roman" w:hAnsi="Times New Roman" w:cs="Times New Roman"/>
+          <w:lang w:val="tr-TR"/>
           <w:vertAlign w:val="superscript"/>
-          <w:lang w:val="tr-TR"/>
         </w:rPr>
         <w:t xml:space="preserve">2+</w:t>
       </w:r>
@@ -4579,13 +4579,13 @@
           <w:rFonts w:ascii="Times New Roman" w:hAnsi="Times New Roman" w:cs="Times New Roman"/>
           <w:lang w:val="tr-TR"/>
         </w:rPr>
-        <w:t xml:space="preserve"> iyonlarının sayısının azaldığını gösterir. Çinko şeridin aşınması ve kütlesinin azalması ise çinko atomlarının iyon hâline geçerek çözeltiye karıştığı sonucuna ulaşmayı sağlar. Bu gözlemler, tepkime sırasında çinko atomlarının elektron vererek Zn</w:t>
-      </w:r>
-      <w:r>
-        <w:rPr>
-          <w:rFonts w:ascii="Times New Roman" w:hAnsi="Times New Roman" w:cs="Times New Roman"/>
+        <w:t xml:space="preserve"> iyonlarının sayısının azaldığını gösterir. Çivinin aşınması ise demir atomlarının iyon hâline geçerek çözeltiye karıştığını gösterir. Bu gözlemler, tepkime sırasında demir atomlarının elektron vererek Fe</w:t>
+      </w:r>
+      <w:r>
+        <w:rPr>
+          <w:rFonts w:ascii="Times New Roman" w:hAnsi="Times New Roman" w:cs="Times New Roman"/>
+          <w:lang w:val="tr-TR"/>
           <w:vertAlign w:val="superscript"/>
-          <w:lang w:val="tr-TR"/>
         </w:rPr>
         <w:t xml:space="preserve">2+</w:t>
       </w:r>
@@ -4599,8 +4599,8 @@
       <w:r>
         <w:rPr>
           <w:rFonts w:ascii="Times New Roman" w:hAnsi="Times New Roman" w:cs="Times New Roman"/>
+          <w:lang w:val="tr-TR"/>
           <w:vertAlign w:val="superscript"/>
-          <w:lang w:val="tr-TR"/>
         </w:rPr>
         <w:t xml:space="preserve">2+</w:t>
       </w:r>
@@ -4609,7 +4609,7 @@
           <w:rFonts w:ascii="Times New Roman" w:hAnsi="Times New Roman" w:cs="Times New Roman"/>
           <w:lang w:val="tr-TR"/>
         </w:rPr>
-        <w:t xml:space="preserve"> iyonlarının ise bu elektronları alarak bakır atomlarına dönüştüğü ile açıklanabilir (Görsel C).</w:t>
+        <w:t xml:space="preserve"> iyonlarının ise bu elektronları alarak bakır atomlarına dönüşmesiyle açıklanabilir (Görsel C).</w:t>
       </w:r>
     </w:p>
     <w:p xmlns:a="http://schemas.openxmlformats.org/drawingml/2006/main" xmlns:pic="http://schemas.openxmlformats.org/drawingml/2006/picture">
@@ -4623,8 +4623,8 @@
       <w:r>
         <w:drawing>
           <wp:inline distT="0" distB="0" distL="0" distR="0">
-            <wp:extent cx="5760000" cy="1856955"/>
-            <wp:docPr id="900007" name="Grafik 900007" descr="Zn ve Cu2+ tepkimesinin süreç aşamalı tanecik modeli"/>
+            <wp:extent cx="5760000" cy="1996800"/>
+            <wp:docPr id="900007" name="Grafik 900007" descr="Fe ve Cu2+ tepkimesinin süreç aşamalı tanecik modeli"/>
             <wp:cNvGraphicFramePr>
               <a:graphicFrameLocks noChangeAspect="1"/>
             </wp:cNvGraphicFramePr>
@@ -4644,7 +4644,7 @@
                   <pic:spPr>
                     <a:xfrm>
                       <a:off x="0" y="0"/>
-                      <a:ext cx="5760000" cy="1856955"/>
+                      <a:ext cx="5760000" cy="1996800"/>
                     </a:xfrm>
                     <a:prstGeom prst="rect">
                       <a:avLst/>
@@ -4667,35 +4667,50 @@
       </w:pPr>
       <w:r>
         <w:rPr>
+          <w:b/>
+          <w:rFonts w:ascii="Times New Roman" w:hAnsi="Times New Roman" w:cs="Times New Roman"/>
+          <w:lang w:val="tr-TR"/>
+        </w:rPr>
+        <w:t xml:space="preserve">Görsel C:</w:t>
+      </w:r>
+      <w:r>
+        <w:rPr>
+          <w:rFonts w:ascii="Times New Roman" w:hAnsi="Times New Roman" w:cs="Times New Roman"/>
+          <w:lang w:val="tr-TR"/>
+        </w:rPr>
+        <w:t xml:space="preserve"> Demir ile bakır(II) iyonları arasındaki tepkimenin süreç aşamalı tanecik modeli</w:t>
+      </w:r>
+    </w:p>
+    <w:p>
+      <w:pPr>
+        <w:jc w:val="both"/>
+        <w:rPr>
+          <w:rFonts w:ascii="Times New Roman" w:hAnsi="Times New Roman" w:cs="Times New Roman"/>
+          <w:lang w:val="tr-TR"/>
+        </w:rPr>
+      </w:pPr>
+      <w:r>
+        <w:rPr>
+          <w:rFonts w:ascii="Times New Roman" w:hAnsi="Times New Roman" w:cs="Times New Roman"/>
+          <w:lang w:val="tr-TR"/>
+        </w:rPr>
+        <w:t xml:space="preserve">Bir taneciğin elektron vermesine </w:t>
+      </w:r>
+      <w:r>
+        <w:rPr>
           <w:rFonts w:ascii="Times New Roman" w:hAnsi="Times New Roman" w:cs="Times New Roman"/>
           <w:b/>
           <w:bCs/>
           <w:lang w:val="tr-TR"/>
         </w:rPr>
-        <w:t xml:space="preserve">Görsel C:</w:t>
-      </w:r>
-      <w:r>
-        <w:rPr>
-          <w:rFonts w:ascii="Times New Roman" w:hAnsi="Times New Roman" w:cs="Times New Roman"/>
-          <w:lang w:val="tr-TR"/>
-        </w:rPr>
-        <w:t xml:space="preserve"> Çinko metali ile bakır(II) iyonları arasındaki tepkimenin süreç aşamalı tanecik modeli</w:t>
-      </w:r>
-    </w:p>
-    <w:p>
-      <w:pPr>
-        <w:jc w:val="both"/>
-        <w:rPr>
-          <w:rFonts w:ascii="Times New Roman" w:hAnsi="Times New Roman" w:cs="Times New Roman"/>
-          <w:lang w:val="tr-TR"/>
-        </w:rPr>
-      </w:pPr>
-      <w:r>
-        <w:rPr>
-          <w:rFonts w:ascii="Times New Roman" w:hAnsi="Times New Roman" w:cs="Times New Roman"/>
-          <w:lang w:val="tr-TR"/>
-        </w:rPr>
-        <w:t xml:space="preserve">Bir taneciğin elektron vermesine </w:t>
+        <w:t xml:space="preserve">yükseltgenme</w:t>
+      </w:r>
+      <w:r>
+        <w:rPr>
+          <w:rFonts w:ascii="Times New Roman" w:hAnsi="Times New Roman" w:cs="Times New Roman"/>
+          <w:lang w:val="tr-TR"/>
+        </w:rPr>
+        <w:t xml:space="preserve">, elektron almasına </w:t>
       </w:r>
       <w:r>
         <w:rPr>
@@ -4704,14 +4719,14 @@
           <w:bCs/>
           <w:lang w:val="tr-TR"/>
         </w:rPr>
-        <w:t xml:space="preserve">yükseltgenme</w:t>
-      </w:r>
-      <w:r>
-        <w:rPr>
-          <w:rFonts w:ascii="Times New Roman" w:hAnsi="Times New Roman" w:cs="Times New Roman"/>
-          <w:lang w:val="tr-TR"/>
-        </w:rPr>
-        <w:t xml:space="preserve">, elektron almasına </w:t>
+        <w:t xml:space="preserve">indirgenme</w:t>
+      </w:r>
+      <w:r>
+        <w:rPr>
+          <w:rFonts w:ascii="Times New Roman" w:hAnsi="Times New Roman" w:cs="Times New Roman"/>
+          <w:lang w:val="tr-TR"/>
+        </w:rPr>
+        <w:t xml:space="preserve"> denir. Demir ile bakır(II) iyonları arasındaki tepkimede gerçekleşen bu iki değişim, elektronlar gösterilerek ayrı ayrı yazılabilir. Yalnızca yükseltgenmeyi ya da yalnızca indirgenmeyi gösteren bu denklemlere </w:t>
       </w:r>
       <w:r>
         <w:rPr>
@@ -4720,30 +4735,275 @@
           <w:bCs/>
           <w:lang w:val="tr-TR"/>
         </w:rPr>
-        <w:t xml:space="preserve">indirgenme</w:t>
-      </w:r>
-      <w:r>
-        <w:rPr>
-          <w:rFonts w:ascii="Times New Roman" w:hAnsi="Times New Roman" w:cs="Times New Roman"/>
-          <w:lang w:val="tr-TR"/>
-        </w:rPr>
-        <w:t xml:space="preserve"> denir. Çinko şerit ile bakır(II) nitrat çözeltisi arasındaki tepkimede gerçekleşen bu iki değişim, elektronlar gösterilerek ayrı ayrı yazılabilir. Yalnızca yükseltgenmeyi ya da yalnızca indirgenmeyi gösteren bu denklemlere </w:t>
-      </w:r>
-      <w:r>
-        <w:rPr>
-          <w:rFonts w:ascii="Times New Roman" w:hAnsi="Times New Roman" w:cs="Times New Roman"/>
+        <w:t xml:space="preserve">yarı tepkime</w:t>
+      </w:r>
+      <w:r>
+        <w:rPr>
+          <w:rFonts w:ascii="Times New Roman" w:hAnsi="Times New Roman" w:cs="Times New Roman"/>
+          <w:lang w:val="tr-TR"/>
+        </w:rPr>
+        <w:t xml:space="preserve"> denklemleri denir:</w:t>
+      </w:r>
+    </w:p>
+    <w:p>
+      <w:pPr>
+        <w:jc w:val="center"/>
+        <w:rPr>
+          <w:rFonts w:ascii="Times New Roman" w:hAnsi="Times New Roman" w:cs="Times New Roman"/>
+          <w:lang w:val="tr-TR"/>
+        </w:rPr>
+      </w:pPr>
+      <w:r>
+        <w:rPr>
+          <w:rFonts w:ascii="Times New Roman" w:hAnsi="Times New Roman" w:cs="Times New Roman"/>
+          <w:lang w:val="tr-TR"/>
+        </w:rPr>
+        <w:t xml:space="preserve">Yükseltgenme yarı tepkimesi:     Fe(k) → Fe</w:t>
+      </w:r>
+      <w:r>
+        <w:rPr>
+          <w:rFonts w:ascii="Times New Roman" w:hAnsi="Times New Roman" w:cs="Times New Roman"/>
+          <w:vertAlign w:val="superscript"/>
+          <w:lang w:val="tr-TR"/>
+        </w:rPr>
+        <w:t xml:space="preserve">2+</w:t>
+      </w:r>
+      <w:r>
+        <w:rPr>
+          <w:rFonts w:ascii="Times New Roman" w:hAnsi="Times New Roman" w:cs="Times New Roman"/>
+          <w:lang w:val="tr-TR"/>
+        </w:rPr>
+        <w:t xml:space="preserve">(suda) + 2e</w:t>
+      </w:r>
+      <w:r>
+        <w:rPr>
+          <w:rFonts w:ascii="Times New Roman" w:hAnsi="Times New Roman" w:cs="Times New Roman"/>
+          <w:vertAlign w:val="superscript"/>
+          <w:lang w:val="tr-TR"/>
+        </w:rPr>
+        <w:t xml:space="preserve">−</w:t>
+      </w:r>
+    </w:p>
+    <w:p>
+      <w:pPr>
+        <w:jc w:val="center"/>
+        <w:rPr>
+          <w:rFonts w:ascii="Times New Roman" w:hAnsi="Times New Roman" w:cs="Times New Roman"/>
+          <w:lang w:val="tr-TR"/>
+        </w:rPr>
+      </w:pPr>
+      <w:r>
+        <w:rPr>
+          <w:rFonts w:ascii="Times New Roman" w:hAnsi="Times New Roman" w:cs="Times New Roman"/>
+          <w:lang w:val="tr-TR"/>
+        </w:rPr>
+        <w:t xml:space="preserve">İndirgenme yarı tepkimesi:     Cu</w:t>
+      </w:r>
+      <w:r>
+        <w:rPr>
+          <w:rFonts w:ascii="Times New Roman" w:hAnsi="Times New Roman" w:cs="Times New Roman"/>
+          <w:vertAlign w:val="superscript"/>
+          <w:lang w:val="tr-TR"/>
+        </w:rPr>
+        <w:t xml:space="preserve">2+</w:t>
+      </w:r>
+      <w:r>
+        <w:rPr>
+          <w:rFonts w:ascii="Times New Roman" w:hAnsi="Times New Roman" w:cs="Times New Roman"/>
+          <w:lang w:val="tr-TR"/>
+        </w:rPr>
+        <w:t xml:space="preserve">(suda) + 2e</w:t>
+      </w:r>
+      <w:r>
+        <w:rPr>
+          <w:rFonts w:ascii="Times New Roman" w:hAnsi="Times New Roman" w:cs="Times New Roman"/>
+          <w:vertAlign w:val="superscript"/>
+          <w:lang w:val="tr-TR"/>
+        </w:rPr>
+        <w:t xml:space="preserve">−</w:t>
+      </w:r>
+      <w:r>
+        <w:rPr>
+          <w:rFonts w:ascii="Times New Roman" w:hAnsi="Times New Roman" w:cs="Times New Roman"/>
+          <w:lang w:val="tr-TR"/>
+        </w:rPr>
+        <w:t xml:space="preserve"> → Cu(k)</w:t>
+      </w:r>
+    </w:p>
+    <w:p>
+      <w:pPr>
+        <w:jc w:val="center"/>
+        <w:rPr>
+          <w:rFonts w:ascii="Times New Roman" w:hAnsi="Times New Roman" w:cs="Times New Roman"/>
+          <w:lang w:val="tr-TR"/>
+        </w:rPr>
+      </w:pPr>
+      <w:r>
+        <w:rPr>
+          <w:rFonts w:ascii="Times New Roman" w:hAnsi="Times New Roman" w:cs="Times New Roman"/>
+          <w:lang w:val="tr-TR"/>
+        </w:rPr>
+        <w:t xml:space="preserve">Net tepkime:     Fe(k) + Cu</w:t>
+      </w:r>
+      <w:r>
+        <w:rPr>
+          <w:rFonts w:ascii="Times New Roman" w:hAnsi="Times New Roman" w:cs="Times New Roman"/>
+          <w:vertAlign w:val="superscript"/>
+          <w:lang w:val="tr-TR"/>
+        </w:rPr>
+        <w:t xml:space="preserve">2+</w:t>
+      </w:r>
+      <w:r>
+        <w:rPr>
+          <w:rFonts w:ascii="Times New Roman" w:hAnsi="Times New Roman" w:cs="Times New Roman"/>
+          <w:lang w:val="tr-TR"/>
+        </w:rPr>
+        <w:t xml:space="preserve">(suda) → Fe</w:t>
+      </w:r>
+      <w:r>
+        <w:rPr>
+          <w:rFonts w:ascii="Times New Roman" w:hAnsi="Times New Roman" w:cs="Times New Roman"/>
+          <w:vertAlign w:val="superscript"/>
+          <w:lang w:val="tr-TR"/>
+        </w:rPr>
+        <w:t xml:space="preserve">2+</w:t>
+      </w:r>
+      <w:r>
+        <w:rPr>
+          <w:rFonts w:ascii="Times New Roman" w:hAnsi="Times New Roman" w:cs="Times New Roman"/>
+          <w:lang w:val="tr-TR"/>
+        </w:rPr>
+        <w:t xml:space="preserve">(suda) + Cu(k)</w:t>
+      </w:r>
+    </w:p>
+    <w:p>
+      <w:pPr>
+        <w:jc w:val="both"/>
+        <w:rPr>
+          <w:rFonts w:ascii="Times New Roman" w:hAnsi="Times New Roman" w:cs="Times New Roman"/>
+          <w:lang w:val="tr-TR"/>
+        </w:rPr>
+      </w:pPr>
+      <w:r>
+        <w:rPr>
+          <w:rFonts w:ascii="Times New Roman" w:hAnsi="Times New Roman" w:cs="Times New Roman"/>
+          <w:lang w:val="tr-TR"/>
+        </w:rPr>
+        <w:t xml:space="preserve">Bir tanecik elektron verdiğinde bu elektronları alan başka bir tanecik bulunmalıdır. Bu nedenle yükseltgenme ve indirgenme her zaman birlikte gerçekleşir. Elektron alışverişiyle gerçekleşen bu tür tepkimelere </w:t>
+      </w:r>
+      <w:r>
+        <w:rPr>
           <w:b/>
-          <w:bCs/>
-          <w:lang w:val="tr-TR"/>
-        </w:rPr>
-        <w:t xml:space="preserve">yarı tepkime</w:t>
-      </w:r>
-      <w:r>
-        <w:rPr>
-          <w:rFonts w:ascii="Times New Roman" w:hAnsi="Times New Roman" w:cs="Times New Roman"/>
-          <w:lang w:val="tr-TR"/>
-        </w:rPr>
-        <w:t xml:space="preserve"> denklemleri denir:</w:t>
+          <w:rFonts w:ascii="Times New Roman" w:hAnsi="Times New Roman" w:cs="Times New Roman"/>
+          <w:lang w:val="tr-TR"/>
+        </w:rPr>
+        <w:t xml:space="preserve">indirgenme-yükseltgenme tepkimeleri</w:t>
+      </w:r>
+      <w:r>
+        <w:rPr>
+          <w:rFonts w:ascii="Times New Roman" w:hAnsi="Times New Roman" w:cs="Times New Roman"/>
+          <w:lang w:val="tr-TR"/>
+        </w:rPr>
+        <w:t xml:space="preserve"> ya da kısaca </w:t>
+      </w:r>
+      <w:r>
+        <w:rPr>
+          <w:b/>
+          <w:rFonts w:ascii="Times New Roman" w:hAnsi="Times New Roman" w:cs="Times New Roman"/>
+          <w:lang w:val="tr-TR"/>
+        </w:rPr>
+        <w:t xml:space="preserve">redoks tepkimeleri</w:t>
+      </w:r>
+      <w:r>
+        <w:rPr>
+          <w:rFonts w:ascii="Times New Roman" w:hAnsi="Times New Roman" w:cs="Times New Roman"/>
+          <w:lang w:val="tr-TR"/>
+        </w:rPr>
+        <w:t xml:space="preserve"> denir. Tepkimede kendisi yükseltgenerek karşısındaki taneciğin indirgenmesine neden olan maddeye </w:t>
+      </w:r>
+      <w:r>
+        <w:rPr>
+          <w:b/>
+          <w:rFonts w:ascii="Times New Roman" w:hAnsi="Times New Roman" w:cs="Times New Roman"/>
+          <w:lang w:val="tr-TR"/>
+        </w:rPr>
+        <w:t xml:space="preserve">indirgen</w:t>
+      </w:r>
+      <w:r>
+        <w:rPr>
+          <w:rFonts w:ascii="Times New Roman" w:hAnsi="Times New Roman" w:cs="Times New Roman"/>
+          <w:lang w:val="tr-TR"/>
+        </w:rPr>
+        <w:t xml:space="preserve">, kendisi indirgenerek karşısındaki taneciğin yükseltgenmesine neden olan maddeye ise </w:t>
+      </w:r>
+      <w:r>
+        <w:rPr>
+          <w:b/>
+          <w:rFonts w:ascii="Times New Roman" w:hAnsi="Times New Roman" w:cs="Times New Roman"/>
+          <w:lang w:val="tr-TR"/>
+        </w:rPr>
+        <w:t xml:space="preserve">yükseltgen</w:t>
+      </w:r>
+      <w:r>
+        <w:rPr>
+          <w:rFonts w:ascii="Times New Roman" w:hAnsi="Times New Roman" w:cs="Times New Roman"/>
+          <w:lang w:val="tr-TR"/>
+        </w:rPr>
+        <w:t xml:space="preserve"> denir. Buna göre yukarıdaki tepkimede Fe indirgen, Cu</w:t>
+      </w:r>
+      <w:r>
+        <w:rPr>
+          <w:rFonts w:ascii="Times New Roman" w:hAnsi="Times New Roman" w:cs="Times New Roman"/>
+          <w:lang w:val="tr-TR"/>
+          <w:vertAlign w:val="superscript"/>
+        </w:rPr>
+        <w:t xml:space="preserve">2+</w:t>
+      </w:r>
+      <w:r>
+        <w:rPr>
+          <w:rFonts w:ascii="Times New Roman" w:hAnsi="Times New Roman" w:cs="Times New Roman"/>
+          <w:lang w:val="tr-TR"/>
+        </w:rPr>
+        <w:t xml:space="preserve"> iyonu ise yükseltgendir. Çözeltide bulunan SO</w:t>
+      </w:r>
+      <w:r>
+        <w:rPr>
+          <w:rFonts w:ascii="Times New Roman" w:hAnsi="Times New Roman" w:cs="Times New Roman"/>
+          <w:lang w:val="tr-TR"/>
+          <w:vertAlign w:val="subscript"/>
+        </w:rPr>
+        <w:t xml:space="preserve">4</w:t>
+      </w:r>
+      <w:r>
+        <w:rPr>
+          <w:rFonts w:ascii="Times New Roman" w:hAnsi="Times New Roman" w:cs="Times New Roman"/>
+          <w:lang w:val="tr-TR"/>
+          <w:vertAlign w:val="superscript"/>
+        </w:rPr>
+        <w:t xml:space="preserve">2−</w:t>
+      </w:r>
+      <w:r>
+        <w:rPr>
+          <w:rFonts w:ascii="Times New Roman" w:hAnsi="Times New Roman" w:cs="Times New Roman"/>
+          <w:lang w:val="tr-TR"/>
+        </w:rPr>
+        <w:t xml:space="preserve"> iyonları tepkime boyunca değişmediği için seyirci iyonlardır ve net tepkime denkleminde yazılmaz.</w:t>
+      </w:r>
+    </w:p>
+    <w:p>
+      <w:pPr>
+        <w:jc w:val="both"/>
+        <w:rPr>
+          <w:rFonts w:ascii="Times New Roman" w:hAnsi="Times New Roman" w:cs="Times New Roman"/>
+          <w:lang w:val="tr-TR"/>
+        </w:rPr>
+      </w:pPr>
+      <w:r>
+        <w:rPr>
+          <w:rFonts w:ascii="Times New Roman" w:hAnsi="Times New Roman" w:cs="Times New Roman"/>
+          <w:lang w:val="tr-TR"/>
+        </w:rPr>
+        <w:t xml:space="preserve">Bazı redoks tepkimelerinde bir taneciğin verdiği elektron sayısı ile diğer taneciğin aldığı elektron sayısı farklıdır. Örneğin gümüş nitrat çözeltisine daldırılan bir çinko levhanın yüzeyinde gri renkli gümüş kristalleri oluşur. Bu tepkimede her çinko atomu iki elektron verirken her gümüş iyonu yalnızca bir elektron alır. Bu nedenle alınan ve verilen elektron sayılarının eşit olması için gümüş iyonunun indirgenme yarı tepkimesinin 2 ile çarpılması gerekir:</w:t>
       </w:r>
     </w:p>
     <w:p>
@@ -4759,7 +5019,7 @@
           <w:rFonts w:ascii="Times New Roman" w:hAnsi="Times New Roman" w:cs="Times New Roman"/>
           <w:lang w:val="tr-TR"/>
         </w:rPr>
-        <w:t xml:space="preserve">Yükseltgenme yarı tepkimesi:     Zn(k) → Zn</w:t>
+        <w:t xml:space="preserve">Zn(k) → Zn</w:t>
       </w:r>
       <w:r>
         <w:rPr>
@@ -4798,7 +5058,7 @@
           <w:rFonts w:ascii="Times New Roman" w:hAnsi="Times New Roman" w:cs="Times New Roman"/>
           <w:lang w:val="tr-TR"/>
         </w:rPr>
-        <w:t xml:space="preserve">İndirgenme yarı tepkimesi:     Cu</w:t>
+        <w:t xml:space="preserve">2Ag</w:t>
       </w:r>
       <w:r>
         <w:rPr>
@@ -4806,6 +5066,67 @@
           <w:vertAlign w:val="superscript"/>
           <w:lang w:val="tr-TR"/>
         </w:rPr>
+        <w:t xml:space="preserve">+</w:t>
+      </w:r>
+      <w:r>
+        <w:rPr>
+          <w:rFonts w:ascii="Times New Roman" w:hAnsi="Times New Roman" w:cs="Times New Roman"/>
+          <w:lang w:val="tr-TR"/>
+        </w:rPr>
+        <w:t xml:space="preserve">(suda) + 2e</w:t>
+      </w:r>
+      <w:r>
+        <w:rPr>
+          <w:rFonts w:ascii="Times New Roman" w:hAnsi="Times New Roman" w:cs="Times New Roman"/>
+          <w:vertAlign w:val="superscript"/>
+          <w:lang w:val="tr-TR"/>
+        </w:rPr>
+        <w:t xml:space="preserve">−</w:t>
+      </w:r>
+      <w:r>
+        <w:rPr>
+          <w:rFonts w:ascii="Times New Roman" w:hAnsi="Times New Roman" w:cs="Times New Roman"/>
+          <w:lang w:val="tr-TR"/>
+        </w:rPr>
+        <w:t xml:space="preserve"> → 2Ag(k)</w:t>
+      </w:r>
+    </w:p>
+    <w:p>
+      <w:pPr>
+        <w:jc w:val="center"/>
+        <w:rPr>
+          <w:rFonts w:ascii="Times New Roman" w:hAnsi="Times New Roman" w:cs="Times New Roman"/>
+          <w:lang w:val="tr-TR"/>
+        </w:rPr>
+      </w:pPr>
+      <w:r>
+        <w:rPr>
+          <w:rFonts w:ascii="Times New Roman" w:hAnsi="Times New Roman" w:cs="Times New Roman"/>
+          <w:lang w:val="tr-TR"/>
+        </w:rPr>
+        <w:t xml:space="preserve">Zn(k) + 2Ag</w:t>
+      </w:r>
+      <w:r>
+        <w:rPr>
+          <w:rFonts w:ascii="Times New Roman" w:hAnsi="Times New Roman" w:cs="Times New Roman"/>
+          <w:vertAlign w:val="superscript"/>
+          <w:lang w:val="tr-TR"/>
+        </w:rPr>
+        <w:t xml:space="preserve">+</w:t>
+      </w:r>
+      <w:r>
+        <w:rPr>
+          <w:rFonts w:ascii="Times New Roman" w:hAnsi="Times New Roman" w:cs="Times New Roman"/>
+          <w:lang w:val="tr-TR"/>
+        </w:rPr>
+        <w:t xml:space="preserve">(suda) → Zn</w:t>
+      </w:r>
+      <w:r>
+        <w:rPr>
+          <w:rFonts w:ascii="Times New Roman" w:hAnsi="Times New Roman" w:cs="Times New Roman"/>
+          <w:vertAlign w:val="superscript"/>
+          <w:lang w:val="tr-TR"/>
+        </w:rPr>
         <w:t xml:space="preserve">2+</w:t>
       </w:r>
       <w:r>
@@ -4813,6 +5134,129 @@
           <w:rFonts w:ascii="Times New Roman" w:hAnsi="Times New Roman" w:cs="Times New Roman"/>
           <w:lang w:val="tr-TR"/>
         </w:rPr>
+        <w:t xml:space="preserve">(suda) + 2Ag(k)</w:t>
+      </w:r>
+    </w:p>
+    <w:p>
+      <w:pPr>
+        <w:jc w:val="both"/>
+        <w:rPr>
+          <w:rFonts w:ascii="Times New Roman" w:hAnsi="Times New Roman" w:cs="Times New Roman"/>
+          <w:lang w:val="tr-TR"/>
+        </w:rPr>
+      </w:pPr>
+      <w:r>
+        <w:rPr>
+          <w:rFonts w:ascii="Times New Roman" w:hAnsi="Times New Roman" w:cs="Times New Roman"/>
+          <w:lang w:val="tr-TR"/>
+        </w:rPr>
+        <w:t xml:space="preserve">Yarı tepkimeler toplanırken elektronlar denklemin iki tarafından sadeleşir. Denkleştirilmiş bir redoks tepkimesinde atom sayılarının yanı sıra denklemin iki tarafındaki toplam yükler de eşit olmalıdır. Örneğin son denklemde girenlerin toplam yükü 2·(+1) = +2, ürünlerin toplam yükü de +2’dir. Buradan, redoks tepkimelerinin denkleştirilmesinde yük denkliğinin ancak verilen ve alınan elektron sayılarının eşitlenmesiyle sağlanabileceği sonucuna ulaşılabilir.</w:t>
+      </w:r>
+    </w:p>
+    <w:p>
+      <w:pPr>
+        <w:jc w:val="both"/>
+        <w:rPr>
+          <w:rFonts w:ascii="Times New Roman" w:hAnsi="Times New Roman" w:cs="Times New Roman"/>
+          <w:lang w:val="tr-TR"/>
+        </w:rPr>
+      </w:pPr>
+      <w:r>
+        <w:rPr>
+          <w:rFonts w:ascii="Times New Roman" w:hAnsi="Times New Roman" w:cs="Times New Roman"/>
+          <w:lang w:val="tr-TR"/>
+        </w:rPr>
+        <w:t xml:space="preserve">Metallerin seyreltik asitlerle ve oksijenle verdiği tepkimeler de elektron alışverişiyle açıklanır. Örneğin demir bir musluğun seyreltik hidroklorik asitle temas eden kısımlarında oluşan kabarcıklar hidrojen gazıdır. Bu tepkimede demir atomları elektron vererek Fe</w:t>
+      </w:r>
+      <w:r>
+        <w:rPr>
+          <w:rFonts w:ascii="Times New Roman" w:hAnsi="Times New Roman" w:cs="Times New Roman"/>
+          <w:lang w:val="tr-TR"/>
+          <w:vertAlign w:val="superscript"/>
+        </w:rPr>
+        <w:t xml:space="preserve">2+</w:t>
+      </w:r>
+      <w:r>
+        <w:rPr>
+          <w:rFonts w:ascii="Times New Roman" w:hAnsi="Times New Roman" w:cs="Times New Roman"/>
+          <w:lang w:val="tr-TR"/>
+        </w:rPr>
+        <w:t xml:space="preserve"> iyonları hâlinde çözeltiye geçer, çözeltideki H</w:t>
+      </w:r>
+      <w:r>
+        <w:rPr>
+          <w:rFonts w:ascii="Times New Roman" w:hAnsi="Times New Roman" w:cs="Times New Roman"/>
+          <w:lang w:val="tr-TR"/>
+          <w:vertAlign w:val="superscript"/>
+        </w:rPr>
+        <w:t xml:space="preserve">+</w:t>
+      </w:r>
+      <w:r>
+        <w:rPr>
+          <w:rFonts w:ascii="Times New Roman" w:hAnsi="Times New Roman" w:cs="Times New Roman"/>
+          <w:lang w:val="tr-TR"/>
+        </w:rPr>
+        <w:t xml:space="preserve"> iyonları ise bu elektronları alarak H</w:t>
+      </w:r>
+      <w:r>
+        <w:rPr>
+          <w:rFonts w:ascii="Times New Roman" w:hAnsi="Times New Roman" w:cs="Times New Roman"/>
+          <w:lang w:val="tr-TR"/>
+          <w:vertAlign w:val="subscript"/>
+        </w:rPr>
+        <w:t xml:space="preserve">2</w:t>
+      </w:r>
+      <w:r>
+        <w:rPr>
+          <w:rFonts w:ascii="Times New Roman" w:hAnsi="Times New Roman" w:cs="Times New Roman"/>
+          <w:lang w:val="tr-TR"/>
+        </w:rPr>
+        <w:t xml:space="preserve"> moleküllerini oluşturur. Cl</w:t>
+      </w:r>
+      <w:r>
+        <w:rPr>
+          <w:rFonts w:ascii="Times New Roman" w:hAnsi="Times New Roman" w:cs="Times New Roman"/>
+          <w:lang w:val="tr-TR"/>
+          <w:vertAlign w:val="superscript"/>
+        </w:rPr>
+        <w:t xml:space="preserve">−</w:t>
+      </w:r>
+      <w:r>
+        <w:rPr>
+          <w:rFonts w:ascii="Times New Roman" w:hAnsi="Times New Roman" w:cs="Times New Roman"/>
+          <w:lang w:val="tr-TR"/>
+        </w:rPr>
+        <w:t xml:space="preserve"> iyonları seyirci iyondur:</w:t>
+      </w:r>
+    </w:p>
+    <w:p>
+      <w:pPr>
+        <w:jc w:val="center"/>
+        <w:rPr>
+          <w:rFonts w:ascii="Times New Roman" w:hAnsi="Times New Roman" w:cs="Times New Roman"/>
+          <w:lang w:val="tr-TR"/>
+        </w:rPr>
+      </w:pPr>
+      <w:r>
+        <w:rPr>
+          <w:rFonts w:ascii="Times New Roman" w:hAnsi="Times New Roman" w:cs="Times New Roman"/>
+          <w:lang w:val="tr-TR"/>
+        </w:rPr>
+        <w:t xml:space="preserve">Fe(k) → Fe</w:t>
+      </w:r>
+      <w:r>
+        <w:rPr>
+          <w:rFonts w:ascii="Times New Roman" w:hAnsi="Times New Roman" w:cs="Times New Roman"/>
+          <w:vertAlign w:val="superscript"/>
+          <w:lang w:val="tr-TR"/>
+        </w:rPr>
+        <w:t xml:space="preserve">2+</w:t>
+      </w:r>
+      <w:r>
+        <w:rPr>
+          <w:rFonts w:ascii="Times New Roman" w:hAnsi="Times New Roman" w:cs="Times New Roman"/>
+          <w:lang w:val="tr-TR"/>
+        </w:rPr>
         <w:t xml:space="preserve">(suda) + 2e</w:t>
       </w:r>
       <w:r>
@@ -4828,7 +5272,52 @@
           <w:rFonts w:ascii="Times New Roman" w:hAnsi="Times New Roman" w:cs="Times New Roman"/>
           <w:lang w:val="tr-TR"/>
         </w:rPr>
-        <w:t xml:space="preserve"> → Cu(k)</w:t>
+        <w:t xml:space="preserve">          2H</w:t>
+      </w:r>
+      <w:r>
+        <w:rPr>
+          <w:rFonts w:ascii="Times New Roman" w:hAnsi="Times New Roman" w:cs="Times New Roman"/>
+          <w:vertAlign w:val="superscript"/>
+          <w:lang w:val="tr-TR"/>
+        </w:rPr>
+        <w:t xml:space="preserve">+</w:t>
+      </w:r>
+      <w:r>
+        <w:rPr>
+          <w:rFonts w:ascii="Times New Roman" w:hAnsi="Times New Roman" w:cs="Times New Roman"/>
+          <w:lang w:val="tr-TR"/>
+        </w:rPr>
+        <w:t xml:space="preserve">(suda) + 2e</w:t>
+      </w:r>
+      <w:r>
+        <w:rPr>
+          <w:rFonts w:ascii="Times New Roman" w:hAnsi="Times New Roman" w:cs="Times New Roman"/>
+          <w:vertAlign w:val="superscript"/>
+          <w:lang w:val="tr-TR"/>
+        </w:rPr>
+        <w:t xml:space="preserve">−</w:t>
+      </w:r>
+      <w:r>
+        <w:rPr>
+          <w:rFonts w:ascii="Times New Roman" w:hAnsi="Times New Roman" w:cs="Times New Roman"/>
+          <w:lang w:val="tr-TR"/>
+        </w:rPr>
+        <w:t xml:space="preserve"> → H</w:t>
+      </w:r>
+      <w:r>
+        <w:rPr>
+          <w:rFonts w:ascii="Times New Roman" w:hAnsi="Times New Roman" w:cs="Times New Roman"/>
+          <w:vertAlign w:val="subscript"/>
+          <w:lang w:val="tr-TR"/>
+        </w:rPr>
+        <w:t xml:space="preserve">2</w:t>
+      </w:r>
+      <w:r>
+        <w:rPr>
+          <w:rFonts w:ascii="Times New Roman" w:hAnsi="Times New Roman" w:cs="Times New Roman"/>
+          <w:lang w:val="tr-TR"/>
+        </w:rPr>
+        <w:t xml:space="preserve">(g)</w:t>
       </w:r>
     </w:p>
     <w:p>
@@ -4844,7 +5333,7 @@
           <w:rFonts w:ascii="Times New Roman" w:hAnsi="Times New Roman" w:cs="Times New Roman"/>
           <w:lang w:val="tr-TR"/>
         </w:rPr>
-        <w:t xml:space="preserve">Net tepkime:     Zn(k) + Cu</w:t>
+        <w:t xml:space="preserve">Fe(k) + 2H</w:t>
       </w:r>
       <w:r>
         <w:rPr>
@@ -4852,6 +5341,21 @@
           <w:vertAlign w:val="superscript"/>
           <w:lang w:val="tr-TR"/>
         </w:rPr>
+        <w:t xml:space="preserve">+</w:t>
+      </w:r>
+      <w:r>
+        <w:rPr>
+          <w:rFonts w:ascii="Times New Roman" w:hAnsi="Times New Roman" w:cs="Times New Roman"/>
+          <w:lang w:val="tr-TR"/>
+        </w:rPr>
+        <w:t xml:space="preserve">(suda) → Fe</w:t>
+      </w:r>
+      <w:r>
+        <w:rPr>
+          <w:rFonts w:ascii="Times New Roman" w:hAnsi="Times New Roman" w:cs="Times New Roman"/>
+          <w:vertAlign w:val="superscript"/>
+          <w:lang w:val="tr-TR"/>
+        </w:rPr>
         <w:t xml:space="preserve">2+</w:t>
       </w:r>
       <w:r>
@@ -4859,13 +5363,310 @@
           <w:rFonts w:ascii="Times New Roman" w:hAnsi="Times New Roman" w:cs="Times New Roman"/>
           <w:lang w:val="tr-TR"/>
         </w:rPr>
-        <w:t xml:space="preserve">(suda) → Zn</w:t>
-      </w:r>
-      <w:r>
-        <w:rPr>
-          <w:rFonts w:ascii="Times New Roman" w:hAnsi="Times New Roman" w:cs="Times New Roman"/>
+        <w:t xml:space="preserve">(suda) + H</w:t>
+      </w:r>
+      <w:r>
+        <w:rPr>
+          <w:rFonts w:ascii="Times New Roman" w:hAnsi="Times New Roman" w:cs="Times New Roman"/>
+          <w:vertAlign w:val="subscript"/>
+          <w:lang w:val="tr-TR"/>
+        </w:rPr>
+        <w:t xml:space="preserve">2</w:t>
+      </w:r>
+      <w:r>
+        <w:rPr>
+          <w:rFonts w:ascii="Times New Roman" w:hAnsi="Times New Roman" w:cs="Times New Roman"/>
+          <w:lang w:val="tr-TR"/>
+        </w:rPr>
+        <w:t xml:space="preserve">(g)</w:t>
+      </w:r>
+    </w:p>
+    <w:p>
+      <w:pPr>
+        <w:jc w:val="both"/>
+        <w:rPr>
+          <w:rFonts w:ascii="Times New Roman" w:hAnsi="Times New Roman" w:cs="Times New Roman"/>
+          <w:lang w:val="tr-TR"/>
+        </w:rPr>
+      </w:pPr>
+      <w:r>
+        <w:rPr>
+          <w:rFonts w:ascii="Times New Roman" w:hAnsi="Times New Roman" w:cs="Times New Roman"/>
+          <w:lang w:val="tr-TR"/>
+        </w:rPr>
+        <w:t xml:space="preserve">Havai fişeklerde alüminyum tozunun yanmasıyla oluşan beyaz katı, Al</w:t>
+      </w:r>
+      <w:r>
+        <w:rPr>
+          <w:rFonts w:ascii="Times New Roman" w:hAnsi="Times New Roman" w:cs="Times New Roman"/>
+          <w:lang w:val="tr-TR"/>
           <w:vertAlign w:val="superscript"/>
-          <w:lang w:val="tr-TR"/>
+        </w:rPr>
+        <w:t xml:space="preserve">3+</w:t>
+      </w:r>
+      <w:r>
+        <w:rPr>
+          <w:rFonts w:ascii="Times New Roman" w:hAnsi="Times New Roman" w:cs="Times New Roman"/>
+          <w:lang w:val="tr-TR"/>
+        </w:rPr>
+        <w:t xml:space="preserve"> ve O</w:t>
+      </w:r>
+      <w:r>
+        <w:rPr>
+          <w:rFonts w:ascii="Times New Roman" w:hAnsi="Times New Roman" w:cs="Times New Roman"/>
+          <w:lang w:val="tr-TR"/>
+          <w:vertAlign w:val="superscript"/>
+        </w:rPr>
+        <w:t xml:space="preserve">2−</w:t>
+      </w:r>
+      <w:r>
+        <w:rPr>
+          <w:rFonts w:ascii="Times New Roman" w:hAnsi="Times New Roman" w:cs="Times New Roman"/>
+          <w:lang w:val="tr-TR"/>
+        </w:rPr>
+        <w:t xml:space="preserve"> iyonlarından oluşan iyonik bir bileşik olan alüminyum oksittir. Bu tepkimede alüminyum atomları elektron vererek yükseltgenirken oksijen molekülleri elektron alarak indirgenir. Her alüminyum atomu üç elektron verir; bir O</w:t>
+      </w:r>
+      <w:r>
+        <w:rPr>
+          <w:rFonts w:ascii="Times New Roman" w:hAnsi="Times New Roman" w:cs="Times New Roman"/>
+          <w:lang w:val="tr-TR"/>
+          <w:vertAlign w:val="subscript"/>
+        </w:rPr>
+        <w:t xml:space="preserve">2</w:t>
+      </w:r>
+      <w:r>
+        <w:rPr>
+          <w:rFonts w:ascii="Times New Roman" w:hAnsi="Times New Roman" w:cs="Times New Roman"/>
+          <w:lang w:val="tr-TR"/>
+        </w:rPr>
+        <w:t xml:space="preserve"> molekülü ise iki O</w:t>
+      </w:r>
+      <w:r>
+        <w:rPr>
+          <w:rFonts w:ascii="Times New Roman" w:hAnsi="Times New Roman" w:cs="Times New Roman"/>
+          <w:lang w:val="tr-TR"/>
+          <w:vertAlign w:val="superscript"/>
+        </w:rPr>
+        <w:t xml:space="preserve">2−</w:t>
+      </w:r>
+      <w:r>
+        <w:rPr>
+          <w:rFonts w:ascii="Times New Roman" w:hAnsi="Times New Roman" w:cs="Times New Roman"/>
+          <w:lang w:val="tr-TR"/>
+        </w:rPr>
+        <w:t xml:space="preserve"> iyonuna dönüşürken dört elektron alır. Verilen ve alınan elektron sayılarının eşit olması için 3 ile 4’ün en küçük ortak katı olan 12 elektron esas alınır; alüminyumun yarı tepkimesi 4 ile, oksijeninki 3 ile çarpılır:</w:t>
+      </w:r>
+    </w:p>
+    <w:p>
+      <w:pPr>
+        <w:jc w:val="center"/>
+        <w:rPr>
+          <w:rFonts w:ascii="Times New Roman" w:hAnsi="Times New Roman" w:cs="Times New Roman"/>
+          <w:lang w:val="tr-TR"/>
+        </w:rPr>
+      </w:pPr>
+      <w:r>
+        <w:rPr>
+          <w:rFonts w:ascii="Times New Roman" w:hAnsi="Times New Roman" w:cs="Times New Roman"/>
+          <w:lang w:val="tr-TR"/>
+        </w:rPr>
+        <w:t xml:space="preserve">4Al(k) → 4Al</w:t>
+      </w:r>
+      <w:r>
+        <w:rPr>
+          <w:rFonts w:ascii="Times New Roman" w:hAnsi="Times New Roman" w:cs="Times New Roman"/>
+          <w:lang w:val="tr-TR"/>
+          <w:vertAlign w:val="superscript"/>
+        </w:rPr>
+        <w:t xml:space="preserve">3+</w:t>
+      </w:r>
+      <w:r>
+        <w:rPr>
+          <w:rFonts w:ascii="Times New Roman" w:hAnsi="Times New Roman" w:cs="Times New Roman"/>
+          <w:lang w:val="tr-TR"/>
+        </w:rPr>
+        <w:t xml:space="preserve"> + 12e</w:t>
+      </w:r>
+      <w:r>
+        <w:rPr>
+          <w:rFonts w:ascii="Times New Roman" w:hAnsi="Times New Roman" w:cs="Times New Roman"/>
+          <w:lang w:val="tr-TR"/>
+          <w:vertAlign w:val="superscript"/>
+        </w:rPr>
+        <w:t xml:space="preserve">−</w:t>
+      </w:r>
+      <w:r>
+        <w:rPr>
+          <w:rFonts w:ascii="Times New Roman" w:hAnsi="Times New Roman" w:cs="Times New Roman"/>
+          <w:lang w:val="tr-TR"/>
+        </w:rPr>
+        <w:t xml:space="preserve">          3O</w:t>
+      </w:r>
+      <w:r>
+        <w:rPr>
+          <w:rFonts w:ascii="Times New Roman" w:hAnsi="Times New Roman" w:cs="Times New Roman"/>
+          <w:lang w:val="tr-TR"/>
+          <w:vertAlign w:val="subscript"/>
+        </w:rPr>
+        <w:t xml:space="preserve">2</w:t>
+      </w:r>
+      <w:r>
+        <w:rPr>
+          <w:rFonts w:ascii="Times New Roman" w:hAnsi="Times New Roman" w:cs="Times New Roman"/>
+          <w:lang w:val="tr-TR"/>
+        </w:rPr>
+        <w:t xml:space="preserve">(g) + 12e</w:t>
+      </w:r>
+      <w:r>
+        <w:rPr>
+          <w:rFonts w:ascii="Times New Roman" w:hAnsi="Times New Roman" w:cs="Times New Roman"/>
+          <w:lang w:val="tr-TR"/>
+          <w:vertAlign w:val="superscript"/>
+        </w:rPr>
+        <w:t xml:space="preserve">−</w:t>
+      </w:r>
+      <w:r>
+        <w:rPr>
+          <w:rFonts w:ascii="Times New Roman" w:hAnsi="Times New Roman" w:cs="Times New Roman"/>
+          <w:lang w:val="tr-TR"/>
+        </w:rPr>
+        <w:t xml:space="preserve"> → 6O</w:t>
+      </w:r>
+      <w:r>
+        <w:rPr>
+          <w:rFonts w:ascii="Times New Roman" w:hAnsi="Times New Roman" w:cs="Times New Roman"/>
+          <w:lang w:val="tr-TR"/>
+          <w:vertAlign w:val="superscript"/>
+        </w:rPr>
+        <w:t xml:space="preserve">2−</w:t>
+      </w:r>
+    </w:p>
+    <w:p>
+      <w:pPr>
+        <w:jc w:val="center"/>
+        <w:rPr>
+          <w:rFonts w:ascii="Times New Roman" w:hAnsi="Times New Roman" w:cs="Times New Roman"/>
+          <w:lang w:val="tr-TR"/>
+        </w:rPr>
+      </w:pPr>
+      <w:r>
+        <w:rPr>
+          <w:rFonts w:ascii="Times New Roman" w:hAnsi="Times New Roman" w:cs="Times New Roman"/>
+          <w:lang w:val="tr-TR"/>
+        </w:rPr>
+        <w:t xml:space="preserve">4Al(k) + 3O</w:t>
+      </w:r>
+      <w:r>
+        <w:rPr>
+          <w:rFonts w:ascii="Times New Roman" w:hAnsi="Times New Roman" w:cs="Times New Roman"/>
+          <w:lang w:val="tr-TR"/>
+          <w:vertAlign w:val="subscript"/>
+        </w:rPr>
+        <w:t xml:space="preserve">2</w:t>
+      </w:r>
+      <w:r>
+        <w:rPr>
+          <w:rFonts w:ascii="Times New Roman" w:hAnsi="Times New Roman" w:cs="Times New Roman"/>
+          <w:lang w:val="tr-TR"/>
+        </w:rPr>
+        <w:t xml:space="preserve">(g) → 2Al</w:t>
+      </w:r>
+      <w:r>
+        <w:rPr>
+          <w:rFonts w:ascii="Times New Roman" w:hAnsi="Times New Roman" w:cs="Times New Roman"/>
+          <w:lang w:val="tr-TR"/>
+          <w:vertAlign w:val="subscript"/>
+        </w:rPr>
+        <w:t xml:space="preserve">2</w:t>
+      </w:r>
+      <w:r>
+        <w:rPr>
+          <w:rFonts w:ascii="Times New Roman" w:hAnsi="Times New Roman" w:cs="Times New Roman"/>
+          <w:lang w:val="tr-TR"/>
+        </w:rPr>
+        <w:t xml:space="preserve">O</w:t>
+      </w:r>
+      <w:r>
+        <w:rPr>
+          <w:rFonts w:ascii="Times New Roman" w:hAnsi="Times New Roman" w:cs="Times New Roman"/>
+          <w:lang w:val="tr-TR"/>
+          <w:vertAlign w:val="subscript"/>
+        </w:rPr>
+        <w:t xml:space="preserve">3</w:t>
+      </w:r>
+      <w:r>
+        <w:rPr>
+          <w:rFonts w:ascii="Times New Roman" w:hAnsi="Times New Roman" w:cs="Times New Roman"/>
+          <w:lang w:val="tr-TR"/>
+        </w:rPr>
+        <w:t xml:space="preserve">(k)</w:t>
+      </w:r>
+    </w:p>
+    <w:p>
+      <w:pPr>
+        <w:jc w:val="both"/>
+        <w:rPr>
+          <w:rFonts w:ascii="Times New Roman" w:hAnsi="Times New Roman" w:cs="Times New Roman"/>
+          <w:lang w:val="tr-TR"/>
+        </w:rPr>
+      </w:pPr>
+      <w:r>
+        <w:rPr>
+          <w:rFonts w:ascii="Times New Roman" w:hAnsi="Times New Roman" w:cs="Times New Roman"/>
+          <w:lang w:val="tr-TR"/>
+        </w:rPr>
+        <w:t xml:space="preserve">Bu örneklerde görüldüğü gibi redoks tepkimelerinde metal atomları elektron vererek yükseltgenirken oksijen molekülü, hidrojen iyonu ya da başka bir metalin iyonu elektron alarak indirgenir. Bir taneciğin elektron alıp vermesi, yükündeki değişimle de izlenebilir. Elementlerin serbest hâldeki atom ya da moleküllerinin yükü sıfırdır. Yükseltgenen bir taneciğin yükü artar (Al → Al</w:t>
+      </w:r>
+      <w:r>
+        <w:rPr>
+          <w:rFonts w:ascii="Times New Roman" w:hAnsi="Times New Roman" w:cs="Times New Roman"/>
+          <w:lang w:val="tr-TR"/>
+          <w:vertAlign w:val="superscript"/>
+        </w:rPr>
+        <w:t xml:space="preserve">3+</w:t>
+      </w:r>
+      <w:r>
+        <w:rPr>
+          <w:rFonts w:ascii="Times New Roman" w:hAnsi="Times New Roman" w:cs="Times New Roman"/>
+          <w:lang w:val="tr-TR"/>
+        </w:rPr>
+        <w:t xml:space="preserve">: 0’dan +3’e), indirgenen bir taneciğin yükü ise azalır (O</w:t>
+      </w:r>
+      <w:r>
+        <w:rPr>
+          <w:rFonts w:ascii="Times New Roman" w:hAnsi="Times New Roman" w:cs="Times New Roman"/>
+          <w:lang w:val="tr-TR"/>
+          <w:vertAlign w:val="subscript"/>
+        </w:rPr>
+        <w:t xml:space="preserve">2</w:t>
+      </w:r>
+      <w:r>
+        <w:rPr>
+          <w:rFonts w:ascii="Times New Roman" w:hAnsi="Times New Roman" w:cs="Times New Roman"/>
+          <w:lang w:val="tr-TR"/>
+        </w:rPr>
+        <w:t xml:space="preserve"> → O</w:t>
+      </w:r>
+      <w:r>
+        <w:rPr>
+          <w:rFonts w:ascii="Times New Roman" w:hAnsi="Times New Roman" w:cs="Times New Roman"/>
+          <w:lang w:val="tr-TR"/>
+          <w:vertAlign w:val="superscript"/>
+        </w:rPr>
+        <w:t xml:space="preserve">2−</w:t>
+      </w:r>
+      <w:r>
+        <w:rPr>
+          <w:rFonts w:ascii="Times New Roman" w:hAnsi="Times New Roman" w:cs="Times New Roman"/>
+          <w:lang w:val="tr-TR"/>
+        </w:rPr>
+        <w:t xml:space="preserve">: 0’dan −2’ye; Cu</w:t>
+      </w:r>
+      <w:r>
+        <w:rPr>
+          <w:rFonts w:ascii="Times New Roman" w:hAnsi="Times New Roman" w:cs="Times New Roman"/>
+          <w:lang w:val="tr-TR"/>
+          <w:vertAlign w:val="superscript"/>
         </w:rPr>
         <w:t xml:space="preserve">2+</w:t>
       </w:r>
@@ -4874,782 +5675,6 @@
           <w:rFonts w:ascii="Times New Roman" w:hAnsi="Times New Roman" w:cs="Times New Roman"/>
           <w:lang w:val="tr-TR"/>
         </w:rPr>
-        <w:t xml:space="preserve">(suda) + Cu(k)</w:t>
-      </w:r>
-    </w:p>
-    <w:p>
-      <w:pPr>
-        <w:jc w:val="both"/>
-        <w:rPr>
-          <w:rFonts w:ascii="Times New Roman" w:hAnsi="Times New Roman" w:cs="Times New Roman"/>
-          <w:lang w:val="tr-TR"/>
-        </w:rPr>
-      </w:pPr>
-      <w:r>
-        <w:rPr>
-          <w:rFonts w:ascii="Times New Roman" w:hAnsi="Times New Roman" w:cs="Times New Roman"/>
-          <w:lang w:val="tr-TR"/>
-        </w:rPr>
-        <w:t xml:space="preserve">Etkinlikte fark ettiğiniz gibi bir tanecik elektron verdiğinde bu elektronları alan başka bir tanecik bulunmalıdır. Bu nedenle yükseltgenme ve indirgenme her zaman birlikte gerçekleşir. Elektron alışverişiyle gerçekleşen bu tür tepkimelere </w:t>
-      </w:r>
-      <w:r>
-        <w:rPr>
-          <w:rFonts w:ascii="Times New Roman" w:hAnsi="Times New Roman" w:cs="Times New Roman"/>
-          <w:b/>
-          <w:bCs/>
-          <w:lang w:val="tr-TR"/>
-        </w:rPr>
-        <w:t xml:space="preserve">indirgenme-yükseltgenme tepkimeleri</w:t>
-      </w:r>
-      <w:r>
-        <w:rPr>
-          <w:rFonts w:ascii="Times New Roman" w:hAnsi="Times New Roman" w:cs="Times New Roman"/>
-          <w:lang w:val="tr-TR"/>
-        </w:rPr>
-        <w:t xml:space="preserve"> ya da kısaca </w:t>
-      </w:r>
-      <w:r>
-        <w:rPr>
-          <w:rFonts w:ascii="Times New Roman" w:hAnsi="Times New Roman" w:cs="Times New Roman"/>
-          <w:b/>
-          <w:bCs/>
-          <w:lang w:val="tr-TR"/>
-        </w:rPr>
-        <w:t xml:space="preserve">redoks tepkimeleri</w:t>
-      </w:r>
-      <w:r>
-        <w:rPr>
-          <w:rFonts w:ascii="Times New Roman" w:hAnsi="Times New Roman" w:cs="Times New Roman"/>
-          <w:lang w:val="tr-TR"/>
-        </w:rPr>
-        <w:t xml:space="preserve"> denir. Tepkimede kendisi yükseltgenerek karşısındaki taneciğin indirgenmesine neden olan maddeye </w:t>
-      </w:r>
-      <w:r>
-        <w:rPr>
-          <w:rFonts w:ascii="Times New Roman" w:hAnsi="Times New Roman" w:cs="Times New Roman"/>
-          <w:b/>
-          <w:bCs/>
-          <w:lang w:val="tr-TR"/>
-        </w:rPr>
-        <w:t xml:space="preserve">indirgen</w:t>
-      </w:r>
-      <w:r>
-        <w:rPr>
-          <w:rFonts w:ascii="Times New Roman" w:hAnsi="Times New Roman" w:cs="Times New Roman"/>
-          <w:lang w:val="tr-TR"/>
-        </w:rPr>
-        <w:t xml:space="preserve">, kendisi indirgenerek karşısındaki taneciğin yükseltgenmesine neden olan maddeye ise </w:t>
-      </w:r>
-      <w:r>
-        <w:rPr>
-          <w:rFonts w:ascii="Times New Roman" w:hAnsi="Times New Roman" w:cs="Times New Roman"/>
-          <w:b/>
-          <w:bCs/>
-          <w:lang w:val="tr-TR"/>
-        </w:rPr>
-        <w:t xml:space="preserve">yükseltgen</w:t>
-      </w:r>
-      <w:r>
-        <w:rPr>
-          <w:rFonts w:ascii="Times New Roman" w:hAnsi="Times New Roman" w:cs="Times New Roman"/>
-          <w:lang w:val="tr-TR"/>
-        </w:rPr>
-        <w:t xml:space="preserve"> denir. Buna göre yukarıdaki tepkimede Zn indirgen, Cu</w:t>
-      </w:r>
-      <w:r>
-        <w:rPr>
-          <w:rFonts w:ascii="Times New Roman" w:hAnsi="Times New Roman" w:cs="Times New Roman"/>
-          <w:vertAlign w:val="superscript"/>
-          <w:lang w:val="tr-TR"/>
-        </w:rPr>
-        <w:t xml:space="preserve">2+</w:t>
-      </w:r>
-      <w:r>
-        <w:rPr>
-          <w:rFonts w:ascii="Times New Roman" w:hAnsi="Times New Roman" w:cs="Times New Roman"/>
-          <w:lang w:val="tr-TR"/>
-        </w:rPr>
-        <w:t xml:space="preserve"> iyonu ise yükseltgendir. Çözeltide bulunan NO</w:t>
-      </w:r>
-      <w:r>
-        <w:rPr>
-          <w:rFonts w:ascii="Times New Roman" w:hAnsi="Times New Roman" w:cs="Times New Roman"/>
-          <w:vertAlign w:val="subscript"/>
-          <w:lang w:val="tr-TR"/>
-        </w:rPr>
-        <w:t xml:space="preserve">3</w:t>
-      </w:r>
-      <w:r>
-        <w:rPr>
-          <w:rFonts w:ascii="Times New Roman" w:hAnsi="Times New Roman" w:cs="Times New Roman"/>
-          <w:vertAlign w:val="superscript"/>
-          <w:lang w:val="tr-TR"/>
-        </w:rPr>
-        <w:t xml:space="preserve">−</w:t>
-      </w:r>
-      <w:r>
-        <w:rPr>
-          <w:rFonts w:ascii="Times New Roman" w:hAnsi="Times New Roman" w:cs="Times New Roman"/>
-          <w:lang w:val="tr-TR"/>
-        </w:rPr>
-        <w:t xml:space="preserve"> iyonları tepkime boyunca değişmediği için seyirci iyonlardır ve net tepkime denkleminde yazılmaz.</w:t>
-      </w:r>
-    </w:p>
-    <w:p>
-      <w:pPr>
-        <w:jc w:val="both"/>
-        <w:rPr>
-          <w:rFonts w:ascii="Times New Roman" w:hAnsi="Times New Roman" w:cs="Times New Roman"/>
-          <w:lang w:val="tr-TR"/>
-        </w:rPr>
-      </w:pPr>
-      <w:r>
-        <w:rPr>
-          <w:rFonts w:ascii="Times New Roman" w:hAnsi="Times New Roman" w:cs="Times New Roman"/>
-          <w:lang w:val="tr-TR"/>
-        </w:rPr>
-        <w:t xml:space="preserve">Bakır tel ile gümüş nitrat çözeltisi arasındaki tepkimeyi incelediğinizde bakır telin yüzeyinde gümüş renkli, dallanmış kristallerin oluştuğunu ve çözeltinin zamanla mavimsi bir renk aldığını gözlemlediniz. Peki bu tepkimede bir bakır atomunun verdiği elektronları kaç tane gümüş iyonu alabilir? Her bakır atomu iki elektron verirken her gümüş iyonu yalnızca bir elektron alır. Bu nedenle tepkimede alınan ve verilen elektron sayılarının eşit olması için gümüş iyonunun indirgenme yarı tepkimesinin 2 ile çarpılması gerekir:</w:t>
-      </w:r>
-    </w:p>
-    <w:p>
-      <w:pPr>
-        <w:jc w:val="center"/>
-        <w:rPr>
-          <w:rFonts w:ascii="Times New Roman" w:hAnsi="Times New Roman" w:cs="Times New Roman"/>
-          <w:lang w:val="tr-TR"/>
-        </w:rPr>
-      </w:pPr>
-      <w:r>
-        <w:rPr>
-          <w:rFonts w:ascii="Times New Roman" w:hAnsi="Times New Roman" w:cs="Times New Roman"/>
-          <w:lang w:val="tr-TR"/>
-        </w:rPr>
-        <w:t xml:space="preserve">Cu(k) → Cu</w:t>
-      </w:r>
-      <w:r>
-        <w:rPr>
-          <w:rFonts w:ascii="Times New Roman" w:hAnsi="Times New Roman" w:cs="Times New Roman"/>
-          <w:vertAlign w:val="superscript"/>
-          <w:lang w:val="tr-TR"/>
-        </w:rPr>
-        <w:t xml:space="preserve">2+</w:t>
-      </w:r>
-      <w:r>
-        <w:rPr>
-          <w:rFonts w:ascii="Times New Roman" w:hAnsi="Times New Roman" w:cs="Times New Roman"/>
-          <w:lang w:val="tr-TR"/>
-        </w:rPr>
-        <w:t xml:space="preserve">(suda) + 2e</w:t>
-      </w:r>
-      <w:r>
-        <w:rPr>
-          <w:rFonts w:ascii="Times New Roman" w:hAnsi="Times New Roman" w:cs="Times New Roman"/>
-          <w:vertAlign w:val="superscript"/>
-          <w:lang w:val="tr-TR"/>
-        </w:rPr>
-        <w:t xml:space="preserve">−</w:t>
-      </w:r>
-    </w:p>
-    <w:p>
-      <w:pPr>
-        <w:jc w:val="center"/>
-        <w:rPr>
-          <w:rFonts w:ascii="Times New Roman" w:hAnsi="Times New Roman" w:cs="Times New Roman"/>
-          <w:lang w:val="tr-TR"/>
-        </w:rPr>
-      </w:pPr>
-      <w:r>
-        <w:rPr>
-          <w:rFonts w:ascii="Times New Roman" w:hAnsi="Times New Roman" w:cs="Times New Roman"/>
-          <w:lang w:val="tr-TR"/>
-        </w:rPr>
-        <w:t xml:space="preserve">2Ag</w:t>
-      </w:r>
-      <w:r>
-        <w:rPr>
-          <w:rFonts w:ascii="Times New Roman" w:hAnsi="Times New Roman" w:cs="Times New Roman"/>
-          <w:vertAlign w:val="superscript"/>
-          <w:lang w:val="tr-TR"/>
-        </w:rPr>
-        <w:t xml:space="preserve">+</w:t>
-      </w:r>
-      <w:r>
-        <w:rPr>
-          <w:rFonts w:ascii="Times New Roman" w:hAnsi="Times New Roman" w:cs="Times New Roman"/>
-          <w:lang w:val="tr-TR"/>
-        </w:rPr>
-        <w:t xml:space="preserve">(suda) + 2e</w:t>
-      </w:r>
-      <w:r>
-        <w:rPr>
-          <w:rFonts w:ascii="Times New Roman" w:hAnsi="Times New Roman" w:cs="Times New Roman"/>
-          <w:vertAlign w:val="superscript"/>
-          <w:lang w:val="tr-TR"/>
-        </w:rPr>
-        <w:t xml:space="preserve">−</w:t>
-      </w:r>
-      <w:r>
-        <w:rPr>
-          <w:rFonts w:ascii="Times New Roman" w:hAnsi="Times New Roman" w:cs="Times New Roman"/>
-          <w:lang w:val="tr-TR"/>
-        </w:rPr>
-        <w:t xml:space="preserve"> → 2Ag(k)</w:t>
-      </w:r>
-    </w:p>
-    <w:p>
-      <w:pPr>
-        <w:jc w:val="center"/>
-        <w:rPr>
-          <w:rFonts w:ascii="Times New Roman" w:hAnsi="Times New Roman" w:cs="Times New Roman"/>
-          <w:lang w:val="tr-TR"/>
-        </w:rPr>
-      </w:pPr>
-      <w:r>
-        <w:rPr>
-          <w:rFonts w:ascii="Times New Roman" w:hAnsi="Times New Roman" w:cs="Times New Roman"/>
-          <w:lang w:val="tr-TR"/>
-        </w:rPr>
-        <w:t xml:space="preserve">Cu(k) + 2Ag</w:t>
-      </w:r>
-      <w:r>
-        <w:rPr>
-          <w:rFonts w:ascii="Times New Roman" w:hAnsi="Times New Roman" w:cs="Times New Roman"/>
-          <w:vertAlign w:val="superscript"/>
-          <w:lang w:val="tr-TR"/>
-        </w:rPr>
-        <w:t xml:space="preserve">+</w:t>
-      </w:r>
-      <w:r>
-        <w:rPr>
-          <w:rFonts w:ascii="Times New Roman" w:hAnsi="Times New Roman" w:cs="Times New Roman"/>
-          <w:lang w:val="tr-TR"/>
-        </w:rPr>
-        <w:t xml:space="preserve">(suda) → Cu</w:t>
-      </w:r>
-      <w:r>
-        <w:rPr>
-          <w:rFonts w:ascii="Times New Roman" w:hAnsi="Times New Roman" w:cs="Times New Roman"/>
-          <w:vertAlign w:val="superscript"/>
-          <w:lang w:val="tr-TR"/>
-        </w:rPr>
-        <w:t xml:space="preserve">2+</w:t>
-      </w:r>
-      <w:r>
-        <w:rPr>
-          <w:rFonts w:ascii="Times New Roman" w:hAnsi="Times New Roman" w:cs="Times New Roman"/>
-          <w:lang w:val="tr-TR"/>
-        </w:rPr>
-        <w:t xml:space="preserve">(suda) + 2Ag(k)</w:t>
-      </w:r>
-    </w:p>
-    <w:p>
-      <w:pPr>
-        <w:jc w:val="both"/>
-        <w:rPr>
-          <w:rFonts w:ascii="Times New Roman" w:hAnsi="Times New Roman" w:cs="Times New Roman"/>
-          <w:lang w:val="tr-TR"/>
-        </w:rPr>
-      </w:pPr>
-      <w:r>
-        <w:rPr>
-          <w:rFonts w:ascii="Times New Roman" w:hAnsi="Times New Roman" w:cs="Times New Roman"/>
-          <w:lang w:val="tr-TR"/>
-        </w:rPr>
-        <w:t xml:space="preserve">Yarı tepkimeler toplanırken elektronlar denklemin iki tarafından sadeleşir. Denkleştirilmiş bir redoks tepkimesinde atom sayılarının yanı sıra denklemin iki tarafındaki toplam yükler de eşit olmalıdır. Örneğin son denklemde girenlerin toplam yükü 2·(+1) = +2, ürünlerin toplam yükü de +2’dir. Buradan, redoks tepkimelerinin denkleştirilmesinde yük denkliğinin ancak verilen ve alınan elektron sayılarının eşitlenmesiyle sağlanabileceği sonucuna ulaşılabilir.</w:t>
-      </w:r>
-    </w:p>
-    <w:p>
-      <w:pPr>
-        <w:jc w:val="both"/>
-        <w:rPr>
-          <w:rFonts w:ascii="Times New Roman" w:hAnsi="Times New Roman" w:cs="Times New Roman"/>
-          <w:lang w:val="tr-TR"/>
-        </w:rPr>
-      </w:pPr>
-      <w:r>
-        <w:rPr>
-          <w:rFonts w:ascii="Times New Roman" w:hAnsi="Times New Roman" w:cs="Times New Roman"/>
-          <w:lang w:val="tr-TR"/>
-        </w:rPr>
-        <w:t xml:space="preserve">Etkinlikteki diğer tepkimeler de elektron alışverişiyle açıklanabilir mi? Magnezyum ve çinkonun seyreltik hidroklorik asit çözeltisine eklendiği tüplerde gaz kabarcıklarının oluştuğunu, metal parçaların küçüldüğünü ve tüplerin ısındığını gözlemlediniz. Açığa çıkan gaz hidrojendir. Bu tepkimelerde metal atomları elektron vererek çözeltiye geçer, çözeltideki H</w:t>
-      </w:r>
-      <w:r>
-        <w:rPr>
-          <w:rFonts w:ascii="Times New Roman" w:hAnsi="Times New Roman" w:cs="Times New Roman"/>
-          <w:vertAlign w:val="superscript"/>
-          <w:lang w:val="tr-TR"/>
-        </w:rPr>
-        <w:t xml:space="preserve">+</w:t>
-      </w:r>
-      <w:r>
-        <w:rPr>
-          <w:rFonts w:ascii="Times New Roman" w:hAnsi="Times New Roman" w:cs="Times New Roman"/>
-          <w:lang w:val="tr-TR"/>
-        </w:rPr>
-        <w:t xml:space="preserve"> iyonları ise bu elektronları alarak H</w:t>
-      </w:r>
-      <w:r>
-        <w:rPr>
-          <w:rFonts w:ascii="Times New Roman" w:hAnsi="Times New Roman" w:cs="Times New Roman"/>
-          <w:vertAlign w:val="subscript"/>
-          <w:lang w:val="tr-TR"/>
-        </w:rPr>
-        <w:t xml:space="preserve">2</w:t>
-      </w:r>
-      <w:r>
-        <w:rPr>
-          <w:rFonts w:ascii="Times New Roman" w:hAnsi="Times New Roman" w:cs="Times New Roman"/>
-          <w:lang w:val="tr-TR"/>
-        </w:rPr>
-        <w:t xml:space="preserve"> moleküllerini oluşturur. Cl</w:t>
-      </w:r>
-      <w:r>
-        <w:rPr>
-          <w:rFonts w:ascii="Times New Roman" w:hAnsi="Times New Roman" w:cs="Times New Roman"/>
-          <w:vertAlign w:val="superscript"/>
-          <w:lang w:val="tr-TR"/>
-        </w:rPr>
-        <w:t xml:space="preserve">−</w:t>
-      </w:r>
-      <w:r>
-        <w:rPr>
-          <w:rFonts w:ascii="Times New Roman" w:hAnsi="Times New Roman" w:cs="Times New Roman"/>
-          <w:lang w:val="tr-TR"/>
-        </w:rPr>
-        <w:t xml:space="preserve"> iyonları seyirci iyondur:</w:t>
-      </w:r>
-    </w:p>
-    <w:p>
-      <w:pPr>
-        <w:jc w:val="center"/>
-        <w:rPr>
-          <w:rFonts w:ascii="Times New Roman" w:hAnsi="Times New Roman" w:cs="Times New Roman"/>
-          <w:lang w:val="tr-TR"/>
-        </w:rPr>
-      </w:pPr>
-      <w:r>
-        <w:rPr>
-          <w:rFonts w:ascii="Times New Roman" w:hAnsi="Times New Roman" w:cs="Times New Roman"/>
-          <w:lang w:val="tr-TR"/>
-        </w:rPr>
-        <w:t xml:space="preserve">Mg(k) → Mg</w:t>
-      </w:r>
-      <w:r>
-        <w:rPr>
-          <w:rFonts w:ascii="Times New Roman" w:hAnsi="Times New Roman" w:cs="Times New Roman"/>
-          <w:vertAlign w:val="superscript"/>
-          <w:lang w:val="tr-TR"/>
-        </w:rPr>
-        <w:t xml:space="preserve">2+</w:t>
-      </w:r>
-      <w:r>
-        <w:rPr>
-          <w:rFonts w:ascii="Times New Roman" w:hAnsi="Times New Roman" w:cs="Times New Roman"/>
-          <w:lang w:val="tr-TR"/>
-        </w:rPr>
-        <w:t xml:space="preserve">(suda) + 2e</w:t>
-      </w:r>
-      <w:r>
-        <w:rPr>
-          <w:rFonts w:ascii="Times New Roman" w:hAnsi="Times New Roman" w:cs="Times New Roman"/>
-          <w:vertAlign w:val="superscript"/>
-          <w:lang w:val="tr-TR"/>
-        </w:rPr>
-        <w:t xml:space="preserve">−</w:t>
-      </w:r>
-      <w:r>
-        <w:rPr>
-          <w:rFonts w:ascii="Times New Roman" w:hAnsi="Times New Roman" w:cs="Times New Roman"/>
-          <w:lang w:val="tr-TR"/>
-        </w:rPr>
-        <w:t xml:space="preserve">          2H</w:t>
-      </w:r>
-      <w:r>
-        <w:rPr>
-          <w:rFonts w:ascii="Times New Roman" w:hAnsi="Times New Roman" w:cs="Times New Roman"/>
-          <w:vertAlign w:val="superscript"/>
-          <w:lang w:val="tr-TR"/>
-        </w:rPr>
-        <w:t xml:space="preserve">+</w:t>
-      </w:r>
-      <w:r>
-        <w:rPr>
-          <w:rFonts w:ascii="Times New Roman" w:hAnsi="Times New Roman" w:cs="Times New Roman"/>
-          <w:lang w:val="tr-TR"/>
-        </w:rPr>
-        <w:t xml:space="preserve">(suda) + 2e</w:t>
-      </w:r>
-      <w:r>
-        <w:rPr>
-          <w:rFonts w:ascii="Times New Roman" w:hAnsi="Times New Roman" w:cs="Times New Roman"/>
-          <w:vertAlign w:val="superscript"/>
-          <w:lang w:val="tr-TR"/>
-        </w:rPr>
-        <w:t xml:space="preserve">−</w:t>
-      </w:r>
-      <w:r>
-        <w:rPr>
-          <w:rFonts w:ascii="Times New Roman" w:hAnsi="Times New Roman" w:cs="Times New Roman"/>
-          <w:lang w:val="tr-TR"/>
-        </w:rPr>
-        <w:t xml:space="preserve"> → H</w:t>
-      </w:r>
-      <w:r>
-        <w:rPr>
-          <w:rFonts w:ascii="Times New Roman" w:hAnsi="Times New Roman" w:cs="Times New Roman"/>
-          <w:vertAlign w:val="subscript"/>
-          <w:lang w:val="tr-TR"/>
-        </w:rPr>
-        <w:t xml:space="preserve">2</w:t>
-      </w:r>
-      <w:r>
-        <w:rPr>
-          <w:rFonts w:ascii="Times New Roman" w:hAnsi="Times New Roman" w:cs="Times New Roman"/>
-          <w:lang w:val="tr-TR"/>
-        </w:rPr>
-        <w:t xml:space="preserve">(g)</w:t>
-      </w:r>
-    </w:p>
-    <w:p>
-      <w:pPr>
-        <w:jc w:val="center"/>
-        <w:rPr>
-          <w:rFonts w:ascii="Times New Roman" w:hAnsi="Times New Roman" w:cs="Times New Roman"/>
-          <w:lang w:val="tr-TR"/>
-        </w:rPr>
-      </w:pPr>
-      <w:r>
-        <w:rPr>
-          <w:rFonts w:ascii="Times New Roman" w:hAnsi="Times New Roman" w:cs="Times New Roman"/>
-          <w:lang w:val="tr-TR"/>
-        </w:rPr>
-        <w:t xml:space="preserve">Mg(k) + 2H</w:t>
-      </w:r>
-      <w:r>
-        <w:rPr>
-          <w:rFonts w:ascii="Times New Roman" w:hAnsi="Times New Roman" w:cs="Times New Roman"/>
-          <w:vertAlign w:val="superscript"/>
-          <w:lang w:val="tr-TR"/>
-        </w:rPr>
-        <w:t xml:space="preserve">+</w:t>
-      </w:r>
-      <w:r>
-        <w:rPr>
-          <w:rFonts w:ascii="Times New Roman" w:hAnsi="Times New Roman" w:cs="Times New Roman"/>
-          <w:lang w:val="tr-TR"/>
-        </w:rPr>
-        <w:t xml:space="preserve">(suda) → Mg</w:t>
-      </w:r>
-      <w:r>
-        <w:rPr>
-          <w:rFonts w:ascii="Times New Roman" w:hAnsi="Times New Roman" w:cs="Times New Roman"/>
-          <w:vertAlign w:val="superscript"/>
-          <w:lang w:val="tr-TR"/>
-        </w:rPr>
-        <w:t xml:space="preserve">2+</w:t>
-      </w:r>
-      <w:r>
-        <w:rPr>
-          <w:rFonts w:ascii="Times New Roman" w:hAnsi="Times New Roman" w:cs="Times New Roman"/>
-          <w:lang w:val="tr-TR"/>
-        </w:rPr>
-        <w:t xml:space="preserve">(suda) + H</w:t>
-      </w:r>
-      <w:r>
-        <w:rPr>
-          <w:rFonts w:ascii="Times New Roman" w:hAnsi="Times New Roman" w:cs="Times New Roman"/>
-          <w:vertAlign w:val="subscript"/>
-          <w:lang w:val="tr-TR"/>
-        </w:rPr>
-        <w:t xml:space="preserve">2</w:t>
-      </w:r>
-      <w:r>
-        <w:rPr>
-          <w:rFonts w:ascii="Times New Roman" w:hAnsi="Times New Roman" w:cs="Times New Roman"/>
-          <w:lang w:val="tr-TR"/>
-        </w:rPr>
-        <w:t xml:space="preserve">(g)</w:t>
-      </w:r>
-    </w:p>
-    <w:p>
-      <w:pPr>
-        <w:jc w:val="both"/>
-        <w:rPr>
-          <w:rFonts w:ascii="Times New Roman" w:hAnsi="Times New Roman" w:cs="Times New Roman"/>
-          <w:lang w:val="tr-TR"/>
-        </w:rPr>
-      </w:pPr>
-      <w:r>
-        <w:rPr>
-          <w:rFonts w:ascii="Times New Roman" w:hAnsi="Times New Roman" w:cs="Times New Roman"/>
-          <w:lang w:val="tr-TR"/>
-        </w:rPr>
-        <w:t xml:space="preserve">Magnezyumun havada yanmasında oluşan beyaz katı, Mg</w:t>
-      </w:r>
-      <w:r>
-        <w:rPr>
-          <w:rFonts w:ascii="Times New Roman" w:hAnsi="Times New Roman" w:cs="Times New Roman"/>
-          <w:vertAlign w:val="superscript"/>
-          <w:lang w:val="tr-TR"/>
-        </w:rPr>
-        <w:t xml:space="preserve">2+</w:t>
-      </w:r>
-      <w:r>
-        <w:rPr>
-          <w:rFonts w:ascii="Times New Roman" w:hAnsi="Times New Roman" w:cs="Times New Roman"/>
-          <w:lang w:val="tr-TR"/>
-        </w:rPr>
-        <w:t xml:space="preserve"> ve O</w:t>
-      </w:r>
-      <w:r>
-        <w:rPr>
-          <w:rFonts w:ascii="Times New Roman" w:hAnsi="Times New Roman" w:cs="Times New Roman"/>
-          <w:vertAlign w:val="superscript"/>
-          <w:lang w:val="tr-TR"/>
-        </w:rPr>
-        <w:t xml:space="preserve">2−</w:t>
-      </w:r>
-      <w:r>
-        <w:rPr>
-          <w:rFonts w:ascii="Times New Roman" w:hAnsi="Times New Roman" w:cs="Times New Roman"/>
-          <w:lang w:val="tr-TR"/>
-        </w:rPr>
-        <w:t xml:space="preserve"> iyonlarından oluşan iyonik bir bileşik olan magnezyum oksittir. Bu tepkimede de magnezyum atomları elektron vererek yükseltgenirken oksijen molekülleri elektron alarak indirgenir. Bir O</w:t>
-      </w:r>
-      <w:r>
-        <w:rPr>
-          <w:rFonts w:ascii="Times New Roman" w:hAnsi="Times New Roman" w:cs="Times New Roman"/>
-          <w:vertAlign w:val="subscript"/>
-          <w:lang w:val="tr-TR"/>
-        </w:rPr>
-        <w:t xml:space="preserve">2</w:t>
-      </w:r>
-      <w:r>
-        <w:rPr>
-          <w:rFonts w:ascii="Times New Roman" w:hAnsi="Times New Roman" w:cs="Times New Roman"/>
-          <w:lang w:val="tr-TR"/>
-        </w:rPr>
-        <w:t xml:space="preserve"> molekülü iki O</w:t>
-      </w:r>
-      <w:r>
-        <w:rPr>
-          <w:rFonts w:ascii="Times New Roman" w:hAnsi="Times New Roman" w:cs="Times New Roman"/>
-          <w:vertAlign w:val="superscript"/>
-          <w:lang w:val="tr-TR"/>
-        </w:rPr>
-        <w:t xml:space="preserve">2−</w:t>
-      </w:r>
-      <w:r>
-        <w:rPr>
-          <w:rFonts w:ascii="Times New Roman" w:hAnsi="Times New Roman" w:cs="Times New Roman"/>
-          <w:lang w:val="tr-TR"/>
-        </w:rPr>
-        <w:t xml:space="preserve"> iyonuna dönüşürken dört elektron aldığı için magnezyumun yarı tepkimesi 2 ile çarpılır:</w:t>
-      </w:r>
-    </w:p>
-    <w:p>
-      <w:pPr>
-        <w:jc w:val="center"/>
-        <w:rPr>
-          <w:rFonts w:ascii="Times New Roman" w:hAnsi="Times New Roman" w:cs="Times New Roman"/>
-          <w:lang w:val="tr-TR"/>
-        </w:rPr>
-      </w:pPr>
-      <w:r>
-        <w:rPr>
-          <w:rFonts w:ascii="Times New Roman" w:hAnsi="Times New Roman" w:cs="Times New Roman"/>
-          <w:lang w:val="tr-TR"/>
-        </w:rPr>
-        <w:t xml:space="preserve">2Mg(k) → 2Mg</w:t>
-      </w:r>
-      <w:r>
-        <w:rPr>
-          <w:rFonts w:ascii="Times New Roman" w:hAnsi="Times New Roman" w:cs="Times New Roman"/>
-          <w:vertAlign w:val="superscript"/>
-          <w:lang w:val="tr-TR"/>
-        </w:rPr>
-        <w:t xml:space="preserve">2+</w:t>
-      </w:r>
-      <w:r>
-        <w:rPr>
-          <w:rFonts w:ascii="Times New Roman" w:hAnsi="Times New Roman" w:cs="Times New Roman"/>
-          <w:lang w:val="tr-TR"/>
-        </w:rPr>
-        <w:t xml:space="preserve"> + 4e</w:t>
-      </w:r>
-      <w:r>
-        <w:rPr>
-          <w:rFonts w:ascii="Times New Roman" w:hAnsi="Times New Roman" w:cs="Times New Roman"/>
-          <w:vertAlign w:val="superscript"/>
-          <w:lang w:val="tr-TR"/>
-        </w:rPr>
-        <w:t xml:space="preserve">−</w:t>
-      </w:r>
-      <w:r>
-        <w:rPr>
-          <w:rFonts w:ascii="Times New Roman" w:hAnsi="Times New Roman" w:cs="Times New Roman"/>
-          <w:lang w:val="tr-TR"/>
-        </w:rPr>
-        <w:t xml:space="preserve">          O</w:t>
-      </w:r>
-      <w:r>
-        <w:rPr>
-          <w:rFonts w:ascii="Times New Roman" w:hAnsi="Times New Roman" w:cs="Times New Roman"/>
-          <w:vertAlign w:val="subscript"/>
-          <w:lang w:val="tr-TR"/>
-        </w:rPr>
-        <w:t xml:space="preserve">2</w:t>
-      </w:r>
-      <w:r>
-        <w:rPr>
-          <w:rFonts w:ascii="Times New Roman" w:hAnsi="Times New Roman" w:cs="Times New Roman"/>
-          <w:lang w:val="tr-TR"/>
-        </w:rPr>
-        <w:t xml:space="preserve">(g) + 4e</w:t>
-      </w:r>
-      <w:r>
-        <w:rPr>
-          <w:rFonts w:ascii="Times New Roman" w:hAnsi="Times New Roman" w:cs="Times New Roman"/>
-          <w:vertAlign w:val="superscript"/>
-          <w:lang w:val="tr-TR"/>
-        </w:rPr>
-        <w:t xml:space="preserve">−</w:t>
-      </w:r>
-      <w:r>
-        <w:rPr>
-          <w:rFonts w:ascii="Times New Roman" w:hAnsi="Times New Roman" w:cs="Times New Roman"/>
-          <w:lang w:val="tr-TR"/>
-        </w:rPr>
-        <w:t xml:space="preserve"> → 2O</w:t>
-      </w:r>
-      <w:r>
-        <w:rPr>
-          <w:rFonts w:ascii="Times New Roman" w:hAnsi="Times New Roman" w:cs="Times New Roman"/>
-          <w:vertAlign w:val="superscript"/>
-          <w:lang w:val="tr-TR"/>
-        </w:rPr>
-        <w:t xml:space="preserve">2−</w:t>
-      </w:r>
-    </w:p>
-    <w:p>
-      <w:pPr>
-        <w:jc w:val="center"/>
-        <w:rPr>
-          <w:rFonts w:ascii="Times New Roman" w:hAnsi="Times New Roman" w:cs="Times New Roman"/>
-          <w:lang w:val="tr-TR"/>
-        </w:rPr>
-      </w:pPr>
-      <w:r>
-        <w:rPr>
-          <w:rFonts w:ascii="Times New Roman" w:hAnsi="Times New Roman" w:cs="Times New Roman"/>
-          <w:lang w:val="tr-TR"/>
-        </w:rPr>
-        <w:t xml:space="preserve">2Mg(k) + O</w:t>
-      </w:r>
-      <w:r>
-        <w:rPr>
-          <w:rFonts w:ascii="Times New Roman" w:hAnsi="Times New Roman" w:cs="Times New Roman"/>
-          <w:vertAlign w:val="subscript"/>
-          <w:lang w:val="tr-TR"/>
-        </w:rPr>
-        <w:t xml:space="preserve">2</w:t>
-      </w:r>
-      <w:r>
-        <w:rPr>
-          <w:rFonts w:ascii="Times New Roman" w:hAnsi="Times New Roman" w:cs="Times New Roman"/>
-          <w:lang w:val="tr-TR"/>
-        </w:rPr>
-        <w:t xml:space="preserve">(g) → 2MgO(k)</w:t>
-      </w:r>
-    </w:p>
-    <w:p>
-      <w:pPr>
-        <w:jc w:val="both"/>
-        <w:rPr>
-          <w:rFonts w:ascii="Times New Roman" w:hAnsi="Times New Roman" w:cs="Times New Roman"/>
-          <w:lang w:val="tr-TR"/>
-        </w:rPr>
-      </w:pPr>
-      <w:r>
-        <w:rPr>
-          <w:rFonts w:ascii="Times New Roman" w:hAnsi="Times New Roman" w:cs="Times New Roman"/>
-          <w:lang w:val="tr-TR"/>
-        </w:rPr>
-        <w:t xml:space="preserve">Isıtılan bakır telin yüzeyinin kararması da benzer şekilde siyah renkli bakır(II) oksit (CuO) oluşumuyla açıklanabilir: 2Cu(k) + O</w:t>
-      </w:r>
-      <w:r>
-        <w:rPr>
-          <w:rFonts w:ascii="Times New Roman" w:hAnsi="Times New Roman" w:cs="Times New Roman"/>
-          <w:vertAlign w:val="subscript"/>
-          <w:lang w:val="tr-TR"/>
-        </w:rPr>
-        <w:t xml:space="preserve">2</w:t>
-      </w:r>
-      <w:r>
-        <w:rPr>
-          <w:rFonts w:ascii="Times New Roman" w:hAnsi="Times New Roman" w:cs="Times New Roman"/>
-          <w:lang w:val="tr-TR"/>
-        </w:rPr>
-        <w:t xml:space="preserve">(g) → 2CuO(k). Bu örneklerde görüldüğü gibi redoks tepkimelerinde metal atomları elektron vererek yükseltgenirken oksijen molekülü, hidrojen iyonu ya da başka bir metalin iyonu elektron alarak indirgenir. Bir taneciğin elektron alıp vermesi, iyon yükündeki değişimle de izlenebilir. Elementlerin serbest hâldeki atom ya da moleküllerinin yükü sıfırdır. Yükseltgenen bir taneciğin yükü artar (Mg → Mg</w:t>
-      </w:r>
-      <w:r>
-        <w:rPr>
-          <w:rFonts w:ascii="Times New Roman" w:hAnsi="Times New Roman" w:cs="Times New Roman"/>
-          <w:vertAlign w:val="superscript"/>
-          <w:lang w:val="tr-TR"/>
-        </w:rPr>
-        <w:t xml:space="preserve">2+</w:t>
-      </w:r>
-      <w:r>
-        <w:rPr>
-          <w:rFonts w:ascii="Times New Roman" w:hAnsi="Times New Roman" w:cs="Times New Roman"/>
-          <w:lang w:val="tr-TR"/>
-        </w:rPr>
-        <w:t xml:space="preserve">: 0’dan +2’ye), indirgenen bir taneciğin yükü ise azalır (O</w:t>
-      </w:r>
-      <w:r>
-        <w:rPr>
-          <w:rFonts w:ascii="Times New Roman" w:hAnsi="Times New Roman" w:cs="Times New Roman"/>
-          <w:vertAlign w:val="subscript"/>
-          <w:lang w:val="tr-TR"/>
-        </w:rPr>
-        <w:t xml:space="preserve">2</w:t>
-      </w:r>
-      <w:r>
-        <w:rPr>
-          <w:rFonts w:ascii="Times New Roman" w:hAnsi="Times New Roman" w:cs="Times New Roman"/>
-          <w:lang w:val="tr-TR"/>
-        </w:rPr>
-        <w:t xml:space="preserve"> → O</w:t>
-      </w:r>
-      <w:r>
-        <w:rPr>
-          <w:rFonts w:ascii="Times New Roman" w:hAnsi="Times New Roman" w:cs="Times New Roman"/>
-          <w:vertAlign w:val="superscript"/>
-          <w:lang w:val="tr-TR"/>
-        </w:rPr>
-        <w:t xml:space="preserve">2−</w:t>
-      </w:r>
-      <w:r>
-        <w:rPr>
-          <w:rFonts w:ascii="Times New Roman" w:hAnsi="Times New Roman" w:cs="Times New Roman"/>
-          <w:lang w:val="tr-TR"/>
-        </w:rPr>
-        <w:t xml:space="preserve">: 0’dan −2’ye; Cu</w:t>
-      </w:r>
-      <w:r>
-        <w:rPr>
-          <w:rFonts w:ascii="Times New Roman" w:hAnsi="Times New Roman" w:cs="Times New Roman"/>
-          <w:vertAlign w:val="superscript"/>
-          <w:lang w:val="tr-TR"/>
-        </w:rPr>
-        <w:t xml:space="preserve">2+</w:t>
-      </w:r>
-      <w:r>
-        <w:rPr>
-          <w:rFonts w:ascii="Times New Roman" w:hAnsi="Times New Roman" w:cs="Times New Roman"/>
-          <w:lang w:val="tr-TR"/>
-        </w:rPr>
         <w:t xml:space="preserve"> → Cu: +2’den 0’a).</w:t>
       </w:r>
     </w:p>
@@ -5666,7 +5691,7 @@
           <w:rFonts w:ascii="Times New Roman" w:hAnsi="Times New Roman" w:cs="Times New Roman"/>
           <w:lang w:val="tr-TR"/>
         </w:rPr>
-        <w:t xml:space="preserve">Etkinlikte bakır telin çinko nitrat çözeltisinde ve hidroklorik asitte herhangi bir değişime uğramadığını gördünüz. Bu durum, her metal atomunun her iyona elektron veremediğini gösterir. Bir metal atomunun hangi taneciklere elektron verebileceği metallerin tepkimeye girme yatkınlığıyla ilgilidir. Bu konuyu bir sonraki konuda sorgulayarak inceleyeceksiniz.</w:t>
+        <w:t xml:space="preserve">Ancak her metal atomu her taneciğe elektron veremez. Örneğin gümüş bir kaşık bakır(II) sülfat çözeltisine ya da seyreltik hidroklorik aside daldırıldığında herhangi bir değişim gözlenmez. Bir metal atomunun hangi taneciklere elektron verebileceği, metallerin tepkimeye girme yatkınlığıyla ilgilidir. Bu konuyu bir sonraki konuda sorgulayarak inceleyeceksiniz.</w:t>
       </w:r>
     </w:p>
     <w:p>
@@ -6337,7 +6362,22 @@
           <w:rFonts w:ascii="Times New Roman" w:hAnsi="Times New Roman" w:cs="Times New Roman"/>
           <w:lang w:val="tr-TR"/>
         </w:rPr>
-        <w:t xml:space="preserve">2,4 g magnezyum şerit yeterli miktarda seyreltik hidroklorik asit çözeltisinde tamamen tepkimeye giriyor. Tepkimede aktarılan elektronların mol sayısını ve normal koşullarda açığa çıkan hidrojen gazının hacmini hesaplayınız. (Mg: 24 g/mol)</w:t>
+        <w:t xml:space="preserve">2,8 g demir tozu yeterli miktarda seyreltik hidroklorik asit çözeltisinde tamamen tepkimeye girerek Fe</w:t>
+      </w:r>
+      <w:r>
+        <w:rPr>
+          <w:rFonts w:ascii="Times New Roman" w:hAnsi="Times New Roman" w:cs="Times New Roman"/>
+          <w:lang w:val="tr-TR"/>
+          <w:vertAlign w:val="superscript"/>
+        </w:rPr>
+        <w:t xml:space="preserve">2+</w:t>
+      </w:r>
+      <w:r>
+        <w:rPr>
+          <w:rFonts w:ascii="Times New Roman" w:hAnsi="Times New Roman" w:cs="Times New Roman"/>
+          <w:lang w:val="tr-TR"/>
+        </w:rPr>
+        <w:t xml:space="preserve"> iyonlarına dönüşüyor. Tepkimede aktarılan elektronların mol sayısını ve normal koşullarda açığa çıkan hidrojen gazının hacmini hesaplayınız. (Fe: 56 g/mol)</w:t>
       </w:r>
     </w:p>
     <w:p>
@@ -6371,29 +6411,29 @@
           <w:rFonts w:ascii="Times New Roman" w:hAnsi="Times New Roman" w:cs="Times New Roman"/>
           <w:lang w:val="tr-TR"/>
         </w:rPr>
-        <w:t xml:space="preserve">n(Mg) = 2,4 g / 24 g/mol = 0,10 mol</w:t>
-      </w:r>
-    </w:p>
-    <w:p>
-      <w:pPr>
-        <w:jc w:val="both"/>
-        <w:rPr>
-          <w:rFonts w:ascii="Times New Roman" w:hAnsi="Times New Roman" w:cs="Times New Roman"/>
-          <w:lang w:val="tr-TR"/>
-        </w:rPr>
-      </w:pPr>
-      <w:r>
-        <w:rPr>
-          <w:rFonts w:ascii="Times New Roman" w:hAnsi="Times New Roman" w:cs="Times New Roman"/>
-          <w:lang w:val="tr-TR"/>
-        </w:rPr>
-        <w:t xml:space="preserve">Mg(k) → Mg</w:t>
-      </w:r>
-      <w:r>
-        <w:rPr>
-          <w:rFonts w:ascii="Times New Roman" w:hAnsi="Times New Roman" w:cs="Times New Roman"/>
+        <w:t xml:space="preserve">n(Fe) = 2,8 g / 56 g/mol = 0,050 mol</w:t>
+      </w:r>
+    </w:p>
+    <w:p>
+      <w:pPr>
+        <w:jc w:val="both"/>
+        <w:rPr>
+          <w:rFonts w:ascii="Times New Roman" w:hAnsi="Times New Roman" w:cs="Times New Roman"/>
+          <w:lang w:val="tr-TR"/>
+        </w:rPr>
+      </w:pPr>
+      <w:r>
+        <w:rPr>
+          <w:rFonts w:ascii="Times New Roman" w:hAnsi="Times New Roman" w:cs="Times New Roman"/>
+          <w:lang w:val="tr-TR"/>
+        </w:rPr>
+        <w:t xml:space="preserve">Fe(k) → Fe</w:t>
+      </w:r>
+      <w:r>
+        <w:rPr>
+          <w:rFonts w:ascii="Times New Roman" w:hAnsi="Times New Roman" w:cs="Times New Roman"/>
+          <w:lang w:val="tr-TR"/>
           <w:vertAlign w:val="superscript"/>
-          <w:lang w:val="tr-TR"/>
         </w:rPr>
         <w:t xml:space="preserve">2+</w:t>
       </w:r>
@@ -6407,8 +6447,8 @@
       <w:r>
         <w:rPr>
           <w:rFonts w:ascii="Times New Roman" w:hAnsi="Times New Roman" w:cs="Times New Roman"/>
+          <w:lang w:val="tr-TR"/>
           <w:vertAlign w:val="superscript"/>
-          <w:lang w:val="tr-TR"/>
         </w:rPr>
         <w:t xml:space="preserve">−</w:t>
       </w:r>
@@ -6417,7 +6457,7 @@
           <w:rFonts w:ascii="Times New Roman" w:hAnsi="Times New Roman" w:cs="Times New Roman"/>
           <w:lang w:val="tr-TR"/>
         </w:rPr>
-        <w:t xml:space="preserve"> yarı tepkimesine göre 1 mol Mg 2 mol elektron verir. Aktarılan elektron: 0,10 · 2 = 0,20 mol</w:t>
+        <w:t xml:space="preserve"> yarı tepkimesine göre 1 mol Fe 2 mol elektron verir. Aktarılan elektron: 0,050 · 2 = 0,10 mol</w:t>
       </w:r>
     </w:p>
     <w:p>
@@ -6438,8 +6478,8 @@
       <w:r>
         <w:rPr>
           <w:rFonts w:ascii="Times New Roman" w:hAnsi="Times New Roman" w:cs="Times New Roman"/>
+          <w:lang w:val="tr-TR"/>
           <w:vertAlign w:val="superscript"/>
-          <w:lang w:val="tr-TR"/>
         </w:rPr>
         <w:t xml:space="preserve">+</w:t>
       </w:r>
@@ -6453,8 +6493,8 @@
       <w:r>
         <w:rPr>
           <w:rFonts w:ascii="Times New Roman" w:hAnsi="Times New Roman" w:cs="Times New Roman"/>
+          <w:lang w:val="tr-TR"/>
           <w:vertAlign w:val="superscript"/>
-          <w:lang w:val="tr-TR"/>
         </w:rPr>
         <w:t xml:space="preserve">−</w:t>
       </w:r>
@@ -6468,8 +6508,8 @@
       <w:r>
         <w:rPr>
           <w:rFonts w:ascii="Times New Roman" w:hAnsi="Times New Roman" w:cs="Times New Roman"/>
+          <w:lang w:val="tr-TR"/>
           <w:vertAlign w:val="subscript"/>
-          <w:lang w:val="tr-TR"/>
         </w:rPr>
         <w:t xml:space="preserve">2</w:t>
       </w:r>
@@ -6483,8 +6523,8 @@
       <w:r>
         <w:rPr>
           <w:rFonts w:ascii="Times New Roman" w:hAnsi="Times New Roman" w:cs="Times New Roman"/>
+          <w:lang w:val="tr-TR"/>
           <w:vertAlign w:val="subscript"/>
-          <w:lang w:val="tr-TR"/>
         </w:rPr>
         <w:t xml:space="preserve">2</w:t>
       </w:r>
@@ -6498,8 +6538,8 @@
       <w:r>
         <w:rPr>
           <w:rFonts w:ascii="Times New Roman" w:hAnsi="Times New Roman" w:cs="Times New Roman"/>
+          <w:lang w:val="tr-TR"/>
           <w:vertAlign w:val="subscript"/>
-          <w:lang w:val="tr-TR"/>
         </w:rPr>
         <w:t xml:space="preserve">2</w:t>
       </w:r>
@@ -6508,23 +6548,23 @@
           <w:rFonts w:ascii="Times New Roman" w:hAnsi="Times New Roman" w:cs="Times New Roman"/>
           <w:lang w:val="tr-TR"/>
         </w:rPr>
-        <w:t xml:space="preserve">) = 0,20 / 2 = 0,10 mol</w:t>
-      </w:r>
-    </w:p>
-    <w:p>
-      <w:pPr>
-        <w:jc w:val="both"/>
-        <w:rPr>
-          <w:rFonts w:ascii="Times New Roman" w:hAnsi="Times New Roman" w:cs="Times New Roman"/>
-          <w:lang w:val="tr-TR"/>
-        </w:rPr>
-      </w:pPr>
-      <w:r>
-        <w:rPr>
-          <w:rFonts w:ascii="Times New Roman" w:hAnsi="Times New Roman" w:cs="Times New Roman"/>
-          <w:lang w:val="tr-TR"/>
-        </w:rPr>
-        <w:t xml:space="preserve">Normal koşullarda hacim: V = 0,10 mol · 22,4 L/mol = 2,24 L</w:t>
+        <w:t xml:space="preserve">) = 0,10 / 2 = 0,050 mol</w:t>
+      </w:r>
+    </w:p>
+    <w:p>
+      <w:pPr>
+        <w:jc w:val="both"/>
+        <w:rPr>
+          <w:rFonts w:ascii="Times New Roman" w:hAnsi="Times New Roman" w:cs="Times New Roman"/>
+          <w:lang w:val="tr-TR"/>
+        </w:rPr>
+      </w:pPr>
+      <w:r>
+        <w:rPr>
+          <w:rFonts w:ascii="Times New Roman" w:hAnsi="Times New Roman" w:cs="Times New Roman"/>
+          <w:lang w:val="tr-TR"/>
+        </w:rPr>
+        <w:t xml:space="preserve">Normal koşullarda hacim: V = 0,050 mol · 22,4 L/mol = 1,12 L</w:t>
       </w:r>
     </w:p>
     <w:p>
@@ -7071,7 +7111,7 @@
           <w:rFonts w:ascii="Times New Roman" w:hAnsi="Times New Roman" w:cs="Times New Roman"/>
           <w:lang w:val="tr-TR"/>
         </w:rPr>
-        <w:t xml:space="preserve">(  ) Zn + Cu</w:t>
+        <w:t xml:space="preserve">(  ) Ni + Cu</w:t>
       </w:r>
       <w:r>
         <w:rPr>
@@ -7086,7 +7126,7 @@
           <w:rFonts w:ascii="Times New Roman" w:hAnsi="Times New Roman" w:cs="Times New Roman"/>
           <w:lang w:val="tr-TR"/>
         </w:rPr>
-        <w:t xml:space="preserve"> → Zn</w:t>
+        <w:t xml:space="preserve"> → Ni</w:t>
       </w:r>
       <w:r>
         <w:rPr>
@@ -7302,7 +7342,7 @@
           <w:rFonts w:ascii="Times New Roman" w:hAnsi="Times New Roman" w:cs="Times New Roman"/>
           <w:lang w:val="tr-TR"/>
         </w:rPr>
-        <w:t xml:space="preserve">4. 6,5 g çinko, yeterli miktarda bakır(II) nitrat çözeltisinde tamamen tepkimeye giriyor. (Zn: 65 g/mol, Cu: 64 g/mol)</w:t>
+        <w:t xml:space="preserve">4. 2,4 g magnezyum, yeterli miktarda bakır(II) nitrat çözeltisinde tamamen tepkimeye giriyor. (Mg: 24 g/mol, Cu: 64 g/mol)</w:t>
       </w:r>
     </w:p>
     <w:p>
@@ -7438,7 +7478,7 @@
           <w:rFonts w:ascii="Times New Roman" w:hAnsi="Times New Roman" w:cs="Times New Roman"/>
           <w:lang w:val="tr-TR"/>
         </w:rPr>
-        <w:t xml:space="preserve">6. Magnezyum şerit ile seyreltik hidroklorik asit çözeltisi arasındaki tepkimenin oluşum sürecini başlangıç, tepkime sırası ve tepkime sonu olmak üzere süreç aşamalı bir tanecik modeliyle çiziniz. Modelinizin altına tepkimenin yarı tepkime denklemlerini yazınız.</w:t>
+        <w:t xml:space="preserve">6. Magnezyum şerit ile kurşun(II) nitrat çözeltisi arasındaki tepkimenin oluşum sürecini başlangıç, tepkime sırası ve tepkime sonu olmak üzere süreç aşamalı bir tanecik modeliyle çiziniz. Modelinizin altına tepkimenin yarı tepkime denklemlerini yazınız.</w:t>
       </w:r>
     </w:p>
     <w:tbl>

--- a/Kim12-1-1-Redoks-Tepkimeleri.docx
+++ b/Kim12-1-1-Redoks-Tepkimeleri.docx
@@ -2166,7 +2166,7 @@
           <w:highlight w:val="yellow"/>
           <w:lang w:val="tr-TR"/>
         </w:rPr>
-        <w:t xml:space="preserve">Güvenlik uyarıları Kimya9/10 kitabından alınsın; önlük, gözlük ve eldiven uyarıları eklensin. Hidroklorik asit aşındırıcıdır. Yanan magnezyuma doğrudan bakılmamalı, magnezyum yalnızca öğretmen tarafından maşa ile tutularak yakılmalıdır. Asitle tepkimede oluşan hidrojen gazı yanıcıdır; deney tüplerinin yakınında açık alev bulundurulmamalıdır. Bakır(II) nitrat ve gümüş nitrat çözeltileri tahriş edicidir ve gümüş nitrat ciltte leke bırakır. Metal iyonu içeren atıklar lavaboya dökülmemeli, etiketli atık kabında toplanmalıdır.</w:t>
+        <w:t xml:space="preserve">Etkinlik başlığının yanına Kimya10 kitabındaki “Temel Uyarı ve Güvenlik İşaretleri” sayfasından şu işaretler konulsun: GÖZLÜK KULLAN, ELDİVEN GİY, KORUYUCU ELBİSE GİY, KOROZİF (AŞINDIRICI) MADDE, TAHRİŞ EDİCİ MADDE, ÇEVREYE ZARARLI (EKOTOKSİK) MADDE, YANICI MADDE, SICAK CİSİM UYARISI, KIRILABİLİR CAM UYARISI. Ek uyarılar: Hidroklorik asit aşındırıcıdır. Yanan magnezyuma doğrudan bakılmamalı, magnezyum yalnızca öğretmen tarafından maşa ile tutularak yakılmalıdır. Asitle tepkimede oluşan hidrojen gazı yanıcıdır; deney tüplerinin yakınında açık alev bulundurulmamalıdır. Bakır(II) nitrat ve gümüş nitrat çözeltileri tahriş edicidir ve gümüş nitrat ciltte leke bırakır. Metal iyonu içeren atıklar lavaboya dökülmemeli, etiketli atık kabında toplanmalıdır.</w:t>
       </w:r>
     </w:p>
     <w:p>

--- a/Kim12-1-1-Redoks-Tepkimeleri.docx
+++ b/Kim12-1-1-Redoks-Tepkimeleri.docx
@@ -2701,125 +2701,98 @@
           <w:rFonts w:ascii="Times New Roman" w:hAnsi="Times New Roman" w:cs="Times New Roman"/>
           <w:lang w:val="tr-TR"/>
         </w:rPr>
-        <w:t xml:space="preserve">Aşağıdaki deney önerisini inceleyiniz. Grubunuzla birlikte belirlediğiniz ölçütleri kullanarak deneyleri gerçekleştiriniz. Her deneyde başlangıçtaki görünümü, tepkime sırasında ve sonrasında gördüğünüz değişimleri ilgili sütunlara kaydediniz. Beklemediğiniz bir gözlemle karşılaştığınızda bunu da not ediniz ve nedenini araştırınız.</w:t>
-      </w:r>
-    </w:p>
-    <w:tbl>
-      <w:tblPr>
-        <w:tblW w:w="9000" w:type="dxa"/>
-        <w:jc w:val="center"/>
-        <w:tblBorders>
-          <w:top w:val="single" w:sz="8" w:space="0" w:color="7F7F7F"/>
-          <w:left w:val="single" w:sz="8" w:space="0" w:color="7F7F7F"/>
-          <w:bottom w:val="single" w:sz="8" w:space="0" w:color="7F7F7F"/>
-          <w:right w:val="single" w:sz="8" w:space="0" w:color="7F7F7F"/>
-        </w:tblBorders>
-      </w:tblPr>
-      <w:tblGrid>
-        <w:gridCol w:w="9000"/>
-      </w:tblGrid>
-      <w:tr>
-        <w:tc>
-          <w:tcPr>
-            <w:tcW w:w="9000" w:type="dxa"/>
-            <w:shd w:val="clear" w:color="auto" w:fill="E2EFDA"/>
-          </w:tcPr>
-          <w:p>
-            <w:pPr>
-              <w:jc w:val="both"/>
-              <w:rPr>
-                <w:rFonts w:ascii="Times New Roman" w:hAnsi="Times New Roman" w:cs="Times New Roman"/>
-                <w:lang w:val="tr-TR"/>
-              </w:rPr>
-            </w:pPr>
-            <w:r>
-              <w:rPr>
-                <w:rFonts w:ascii="Times New Roman" w:hAnsi="Times New Roman" w:cs="Times New Roman"/>
-                <w:b/>
-                <w:bCs/>
-                <w:lang w:val="tr-TR"/>
-              </w:rPr>
-              <w:t xml:space="preserve">Deney önerisi</w:t>
-            </w:r>
-          </w:p>
-          <w:p>
-            <w:pPr>
-              <w:jc w:val="both"/>
-              <w:rPr>
-                <w:rFonts w:ascii="Times New Roman" w:hAnsi="Times New Roman" w:cs="Times New Roman"/>
-                <w:lang w:val="tr-TR"/>
-              </w:rPr>
-            </w:pPr>
-            <w:r>
-              <w:rPr>
-                <w:rFonts w:ascii="Times New Roman" w:hAnsi="Times New Roman" w:cs="Times New Roman"/>
-                <w:b/>
-                <w:bCs/>
-                <w:lang w:val="tr-TR"/>
-              </w:rPr>
-              <w:t xml:space="preserve">1. Deney (metal + oksijen):</w:t>
-            </w:r>
-            <w:r>
-              <w:rPr>
-                <w:rFonts w:ascii="Times New Roman" w:hAnsi="Times New Roman" w:cs="Times New Roman"/>
-                <w:lang w:val="tr-TR"/>
-              </w:rPr>
-              <w:t xml:space="preserve"> Öğretmeniniz yaklaşık 3 cm uzunluğundaki magnezyum şeridi maşayla tutarak ispirto ocağında yakacaktır. Ardından temizlenmiş bir bakır teli alevde 1 dakika ısıtınız ve soğuduktan sonra yüzeyini inceleyiniz.</w:t>
-            </w:r>
-          </w:p>
-          <w:p>
-            <w:pPr>
-              <w:jc w:val="both"/>
-              <w:rPr>
-                <w:rFonts w:ascii="Times New Roman" w:hAnsi="Times New Roman" w:cs="Times New Roman"/>
-                <w:lang w:val="tr-TR"/>
-              </w:rPr>
-            </w:pPr>
-            <w:r>
-              <w:rPr>
-                <w:rFonts w:ascii="Times New Roman" w:hAnsi="Times New Roman" w:cs="Times New Roman"/>
-                <w:b/>
-                <w:bCs/>
-                <w:lang w:val="tr-TR"/>
-              </w:rPr>
-              <w:t xml:space="preserve">2. Deney (metal + seyreltik hidroklorik asit):</w:t>
-            </w:r>
-            <w:r>
-              <w:rPr>
-                <w:rFonts w:ascii="Times New Roman" w:hAnsi="Times New Roman" w:cs="Times New Roman"/>
-                <w:lang w:val="tr-TR"/>
-              </w:rPr>
-              <w:t xml:space="preserve"> Üç deney tüpüne 3’er mL 1 M hidroklorik asit çözeltisi koyunuz. Tüplere sırasıyla birer küçük parça magnezyum şerit, çinko granül ve bakır tel ekleyiniz. Tüplerin dışına dokunarak sıcaklık değişimini hissetmeye çalışınız.</w:t>
-            </w:r>
-          </w:p>
-          <w:p>
-            <w:pPr>
-              <w:jc w:val="both"/>
-              <w:rPr>
-                <w:rFonts w:ascii="Times New Roman" w:hAnsi="Times New Roman" w:cs="Times New Roman"/>
-                <w:lang w:val="tr-TR"/>
-              </w:rPr>
-            </w:pPr>
-            <w:r>
-              <w:rPr>
-                <w:rFonts w:ascii="Times New Roman" w:hAnsi="Times New Roman" w:cs="Times New Roman"/>
-                <w:b/>
-                <w:bCs/>
-                <w:lang w:val="tr-TR"/>
-              </w:rPr>
-              <w:t xml:space="preserve">3. Deney (metal + metal tuzu çözeltisi):</w:t>
-            </w:r>
-            <w:r>
-              <w:rPr>
-                <w:rFonts w:ascii="Times New Roman" w:hAnsi="Times New Roman" w:cs="Times New Roman"/>
-                <w:lang w:val="tr-TR"/>
-              </w:rPr>
-              <w:t xml:space="preserve"> Bir behere 0,5 M bakır(II) nitrat çözeltisi koyarak temizlenmiş çinko şeridi daldırınız. Bir deney tüpündeki 0,1 M gümüş nitrat çözeltisine bakır tel, başka bir tüpteki 0,5 M çinko nitrat çözeltisine bakır tel daldırınız. Gözlemlerinizi 1., 5. ve 15. dakikalarda kaydediniz. İsterseniz çinko şeridin kütlesini deneyden önce ve sonra tartarak karşılaştırınız.</w:t>
-            </w:r>
-          </w:p>
-        </w:tc>
-      </w:tr>
-    </w:tbl>
+        <w:t xml:space="preserve">Deney basamaklarını takip ederek aşağıdaki deneyleri gerçekleştiriniz ve gözlemlerinizi grubunuzla birlikte belirlediğiniz ölçütleri kullanarak kaydediniz. Her deneyde başlangıçtaki görünümü, tepkime sırasında ve sonrasında gördüğünüz değişimleri ilgili sütunlara kaydediniz. Beklemediğiniz bir gözlemle karşılaştığınızda bunu da not ediniz ve nedenini araştırınız.</w:t>
+      </w:r>
+    </w:p>
+    <w:p>
+      <w:pPr>
+        <w:jc w:val="both"/>
+        <w:rPr>
+          <w:rFonts w:ascii="Times New Roman" w:hAnsi="Times New Roman" w:cs="Times New Roman"/>
+          <w:lang w:val="tr-TR"/>
+        </w:rPr>
+      </w:pPr>
+      <w:r>
+        <w:rPr>
+          <w:b/>
+          <w:rFonts w:ascii="Times New Roman" w:hAnsi="Times New Roman" w:cs="Times New Roman"/>
+          <w:lang w:val="tr-TR"/>
+        </w:rPr>
+        <w:t xml:space="preserve">Gerekli Malzemeler:</w:t>
+      </w:r>
+      <w:r>
+        <w:rPr>
+          <w:rFonts w:ascii="Times New Roman" w:hAnsi="Times New Roman" w:cs="Times New Roman"/>
+          <w:lang w:val="tr-TR"/>
+        </w:rPr>
+        <w:t xml:space="preserve"> magnezyum şerit, bakır tel, çinko granül, çinko şerit, 1 M hidroklorik asit çözeltisi, 0,5 M bakır(II) nitrat çözeltisi, 0,1 M gümüş nitrat çözeltisi, 0,5 M çinko nitrat çözeltisi, ispirto ocağı, maşa, zımpara kâğıdı, deney tüpleri, beher, terazi.</w:t>
+      </w:r>
+    </w:p>
+    <w:p>
+      <w:pPr>
+        <w:jc w:val="both"/>
+        <w:rPr>
+          <w:rFonts w:ascii="Times New Roman" w:hAnsi="Times New Roman" w:cs="Times New Roman"/>
+          <w:lang w:val="tr-TR"/>
+        </w:rPr>
+      </w:pPr>
+      <w:r>
+        <w:rPr>
+          <w:b/>
+          <w:rFonts w:ascii="Times New Roman" w:hAnsi="Times New Roman" w:cs="Times New Roman"/>
+          <w:lang w:val="tr-TR"/>
+        </w:rPr>
+        <w:t xml:space="preserve">Deney Basamakları:</w:t>
+      </w:r>
+    </w:p>
+    <w:p>
+      <w:pPr>
+        <w:jc w:val="both"/>
+        <w:rPr>
+          <w:rFonts w:ascii="Times New Roman" w:hAnsi="Times New Roman" w:cs="Times New Roman"/>
+          <w:lang w:val="tr-TR"/>
+        </w:rPr>
+      </w:pPr>
+      <w:r>
+        <w:rPr>
+          <w:rFonts w:ascii="Times New Roman" w:hAnsi="Times New Roman" w:cs="Times New Roman"/>
+          <w:lang w:val="tr-TR"/>
+        </w:rPr>
+        <w:t xml:space="preserve">1. Metal + oksijen: Öğretmeniniz yaklaşık 3 cm uzunluğundaki magnezyum şeridi maşayla tutarak ispirto ocağında yakacaktır. Ardından temizlenmiş bir bakır teli alevde 1 dakika ısıtınız ve soğuduktan sonra yüzeyini inceleyiniz.</w:t>
+      </w:r>
+    </w:p>
+    <w:p>
+      <w:pPr>
+        <w:jc w:val="both"/>
+        <w:rPr>
+          <w:rFonts w:ascii="Times New Roman" w:hAnsi="Times New Roman" w:cs="Times New Roman"/>
+          <w:lang w:val="tr-TR"/>
+        </w:rPr>
+      </w:pPr>
+      <w:r>
+        <w:rPr>
+          <w:rFonts w:ascii="Times New Roman" w:hAnsi="Times New Roman" w:cs="Times New Roman"/>
+          <w:lang w:val="tr-TR"/>
+        </w:rPr>
+        <w:t xml:space="preserve">2. Metal + seyreltik hidroklorik asit: Üç deney tüpüne 3’er mL 1 M hidroklorik asit çözeltisi koyunuz. Tüplere sırasıyla birer küçük parça magnezyum şerit, çinko granül ve bakır tel ekleyiniz. Tüplerin dışına dokunarak sıcaklık değişimini hissetmeye çalışınız.</w:t>
+      </w:r>
+    </w:p>
+    <w:p>
+      <w:pPr>
+        <w:jc w:val="both"/>
+        <w:rPr>
+          <w:rFonts w:ascii="Times New Roman" w:hAnsi="Times New Roman" w:cs="Times New Roman"/>
+          <w:lang w:val="tr-TR"/>
+        </w:rPr>
+      </w:pPr>
+      <w:r>
+        <w:rPr>
+          <w:rFonts w:ascii="Times New Roman" w:hAnsi="Times New Roman" w:cs="Times New Roman"/>
+          <w:lang w:val="tr-TR"/>
+        </w:rPr>
+        <w:t xml:space="preserve">3. Metal + metal tuzu çözeltisi: Bir behere 0,5 M bakır(II) nitrat çözeltisi koyarak temizlenmiş çinko şeridi daldırınız. Bir deney tüpündeki 0,1 M gümüş nitrat çözeltisine bakır tel, başka bir tüpteki 0,5 M çinko nitrat çözeltisine bakır tel daldırınız. Gözlemlerinizi 1., 5. ve 15. dakikalarda kaydediniz. İsterseniz çinko şeridin kütlesini deneyden önce ve sonra tartarak karşılaştırınız.</w:t>
+      </w:r>
+    </w:p>
     <w:p>
       <w:pPr>
         <w:jc w:val="both"/>

--- a/Kim12-1-1-Redoks-Tepkimeleri.docx
+++ b/Kim12-1-1-Redoks-Tepkimeleri.docx
@@ -1890,7 +1890,7 @@
           <w:rFonts w:ascii="Times New Roman" w:hAnsi="Times New Roman" w:cs="Times New Roman"/>
           <w:lang w:val="tr-TR"/>
         </w:rPr>
-        <w:t xml:space="preserve">Bir etkinlik yaparak keşfediniz. Analiz ve Keşif Atölyesi 1.1.’de bilimsel gözlem yapacaksınız: Metallerin oksijen, seyreltik hidroklorik asit ve metal tuzu çözeltileriyle verdikleri tepkimelerde kimyasal değişimi gösteren nitelikleri belirleyecek, bu niteliklere ilişkin verileri toplayıp kaydedecek, ardından topladığınız verileri tanecik modelleri ve sembolik gösterimlerle açıklayacaksınız. Çalışmanızı adım adım planlamanız ve gözlemlerinizi araştırmacı bir tutumla kayda geçirmeniz çalışkanlık değerinizi destekleyecek; etkinlik sonunda kendi öğrenme sürecinizi değerlendirirken kendinizi tanıma ve düzenleme becerilerinizi kullanacaksınız.</w:t>
+        <w:t xml:space="preserve">Bu sorunun cevabını bir etkinlik yaparak keşfediniz. Analiz ve Keşif Atölyesi 1.1.’de bilimsel gözlem yapacaksınız: Metallerin oksijen, seyreltik hidroklorik asit ve metal tuzu çözeltileriyle verdikleri tepkimelerde kimyasal değişimi gösteren nitelikleri belirleyecek, bu niteliklere ilişkin verileri toplayıp kaydedecek, ardından topladığınız verileri tanecik modelleri ve sembolik gösterimlerle açıklayacaksınız. Çalışmanızı adım adım planlamanız ve gözlemlerinizi araştırmacı bir tutumla kayda geçirmeniz çalışkanlık değerinizi destekleyecek; etkinlik sonunda kendi öğrenme sürecinizi değerlendirirken kendinizi tanıma ve düzenleme becerilerinizi kullanacaksınız.</w:t>
       </w:r>
     </w:p>
     <w:tbl>

--- a/Kim12-1-1-Redoks-Tepkimeleri.docx
+++ b/Kim12-1-1-Redoks-Tepkimeleri.docx
@@ -5854,39 +5854,39 @@
           <w:rFonts w:ascii="Times New Roman" w:hAnsi="Times New Roman" w:cs="Times New Roman"/>
           <w:lang w:val="tr-TR"/>
         </w:rPr>
-        <w:t xml:space="preserve">a) Gerçekleşen tepkimenin yükseltgenme ve indirgenme yarı tepkimelerini yazınız.</w:t>
-      </w:r>
-    </w:p>
-    <w:p>
-      <w:pPr>
-        <w:jc w:val="both"/>
-        <w:rPr>
-          <w:rFonts w:ascii="Times New Roman" w:hAnsi="Times New Roman" w:cs="Times New Roman"/>
-          <w:lang w:val="tr-TR"/>
-        </w:rPr>
-      </w:pPr>
-      <w:r>
-        <w:rPr>
-          <w:rFonts w:ascii="Times New Roman" w:hAnsi="Times New Roman" w:cs="Times New Roman"/>
-          <w:lang w:val="tr-TR"/>
-        </w:rPr>
-        <w:t xml:space="preserve">b) Net tepkime denklemini yazarak yük denkliğini kontrol ediniz.</w:t>
-      </w:r>
-    </w:p>
-    <w:p>
-      <w:pPr>
-        <w:jc w:val="both"/>
-        <w:rPr>
-          <w:rFonts w:ascii="Times New Roman" w:hAnsi="Times New Roman" w:cs="Times New Roman"/>
-          <w:lang w:val="tr-TR"/>
-        </w:rPr>
-      </w:pPr>
-      <w:r>
-        <w:rPr>
-          <w:rFonts w:ascii="Times New Roman" w:hAnsi="Times New Roman" w:cs="Times New Roman"/>
-          <w:lang w:val="tr-TR"/>
-        </w:rPr>
-        <w:t xml:space="preserve">c) Tepkimedeki indirgeni, yükseltgeni ve seyirci iyonu belirleyiniz.</w:t>
+        <w:t xml:space="preserve">a. Gerçekleşen tepkimenin yükseltgenme ve indirgenme yarı tepkimelerini yazınız.</w:t>
+      </w:r>
+    </w:p>
+    <w:p>
+      <w:pPr>
+        <w:jc w:val="both"/>
+        <w:rPr>
+          <w:rFonts w:ascii="Times New Roman" w:hAnsi="Times New Roman" w:cs="Times New Roman"/>
+          <w:lang w:val="tr-TR"/>
+        </w:rPr>
+      </w:pPr>
+      <w:r>
+        <w:rPr>
+          <w:rFonts w:ascii="Times New Roman" w:hAnsi="Times New Roman" w:cs="Times New Roman"/>
+          <w:lang w:val="tr-TR"/>
+        </w:rPr>
+        <w:t xml:space="preserve">b. Net tepkime denklemini yazarak yük denkliğini kontrol ediniz.</w:t>
+      </w:r>
+    </w:p>
+    <w:p>
+      <w:pPr>
+        <w:jc w:val="both"/>
+        <w:rPr>
+          <w:rFonts w:ascii="Times New Roman" w:hAnsi="Times New Roman" w:cs="Times New Roman"/>
+          <w:lang w:val="tr-TR"/>
+        </w:rPr>
+      </w:pPr>
+      <w:r>
+        <w:rPr>
+          <w:rFonts w:ascii="Times New Roman" w:hAnsi="Times New Roman" w:cs="Times New Roman"/>
+          <w:lang w:val="tr-TR"/>
+        </w:rPr>
+        <w:t xml:space="preserve">c. Tepkimedeki indirgeni, yükseltgeni ve seyirci iyonu belirleyiniz.</w:t>
       </w:r>
     </w:p>
     <w:p>
@@ -5920,7 +5920,7 @@
           <w:rFonts w:ascii="Times New Roman" w:hAnsi="Times New Roman" w:cs="Times New Roman"/>
           <w:lang w:val="tr-TR"/>
         </w:rPr>
-        <w:t xml:space="preserve">a) Alüminyum atomları üçer elektron vererek Al</w:t>
+        <w:t xml:space="preserve">a. Alüminyum atomları üçer elektron vererek Al</w:t>
       </w:r>
       <w:r>
         <w:rPr>
@@ -6027,7 +6027,7 @@
           <w:rFonts w:ascii="Times New Roman" w:hAnsi="Times New Roman" w:cs="Times New Roman"/>
           <w:lang w:val="tr-TR"/>
         </w:rPr>
-        <w:t xml:space="preserve">b) Verilen ve alınan elektron sayılarını eşitlemek için 3 ile 2’nin en küçük ortak katı olan 6 elektron esas alınır. Yükseltgenme yarı tepkimesi 2 ile, indirgenme yarı tepkimesi 3 ile çarpılır:</w:t>
+        <w:t xml:space="preserve">b. Verilen ve alınan elektron sayılarını eşitlemek için 3 ile 2’nin en küçük ortak katı olan 6 elektron esas alınır. Yükseltgenme yarı tepkimesi 2 ile, indirgenme yarı tepkimesi 3 ile çarpılır:</w:t>
       </w:r>
     </w:p>
     <w:p>
@@ -6181,7 +6181,7 @@
           <w:rFonts w:ascii="Times New Roman" w:hAnsi="Times New Roman" w:cs="Times New Roman"/>
           <w:lang w:val="tr-TR"/>
         </w:rPr>
-        <w:t xml:space="preserve">c) İndirgen: Al (yükseltgenir); yükseltgen: Cu</w:t>
+        <w:t xml:space="preserve">c. İndirgen: Al (yükseltgenir); yükseltgen: Cu</w:t>
       </w:r>
       <w:r>
         <w:rPr>
@@ -7196,7 +7196,7 @@
           <w:rFonts w:ascii="Times New Roman" w:hAnsi="Times New Roman" w:cs="Times New Roman"/>
           <w:lang w:val="tr-TR"/>
         </w:rPr>
-        <w:t xml:space="preserve">a) Tepkimenin gerçekleştiğini gösteren gözlemlenebilir nitelikleri yazınız.</w:t>
+        <w:t xml:space="preserve">a. Tepkimenin gerçekleştiğini gösteren gözlemlenebilir nitelikleri yazınız.</w:t>
       </w:r>
     </w:p>
     <w:p>
@@ -7213,7 +7213,7 @@
           <w:rFonts w:ascii="Times New Roman" w:hAnsi="Times New Roman" w:cs="Times New Roman"/>
           <w:lang w:val="tr-TR"/>
         </w:rPr>
-        <w:t xml:space="preserve">b) Yükseltgenme ve indirgenme yarı tepkimelerini ve net tepkime denklemini yazınız.</w:t>
+        <w:t xml:space="preserve">b. Yükseltgenme ve indirgenme yarı tepkimelerini ve net tepkime denklemini yazınız.</w:t>
       </w:r>
     </w:p>
     <w:tbl>
@@ -7332,7 +7332,7 @@
           <w:rFonts w:ascii="Times New Roman" w:hAnsi="Times New Roman" w:cs="Times New Roman"/>
           <w:lang w:val="tr-TR"/>
         </w:rPr>
-        <w:t xml:space="preserve">a) Tepkimede aktarılan elektronların mol sayısını hesaplayınız.</w:t>
+        <w:t xml:space="preserve">a. Tepkimede aktarılan elektronların mol sayısını hesaplayınız.</w:t>
       </w:r>
     </w:p>
     <w:p>
@@ -7349,7 +7349,7 @@
           <w:rFonts w:ascii="Times New Roman" w:hAnsi="Times New Roman" w:cs="Times New Roman"/>
           <w:lang w:val="tr-TR"/>
         </w:rPr>
-        <w:t xml:space="preserve">b) Oluşan bakırın kütlesini hesaplayınız.</w:t>
+        <w:t xml:space="preserve">b. Oluşan bakırın kütlesini hesaplayınız.</w:t>
       </w:r>
     </w:p>
     <w:tbl>

--- a/Kim12-1-1-Redoks-Tepkimeleri.docx
+++ b/Kim12-1-1-Redoks-Tepkimeleri.docx
@@ -3843,7 +3843,7 @@
       <w:r>
         <w:drawing>
           <wp:inline distT="0" distB="0" distL="0" distR="0">
-            <wp:extent cx="5580000" cy="1984528"/>
+            <wp:extent cx="5596139" cy="2069596"/>
             <wp:docPr id="900003" name="Grafik 900003" descr="Süreç aşamalı tanecik modeli çizim alanı"/>
             <wp:cNvGraphicFramePr>
               <a:graphicFrameLocks noChangeAspect="1"/>
@@ -3864,7 +3864,7 @@
                   <pic:spPr>
                     <a:xfrm>
                       <a:off x="0" y="0"/>
-                      <a:ext cx="5580000" cy="1984528"/>
+                      <a:ext cx="5596139" cy="2069596"/>
                     </a:xfrm>
                     <a:prstGeom prst="rect">
                       <a:avLst/>
@@ -4596,7 +4596,7 @@
       <w:r>
         <w:drawing>
           <wp:inline distT="0" distB="0" distL="0" distR="0">
-            <wp:extent cx="5760000" cy="1996800"/>
+            <wp:extent cx="5504699" cy="1877571"/>
             <wp:docPr id="900007" name="Grafik 900007" descr="Fe ve Cu2+ tepkimesinin süreç aşamalı tanecik modeli"/>
             <wp:cNvGraphicFramePr>
               <a:graphicFrameLocks noChangeAspect="1"/>
@@ -4617,7 +4617,7 @@
                   <pic:spPr>
                     <a:xfrm>
                       <a:off x="0" y="0"/>
-                      <a:ext cx="5760000" cy="1996800"/>
+                      <a:ext cx="5504699" cy="1877571"/>
                     </a:xfrm>
                     <a:prstGeom prst="rect">
                       <a:avLst/>

--- a/Kim12-1-1-Redoks-Tepkimeleri.docx
+++ b/Kim12-1-1-Redoks-Tepkimeleri.docx
@@ -62,743 +62,691 @@
         <w:t xml:space="preserve">BÖLÜM: Elektrokimyasal Hücreler</w:t>
       </w:r>
     </w:p>
-    <w:tbl>
-      <w:tblPr>
-        <w:tblW w:w="9000" w:type="dxa"/>
+    <w:p>
+      <w:pPr>
         <w:jc w:val="center"/>
-        <w:tblBorders>
-          <w:top w:val="single" w:sz="8" w:space="0" w:color="7F7F7F"/>
-          <w:left w:val="single" w:sz="8" w:space="0" w:color="7F7F7F"/>
-          <w:bottom w:val="single" w:sz="8" w:space="0" w:color="7F7F7F"/>
-          <w:right w:val="single" w:sz="8" w:space="0" w:color="7F7F7F"/>
-        </w:tblBorders>
-      </w:tblPr>
-      <w:tblGrid>
-        <w:gridCol w:w="9000"/>
-      </w:tblGrid>
-      <w:tr>
-        <w:tc>
-          <w:tcPr>
-            <w:tcW w:w="9000" w:type="dxa"/>
-            <w:shd w:val="clear" w:color="auto" w:fill="EDEDED"/>
-          </w:tcPr>
-          <w:p>
-            <w:pPr>
-              <w:jc w:val="both"/>
-              <w:rPr>
-                <w:rFonts w:ascii="Times New Roman" w:hAnsi="Times New Roman" w:cs="Times New Roman"/>
-                <w:lang w:val="tr-TR"/>
-              </w:rPr>
-            </w:pPr>
-            <w:r>
-              <w:rPr>
-                <w:rFonts w:ascii="Times New Roman" w:hAnsi="Times New Roman" w:cs="Times New Roman"/>
-                <w:lang w:val="tr-TR"/>
-              </w:rPr>
-              <w:t xml:space="preserve">GÖRSEL ALANI (Shutterstock)</w:t>
-            </w:r>
-          </w:p>
-          <w:p>
-            <w:pPr>
-              <w:jc w:val="both"/>
-              <w:rPr>
-                <w:rFonts w:ascii="Times New Roman" w:hAnsi="Times New Roman" w:cs="Times New Roman"/>
-                <w:lang w:val="tr-TR"/>
-              </w:rPr>
-            </w:pPr>
-            <w:r>
-              <w:rPr>
-                <w:rFonts w:ascii="Times New Roman" w:hAnsi="Times New Roman" w:cs="Times New Roman"/>
-                <w:lang w:val="tr-TR"/>
-              </w:rPr>
-              <w:t xml:space="preserve">Tarif: Tam sayfa tema açılış görseli: Gece aydınlatılmış bir şehir manzarası önünde şarj olan bir elektrikli otomobil ile yan yana dizilmiş farklı boyutlarda piller; köşede yüzeyi paslanmış eski bir demir zincir (marka/logo görünmesin).</w:t>
-            </w:r>
-          </w:p>
-          <w:p>
-            <w:pPr>
-              <w:jc w:val="both"/>
-              <w:rPr>
-                <w:rFonts w:ascii="Times New Roman" w:hAnsi="Times New Roman" w:cs="Times New Roman"/>
-                <w:lang w:val="tr-TR"/>
-              </w:rPr>
-            </w:pPr>
-            <w:r>
-              <w:rPr>
-                <w:rFonts w:ascii="Times New Roman" w:hAnsi="Times New Roman" w:cs="Times New Roman"/>
-                <w:lang w:val="tr-TR"/>
-              </w:rPr>
-              <w:t xml:space="preserve">Shutter ID: 2551088649 (fotoğraf) — Electric car charging in urban parking lot at night</w:t>
-            </w:r>
-          </w:p>
-        </w:tc>
-      </w:tr>
-    </w:tbl>
-    <w:p>
-      <w:pPr>
-        <w:jc w:val="both"/>
-        <w:rPr>
-          <w:rFonts w:ascii="Times New Roman" w:hAnsi="Times New Roman" w:cs="Times New Roman"/>
-          <w:lang w:val="tr-TR"/>
-        </w:rPr>
-      </w:pPr>
+      </w:pPr>
+      <w:r>
+        <w:drawing>
+          <wp:inline xmlns:a="http://schemas.openxmlformats.org/drawingml/2006/main" xmlns:pic="http://schemas.openxmlformats.org/drawingml/2006/picture">
+            <wp:extent cx="3436363" cy="2520000"/>
+            <wp:docPr id="900013" name="Picture 900013"/>
+            <wp:cNvGraphicFramePr>
+              <a:graphicFrameLocks noChangeAspect="1"/>
+            </wp:cNvGraphicFramePr>
+            <a:graphic>
+              <a:graphicData uri="http://schemas.openxmlformats.org/drawingml/2006/picture">
+                <pic:pic>
+                  <pic:nvPicPr>
+                    <pic:cNvPr id="0" name="2551088649_d.jpg"/>
+                    <pic:cNvPicPr/>
+                  </pic:nvPicPr>
+                  <pic:blipFill>
+                    <a:blip r:embed="rId11"/>
+                    <a:stretch>
+                      <a:fillRect/>
+                    </a:stretch>
+                  </pic:blipFill>
+                  <pic:spPr>
+                    <a:xfrm>
+                      <a:off x="0" y="0"/>
+                      <a:ext cx="3436363" cy="2520000"/>
+                    </a:xfrm>
+                    <a:prstGeom prst="rect"/>
+                  </pic:spPr>
+                </pic:pic>
+              </a:graphicData>
+            </a:graphic>
+          </wp:inline>
+        </w:drawing>
+      </w:r>
     </w:p>
     <w:p>
       <w:pPr>
         <w:jc w:val="center"/>
-        <w:rPr>
-          <w:rFonts w:ascii="Times New Roman" w:hAnsi="Times New Roman" w:cs="Times New Roman"/>
-          <w:lang w:val="tr-TR"/>
-        </w:rPr>
       </w:pPr>
       <w:r>
         <w:rPr>
           <w:rFonts w:ascii="Times New Roman" w:hAnsi="Times New Roman" w:cs="Times New Roman"/>
           <w:b/>
           <w:bCs/>
-          <w:lang w:val="tr-TR"/>
-        </w:rPr>
-        <w:t xml:space="preserve">Tema görseli:</w:t>
-      </w:r>
-      <w:r>
-        <w:rPr>
-          <w:rFonts w:ascii="Times New Roman" w:hAnsi="Times New Roman" w:cs="Times New Roman"/>
-          <w:lang w:val="tr-TR"/>
-        </w:rPr>
-        <w:t xml:space="preserve"> Etkileşim</w:t>
-      </w:r>
-    </w:p>
-    <w:p>
-      <w:pPr>
-        <w:jc w:val="both"/>
+          <w:highlight w:val="yellow"/>
+          <w:lang w:val="tr-TR"/>
+        </w:rPr>
+        <w:t xml:space="preserve">Shutter id: 2551088649</w:t>
+      </w:r>
+    </w:p>
+    <w:p>
+      <w:pPr>
+        <w:jc w:val="center"/>
+        <w:rPr>
+          <w:rFonts w:ascii="Times New Roman" w:hAnsi="Times New Roman" w:cs="Times New Roman"/>
+          <w:lang w:val="tr-TR"/>
+        </w:rPr>
+      </w:pPr>
+      <w:r>
         <w:rPr>
           <w:rFonts w:ascii="Times New Roman" w:hAnsi="Times New Roman" w:cs="Times New Roman"/>
           <w:b/>
           <w:bCs/>
           <w:lang w:val="tr-TR"/>
         </w:rPr>
-      </w:pPr>
-      <w:r>
+        <w:t xml:space="preserve">Tema görseli:</w:t>
+      </w:r>
+      <w:r>
+        <w:rPr>
+          <w:rFonts w:ascii="Times New Roman" w:hAnsi="Times New Roman" w:cs="Times New Roman"/>
+          <w:lang w:val="tr-TR"/>
+        </w:rPr>
+        <w:t xml:space="preserve"> Etkileşim</w:t>
+      </w:r>
+    </w:p>
+    <w:p>
+      <w:pPr>
+        <w:jc w:val="both"/>
         <w:rPr>
           <w:rFonts w:ascii="Times New Roman" w:hAnsi="Times New Roman" w:cs="Times New Roman"/>
           <w:b/>
           <w:bCs/>
           <w:lang w:val="tr-TR"/>
         </w:rPr>
-        <w:t xml:space="preserve">Temanın Anahtar Kavramları</w:t>
-      </w:r>
-    </w:p>
-    <w:p>
-      <w:pPr>
-        <w:ind w:left="360"/>
-        <w:jc w:val="both"/>
-        <w:rPr>
-          <w:rFonts w:ascii="Times New Roman" w:hAnsi="Times New Roman" w:cs="Times New Roman"/>
-          <w:lang w:val="tr-TR"/>
-        </w:rPr>
-      </w:pPr>
-      <w:r>
-        <w:rPr>
-          <w:rFonts w:ascii="Times New Roman" w:hAnsi="Times New Roman" w:cs="Times New Roman"/>
-          <w:lang w:val="tr-TR"/>
-        </w:rPr>
-        <w:t xml:space="preserve">• Aktiflik</w:t>
-      </w:r>
-    </w:p>
-    <w:p>
-      <w:pPr>
-        <w:ind w:left="360"/>
-        <w:jc w:val="both"/>
-        <w:rPr>
-          <w:rFonts w:ascii="Times New Roman" w:hAnsi="Times New Roman" w:cs="Times New Roman"/>
-          <w:lang w:val="tr-TR"/>
-        </w:rPr>
-      </w:pPr>
-      <w:r>
-        <w:rPr>
-          <w:rFonts w:ascii="Times New Roman" w:hAnsi="Times New Roman" w:cs="Times New Roman"/>
-          <w:lang w:val="tr-TR"/>
-        </w:rPr>
-        <w:t xml:space="preserve">• Anot</w:t>
-      </w:r>
-    </w:p>
-    <w:p>
-      <w:pPr>
-        <w:ind w:left="360"/>
-        <w:jc w:val="both"/>
-        <w:rPr>
-          <w:rFonts w:ascii="Times New Roman" w:hAnsi="Times New Roman" w:cs="Times New Roman"/>
-          <w:lang w:val="tr-TR"/>
-        </w:rPr>
-      </w:pPr>
-      <w:r>
-        <w:rPr>
-          <w:rFonts w:ascii="Times New Roman" w:hAnsi="Times New Roman" w:cs="Times New Roman"/>
-          <w:lang w:val="tr-TR"/>
-        </w:rPr>
-        <w:t xml:space="preserve">• Elektrokimyasal hücre</w:t>
-      </w:r>
-    </w:p>
-    <w:p>
-      <w:pPr>
-        <w:ind w:left="360"/>
-        <w:jc w:val="both"/>
-        <w:rPr>
-          <w:rFonts w:ascii="Times New Roman" w:hAnsi="Times New Roman" w:cs="Times New Roman"/>
-          <w:lang w:val="tr-TR"/>
-        </w:rPr>
-      </w:pPr>
-      <w:r>
-        <w:rPr>
-          <w:rFonts w:ascii="Times New Roman" w:hAnsi="Times New Roman" w:cs="Times New Roman"/>
-          <w:lang w:val="tr-TR"/>
-        </w:rPr>
-        <w:t xml:space="preserve">• Elektrolit</w:t>
-      </w:r>
-    </w:p>
-    <w:p>
-      <w:pPr>
-        <w:ind w:left="360"/>
-        <w:jc w:val="both"/>
-        <w:rPr>
-          <w:rFonts w:ascii="Times New Roman" w:hAnsi="Times New Roman" w:cs="Times New Roman"/>
-          <w:lang w:val="tr-TR"/>
-        </w:rPr>
-      </w:pPr>
-      <w:r>
-        <w:rPr>
-          <w:rFonts w:ascii="Times New Roman" w:hAnsi="Times New Roman" w:cs="Times New Roman"/>
-          <w:lang w:val="tr-TR"/>
-        </w:rPr>
-        <w:t xml:space="preserve">• Elektrolitik hücre</w:t>
-      </w:r>
-    </w:p>
-    <w:p>
-      <w:pPr>
-        <w:ind w:left="360"/>
-        <w:jc w:val="both"/>
-        <w:rPr>
-          <w:rFonts w:ascii="Times New Roman" w:hAnsi="Times New Roman" w:cs="Times New Roman"/>
-          <w:lang w:val="tr-TR"/>
-        </w:rPr>
-      </w:pPr>
-      <w:r>
-        <w:rPr>
-          <w:rFonts w:ascii="Times New Roman" w:hAnsi="Times New Roman" w:cs="Times New Roman"/>
-          <w:lang w:val="tr-TR"/>
-        </w:rPr>
-        <w:t xml:space="preserve">• Elektroliz</w:t>
-      </w:r>
-    </w:p>
-    <w:p>
-      <w:pPr>
-        <w:ind w:left="360"/>
-        <w:jc w:val="both"/>
-        <w:rPr>
-          <w:rFonts w:ascii="Times New Roman" w:hAnsi="Times New Roman" w:cs="Times New Roman"/>
-          <w:lang w:val="tr-TR"/>
-        </w:rPr>
-      </w:pPr>
-      <w:r>
-        <w:rPr>
-          <w:rFonts w:ascii="Times New Roman" w:hAnsi="Times New Roman" w:cs="Times New Roman"/>
-          <w:lang w:val="tr-TR"/>
-        </w:rPr>
-        <w:t xml:space="preserve">• Elektrot</w:t>
-      </w:r>
-    </w:p>
-    <w:p>
-      <w:pPr>
-        <w:ind w:left="360"/>
-        <w:jc w:val="both"/>
-        <w:rPr>
-          <w:rFonts w:ascii="Times New Roman" w:hAnsi="Times New Roman" w:cs="Times New Roman"/>
-          <w:lang w:val="tr-TR"/>
-        </w:rPr>
-      </w:pPr>
-      <w:r>
-        <w:rPr>
-          <w:rFonts w:ascii="Times New Roman" w:hAnsi="Times New Roman" w:cs="Times New Roman"/>
-          <w:lang w:val="tr-TR"/>
-        </w:rPr>
-        <w:t xml:space="preserve">• Faraday yasaları</w:t>
-      </w:r>
-    </w:p>
-    <w:p>
-      <w:pPr>
-        <w:ind w:left="360"/>
-        <w:jc w:val="both"/>
-        <w:rPr>
-          <w:rFonts w:ascii="Times New Roman" w:hAnsi="Times New Roman" w:cs="Times New Roman"/>
-          <w:lang w:val="tr-TR"/>
-        </w:rPr>
-      </w:pPr>
-      <w:r>
-        <w:rPr>
-          <w:rFonts w:ascii="Times New Roman" w:hAnsi="Times New Roman" w:cs="Times New Roman"/>
-          <w:lang w:val="tr-TR"/>
-        </w:rPr>
-        <w:t xml:space="preserve">• Galvanik hücre</w:t>
-      </w:r>
-    </w:p>
-    <w:p>
-      <w:pPr>
-        <w:ind w:left="360"/>
-        <w:jc w:val="both"/>
-        <w:rPr>
-          <w:rFonts w:ascii="Times New Roman" w:hAnsi="Times New Roman" w:cs="Times New Roman"/>
-          <w:lang w:val="tr-TR"/>
-        </w:rPr>
-      </w:pPr>
-      <w:r>
-        <w:rPr>
-          <w:rFonts w:ascii="Times New Roman" w:hAnsi="Times New Roman" w:cs="Times New Roman"/>
-          <w:lang w:val="tr-TR"/>
-        </w:rPr>
-        <w:t xml:space="preserve">• İndirgen</w:t>
-      </w:r>
-    </w:p>
-    <w:p>
-      <w:pPr>
-        <w:ind w:left="360"/>
-        <w:jc w:val="both"/>
-        <w:rPr>
-          <w:rFonts w:ascii="Times New Roman" w:hAnsi="Times New Roman" w:cs="Times New Roman"/>
-          <w:lang w:val="tr-TR"/>
-        </w:rPr>
-      </w:pPr>
-      <w:r>
-        <w:rPr>
-          <w:rFonts w:ascii="Times New Roman" w:hAnsi="Times New Roman" w:cs="Times New Roman"/>
-          <w:lang w:val="tr-TR"/>
-        </w:rPr>
-        <w:t xml:space="preserve">• İndirgenme</w:t>
-      </w:r>
-    </w:p>
-    <w:p>
-      <w:pPr>
-        <w:ind w:left="360"/>
-        <w:jc w:val="both"/>
-        <w:rPr>
-          <w:rFonts w:ascii="Times New Roman" w:hAnsi="Times New Roman" w:cs="Times New Roman"/>
-          <w:lang w:val="tr-TR"/>
-        </w:rPr>
-      </w:pPr>
-      <w:r>
-        <w:rPr>
-          <w:rFonts w:ascii="Times New Roman" w:hAnsi="Times New Roman" w:cs="Times New Roman"/>
-          <w:lang w:val="tr-TR"/>
-        </w:rPr>
-        <w:t xml:space="preserve">• Katodik koruma</w:t>
-      </w:r>
-    </w:p>
-    <w:p>
-      <w:pPr>
-        <w:ind w:left="360"/>
-        <w:jc w:val="both"/>
-        <w:rPr>
-          <w:rFonts w:ascii="Times New Roman" w:hAnsi="Times New Roman" w:cs="Times New Roman"/>
-          <w:lang w:val="tr-TR"/>
-        </w:rPr>
-      </w:pPr>
-      <w:r>
-        <w:rPr>
-          <w:rFonts w:ascii="Times New Roman" w:hAnsi="Times New Roman" w:cs="Times New Roman"/>
-          <w:lang w:val="tr-TR"/>
-        </w:rPr>
-        <w:t xml:space="preserve">• Katot</w:t>
-      </w:r>
-    </w:p>
-    <w:p>
-      <w:pPr>
-        <w:ind w:left="360"/>
-        <w:jc w:val="both"/>
-        <w:rPr>
-          <w:rFonts w:ascii="Times New Roman" w:hAnsi="Times New Roman" w:cs="Times New Roman"/>
-          <w:lang w:val="tr-TR"/>
-        </w:rPr>
-      </w:pPr>
-      <w:r>
-        <w:rPr>
-          <w:rFonts w:ascii="Times New Roman" w:hAnsi="Times New Roman" w:cs="Times New Roman"/>
-          <w:lang w:val="tr-TR"/>
-        </w:rPr>
-        <w:t xml:space="preserve">• Korozyon</w:t>
-      </w:r>
-    </w:p>
-    <w:p>
-      <w:pPr>
-        <w:ind w:left="360"/>
-        <w:jc w:val="both"/>
-        <w:rPr>
-          <w:rFonts w:ascii="Times New Roman" w:hAnsi="Times New Roman" w:cs="Times New Roman"/>
-          <w:lang w:val="tr-TR"/>
-        </w:rPr>
-      </w:pPr>
-      <w:r>
-        <w:rPr>
-          <w:rFonts w:ascii="Times New Roman" w:hAnsi="Times New Roman" w:cs="Times New Roman"/>
-          <w:lang w:val="tr-TR"/>
-        </w:rPr>
-        <w:t xml:space="preserve">• Redoks</w:t>
-      </w:r>
-    </w:p>
-    <w:p>
-      <w:pPr>
-        <w:ind w:left="360"/>
-        <w:jc w:val="both"/>
-        <w:rPr>
-          <w:rFonts w:ascii="Times New Roman" w:hAnsi="Times New Roman" w:cs="Times New Roman"/>
-          <w:lang w:val="tr-TR"/>
-        </w:rPr>
-      </w:pPr>
-      <w:r>
-        <w:rPr>
-          <w:rFonts w:ascii="Times New Roman" w:hAnsi="Times New Roman" w:cs="Times New Roman"/>
-          <w:lang w:val="tr-TR"/>
-        </w:rPr>
-        <w:t xml:space="preserve">• Standart elektrot potansiyeli</w:t>
-      </w:r>
-    </w:p>
-    <w:p>
-      <w:pPr>
-        <w:ind w:left="360"/>
-        <w:jc w:val="both"/>
-        <w:rPr>
-          <w:rFonts w:ascii="Times New Roman" w:hAnsi="Times New Roman" w:cs="Times New Roman"/>
-          <w:lang w:val="tr-TR"/>
-        </w:rPr>
-      </w:pPr>
-      <w:r>
-        <w:rPr>
-          <w:rFonts w:ascii="Times New Roman" w:hAnsi="Times New Roman" w:cs="Times New Roman"/>
-          <w:lang w:val="tr-TR"/>
-        </w:rPr>
-        <w:t xml:space="preserve">• Tuz köprüsü</w:t>
-      </w:r>
-    </w:p>
-    <w:p>
-      <w:pPr>
-        <w:ind w:left="360"/>
-        <w:jc w:val="both"/>
-        <w:rPr>
-          <w:rFonts w:ascii="Times New Roman" w:hAnsi="Times New Roman" w:cs="Times New Roman"/>
-          <w:lang w:val="tr-TR"/>
-        </w:rPr>
-      </w:pPr>
-      <w:r>
-        <w:rPr>
-          <w:rFonts w:ascii="Times New Roman" w:hAnsi="Times New Roman" w:cs="Times New Roman"/>
-          <w:lang w:val="tr-TR"/>
-        </w:rPr>
-        <w:t xml:space="preserve">• Yarı hücre</w:t>
-      </w:r>
-    </w:p>
-    <w:p>
-      <w:pPr>
-        <w:ind w:left="360"/>
-        <w:jc w:val="both"/>
-        <w:rPr>
-          <w:rFonts w:ascii="Times New Roman" w:hAnsi="Times New Roman" w:cs="Times New Roman"/>
-          <w:lang w:val="tr-TR"/>
-        </w:rPr>
-      </w:pPr>
-      <w:r>
-        <w:rPr>
-          <w:rFonts w:ascii="Times New Roman" w:hAnsi="Times New Roman" w:cs="Times New Roman"/>
-          <w:lang w:val="tr-TR"/>
-        </w:rPr>
-        <w:t xml:space="preserve">• Yükseltgen</w:t>
-      </w:r>
-    </w:p>
-    <w:p>
-      <w:pPr>
-        <w:ind w:left="360"/>
-        <w:jc w:val="both"/>
-        <w:rPr>
-          <w:rFonts w:ascii="Times New Roman" w:hAnsi="Times New Roman" w:cs="Times New Roman"/>
-          <w:lang w:val="tr-TR"/>
-        </w:rPr>
-      </w:pPr>
-      <w:r>
-        <w:rPr>
-          <w:rFonts w:ascii="Times New Roman" w:hAnsi="Times New Roman" w:cs="Times New Roman"/>
-          <w:lang w:val="tr-TR"/>
-        </w:rPr>
-        <w:t xml:space="preserve">• Yükseltgenme</w:t>
-      </w:r>
-    </w:p>
-    <w:p>
-      <w:pPr>
-        <w:jc w:val="both"/>
+      </w:pPr>
+      <w:r>
         <w:rPr>
           <w:rFonts w:ascii="Times New Roman" w:hAnsi="Times New Roman" w:cs="Times New Roman"/>
           <w:b/>
           <w:bCs/>
           <w:lang w:val="tr-TR"/>
         </w:rPr>
-      </w:pPr>
-      <w:r>
+        <w:t xml:space="preserve">Temanın Anahtar Kavramları</w:t>
+      </w:r>
+    </w:p>
+    <w:p>
+      <w:pPr>
+        <w:ind w:left="360"/>
+        <w:jc w:val="both"/>
+        <w:rPr>
+          <w:rFonts w:ascii="Times New Roman" w:hAnsi="Times New Roman" w:cs="Times New Roman"/>
+          <w:lang w:val="tr-TR"/>
+        </w:rPr>
+      </w:pPr>
+      <w:r>
+        <w:rPr>
+          <w:rFonts w:ascii="Times New Roman" w:hAnsi="Times New Roman" w:cs="Times New Roman"/>
+          <w:lang w:val="tr-TR"/>
+        </w:rPr>
+        <w:t xml:space="preserve">• Aktiflik</w:t>
+      </w:r>
+    </w:p>
+    <w:p>
+      <w:pPr>
+        <w:ind w:left="360"/>
+        <w:jc w:val="both"/>
+        <w:rPr>
+          <w:rFonts w:ascii="Times New Roman" w:hAnsi="Times New Roman" w:cs="Times New Roman"/>
+          <w:lang w:val="tr-TR"/>
+        </w:rPr>
+      </w:pPr>
+      <w:r>
+        <w:rPr>
+          <w:rFonts w:ascii="Times New Roman" w:hAnsi="Times New Roman" w:cs="Times New Roman"/>
+          <w:lang w:val="tr-TR"/>
+        </w:rPr>
+        <w:t xml:space="preserve">• Anot</w:t>
+      </w:r>
+    </w:p>
+    <w:p>
+      <w:pPr>
+        <w:ind w:left="360"/>
+        <w:jc w:val="both"/>
+        <w:rPr>
+          <w:rFonts w:ascii="Times New Roman" w:hAnsi="Times New Roman" w:cs="Times New Roman"/>
+          <w:lang w:val="tr-TR"/>
+        </w:rPr>
+      </w:pPr>
+      <w:r>
+        <w:rPr>
+          <w:rFonts w:ascii="Times New Roman" w:hAnsi="Times New Roman" w:cs="Times New Roman"/>
+          <w:lang w:val="tr-TR"/>
+        </w:rPr>
+        <w:t xml:space="preserve">• Elektrokimyasal hücre</w:t>
+      </w:r>
+    </w:p>
+    <w:p>
+      <w:pPr>
+        <w:ind w:left="360"/>
+        <w:jc w:val="both"/>
+        <w:rPr>
+          <w:rFonts w:ascii="Times New Roman" w:hAnsi="Times New Roman" w:cs="Times New Roman"/>
+          <w:lang w:val="tr-TR"/>
+        </w:rPr>
+      </w:pPr>
+      <w:r>
+        <w:rPr>
+          <w:rFonts w:ascii="Times New Roman" w:hAnsi="Times New Roman" w:cs="Times New Roman"/>
+          <w:lang w:val="tr-TR"/>
+        </w:rPr>
+        <w:t xml:space="preserve">• Elektrolit</w:t>
+      </w:r>
+    </w:p>
+    <w:p>
+      <w:pPr>
+        <w:ind w:left="360"/>
+        <w:jc w:val="both"/>
+        <w:rPr>
+          <w:rFonts w:ascii="Times New Roman" w:hAnsi="Times New Roman" w:cs="Times New Roman"/>
+          <w:lang w:val="tr-TR"/>
+        </w:rPr>
+      </w:pPr>
+      <w:r>
+        <w:rPr>
+          <w:rFonts w:ascii="Times New Roman" w:hAnsi="Times New Roman" w:cs="Times New Roman"/>
+          <w:lang w:val="tr-TR"/>
+        </w:rPr>
+        <w:t xml:space="preserve">• Elektrolitik hücre</w:t>
+      </w:r>
+    </w:p>
+    <w:p>
+      <w:pPr>
+        <w:ind w:left="360"/>
+        <w:jc w:val="both"/>
+        <w:rPr>
+          <w:rFonts w:ascii="Times New Roman" w:hAnsi="Times New Roman" w:cs="Times New Roman"/>
+          <w:lang w:val="tr-TR"/>
+        </w:rPr>
+      </w:pPr>
+      <w:r>
+        <w:rPr>
+          <w:rFonts w:ascii="Times New Roman" w:hAnsi="Times New Roman" w:cs="Times New Roman"/>
+          <w:lang w:val="tr-TR"/>
+        </w:rPr>
+        <w:t xml:space="preserve">• Elektroliz</w:t>
+      </w:r>
+    </w:p>
+    <w:p>
+      <w:pPr>
+        <w:ind w:left="360"/>
+        <w:jc w:val="both"/>
+        <w:rPr>
+          <w:rFonts w:ascii="Times New Roman" w:hAnsi="Times New Roman" w:cs="Times New Roman"/>
+          <w:lang w:val="tr-TR"/>
+        </w:rPr>
+      </w:pPr>
+      <w:r>
+        <w:rPr>
+          <w:rFonts w:ascii="Times New Roman" w:hAnsi="Times New Roman" w:cs="Times New Roman"/>
+          <w:lang w:val="tr-TR"/>
+        </w:rPr>
+        <w:t xml:space="preserve">• Elektrot</w:t>
+      </w:r>
+    </w:p>
+    <w:p>
+      <w:pPr>
+        <w:ind w:left="360"/>
+        <w:jc w:val="both"/>
+        <w:rPr>
+          <w:rFonts w:ascii="Times New Roman" w:hAnsi="Times New Roman" w:cs="Times New Roman"/>
+          <w:lang w:val="tr-TR"/>
+        </w:rPr>
+      </w:pPr>
+      <w:r>
+        <w:rPr>
+          <w:rFonts w:ascii="Times New Roman" w:hAnsi="Times New Roman" w:cs="Times New Roman"/>
+          <w:lang w:val="tr-TR"/>
+        </w:rPr>
+        <w:t xml:space="preserve">• Faraday yasaları</w:t>
+      </w:r>
+    </w:p>
+    <w:p>
+      <w:pPr>
+        <w:ind w:left="360"/>
+        <w:jc w:val="both"/>
+        <w:rPr>
+          <w:rFonts w:ascii="Times New Roman" w:hAnsi="Times New Roman" w:cs="Times New Roman"/>
+          <w:lang w:val="tr-TR"/>
+        </w:rPr>
+      </w:pPr>
+      <w:r>
+        <w:rPr>
+          <w:rFonts w:ascii="Times New Roman" w:hAnsi="Times New Roman" w:cs="Times New Roman"/>
+          <w:lang w:val="tr-TR"/>
+        </w:rPr>
+        <w:t xml:space="preserve">• Galvanik hücre</w:t>
+      </w:r>
+    </w:p>
+    <w:p>
+      <w:pPr>
+        <w:ind w:left="360"/>
+        <w:jc w:val="both"/>
+        <w:rPr>
+          <w:rFonts w:ascii="Times New Roman" w:hAnsi="Times New Roman" w:cs="Times New Roman"/>
+          <w:lang w:val="tr-TR"/>
+        </w:rPr>
+      </w:pPr>
+      <w:r>
+        <w:rPr>
+          <w:rFonts w:ascii="Times New Roman" w:hAnsi="Times New Roman" w:cs="Times New Roman"/>
+          <w:lang w:val="tr-TR"/>
+        </w:rPr>
+        <w:t xml:space="preserve">• İndirgen</w:t>
+      </w:r>
+    </w:p>
+    <w:p>
+      <w:pPr>
+        <w:ind w:left="360"/>
+        <w:jc w:val="both"/>
+        <w:rPr>
+          <w:rFonts w:ascii="Times New Roman" w:hAnsi="Times New Roman" w:cs="Times New Roman"/>
+          <w:lang w:val="tr-TR"/>
+        </w:rPr>
+      </w:pPr>
+      <w:r>
+        <w:rPr>
+          <w:rFonts w:ascii="Times New Roman" w:hAnsi="Times New Roman" w:cs="Times New Roman"/>
+          <w:lang w:val="tr-TR"/>
+        </w:rPr>
+        <w:t xml:space="preserve">• İndirgenme</w:t>
+      </w:r>
+    </w:p>
+    <w:p>
+      <w:pPr>
+        <w:ind w:left="360"/>
+        <w:jc w:val="both"/>
+        <w:rPr>
+          <w:rFonts w:ascii="Times New Roman" w:hAnsi="Times New Roman" w:cs="Times New Roman"/>
+          <w:lang w:val="tr-TR"/>
+        </w:rPr>
+      </w:pPr>
+      <w:r>
+        <w:rPr>
+          <w:rFonts w:ascii="Times New Roman" w:hAnsi="Times New Roman" w:cs="Times New Roman"/>
+          <w:lang w:val="tr-TR"/>
+        </w:rPr>
+        <w:t xml:space="preserve">• Katodik koruma</w:t>
+      </w:r>
+    </w:p>
+    <w:p>
+      <w:pPr>
+        <w:ind w:left="360"/>
+        <w:jc w:val="both"/>
+        <w:rPr>
+          <w:rFonts w:ascii="Times New Roman" w:hAnsi="Times New Roman" w:cs="Times New Roman"/>
+          <w:lang w:val="tr-TR"/>
+        </w:rPr>
+      </w:pPr>
+      <w:r>
+        <w:rPr>
+          <w:rFonts w:ascii="Times New Roman" w:hAnsi="Times New Roman" w:cs="Times New Roman"/>
+          <w:lang w:val="tr-TR"/>
+        </w:rPr>
+        <w:t xml:space="preserve">• Katot</w:t>
+      </w:r>
+    </w:p>
+    <w:p>
+      <w:pPr>
+        <w:ind w:left="360"/>
+        <w:jc w:val="both"/>
+        <w:rPr>
+          <w:rFonts w:ascii="Times New Roman" w:hAnsi="Times New Roman" w:cs="Times New Roman"/>
+          <w:lang w:val="tr-TR"/>
+        </w:rPr>
+      </w:pPr>
+      <w:r>
+        <w:rPr>
+          <w:rFonts w:ascii="Times New Roman" w:hAnsi="Times New Roman" w:cs="Times New Roman"/>
+          <w:lang w:val="tr-TR"/>
+        </w:rPr>
+        <w:t xml:space="preserve">• Korozyon</w:t>
+      </w:r>
+    </w:p>
+    <w:p>
+      <w:pPr>
+        <w:ind w:left="360"/>
+        <w:jc w:val="both"/>
+        <w:rPr>
+          <w:rFonts w:ascii="Times New Roman" w:hAnsi="Times New Roman" w:cs="Times New Roman"/>
+          <w:lang w:val="tr-TR"/>
+        </w:rPr>
+      </w:pPr>
+      <w:r>
+        <w:rPr>
+          <w:rFonts w:ascii="Times New Roman" w:hAnsi="Times New Roman" w:cs="Times New Roman"/>
+          <w:lang w:val="tr-TR"/>
+        </w:rPr>
+        <w:t xml:space="preserve">• Redoks</w:t>
+      </w:r>
+    </w:p>
+    <w:p>
+      <w:pPr>
+        <w:ind w:left="360"/>
+        <w:jc w:val="both"/>
+        <w:rPr>
+          <w:rFonts w:ascii="Times New Roman" w:hAnsi="Times New Roman" w:cs="Times New Roman"/>
+          <w:lang w:val="tr-TR"/>
+        </w:rPr>
+      </w:pPr>
+      <w:r>
+        <w:rPr>
+          <w:rFonts w:ascii="Times New Roman" w:hAnsi="Times New Roman" w:cs="Times New Roman"/>
+          <w:lang w:val="tr-TR"/>
+        </w:rPr>
+        <w:t xml:space="preserve">• Standart elektrot potansiyeli</w:t>
+      </w:r>
+    </w:p>
+    <w:p>
+      <w:pPr>
+        <w:ind w:left="360"/>
+        <w:jc w:val="both"/>
+        <w:rPr>
+          <w:rFonts w:ascii="Times New Roman" w:hAnsi="Times New Roman" w:cs="Times New Roman"/>
+          <w:lang w:val="tr-TR"/>
+        </w:rPr>
+      </w:pPr>
+      <w:r>
+        <w:rPr>
+          <w:rFonts w:ascii="Times New Roman" w:hAnsi="Times New Roman" w:cs="Times New Roman"/>
+          <w:lang w:val="tr-TR"/>
+        </w:rPr>
+        <w:t xml:space="preserve">• Tuz köprüsü</w:t>
+      </w:r>
+    </w:p>
+    <w:p>
+      <w:pPr>
+        <w:ind w:left="360"/>
+        <w:jc w:val="both"/>
+        <w:rPr>
+          <w:rFonts w:ascii="Times New Roman" w:hAnsi="Times New Roman" w:cs="Times New Roman"/>
+          <w:lang w:val="tr-TR"/>
+        </w:rPr>
+      </w:pPr>
+      <w:r>
+        <w:rPr>
+          <w:rFonts w:ascii="Times New Roman" w:hAnsi="Times New Roman" w:cs="Times New Roman"/>
+          <w:lang w:val="tr-TR"/>
+        </w:rPr>
+        <w:t xml:space="preserve">• Yarı hücre</w:t>
+      </w:r>
+    </w:p>
+    <w:p>
+      <w:pPr>
+        <w:ind w:left="360"/>
+        <w:jc w:val="both"/>
+        <w:rPr>
+          <w:rFonts w:ascii="Times New Roman" w:hAnsi="Times New Roman" w:cs="Times New Roman"/>
+          <w:lang w:val="tr-TR"/>
+        </w:rPr>
+      </w:pPr>
+      <w:r>
+        <w:rPr>
+          <w:rFonts w:ascii="Times New Roman" w:hAnsi="Times New Roman" w:cs="Times New Roman"/>
+          <w:lang w:val="tr-TR"/>
+        </w:rPr>
+        <w:t xml:space="preserve">• Yükseltgen</w:t>
+      </w:r>
+    </w:p>
+    <w:p>
+      <w:pPr>
+        <w:ind w:left="360"/>
+        <w:jc w:val="both"/>
+        <w:rPr>
+          <w:rFonts w:ascii="Times New Roman" w:hAnsi="Times New Roman" w:cs="Times New Roman"/>
+          <w:lang w:val="tr-TR"/>
+        </w:rPr>
+      </w:pPr>
+      <w:r>
+        <w:rPr>
+          <w:rFonts w:ascii="Times New Roman" w:hAnsi="Times New Roman" w:cs="Times New Roman"/>
+          <w:lang w:val="tr-TR"/>
+        </w:rPr>
+        <w:t xml:space="preserve">• Yükseltgenme</w:t>
+      </w:r>
+    </w:p>
+    <w:p>
+      <w:pPr>
+        <w:jc w:val="both"/>
         <w:rPr>
           <w:rFonts w:ascii="Times New Roman" w:hAnsi="Times New Roman" w:cs="Times New Roman"/>
           <w:b/>
           <w:bCs/>
           <w:lang w:val="tr-TR"/>
         </w:rPr>
-        <w:t xml:space="preserve">Bu Temada Neler Öğreneceksiniz?</w:t>
-      </w:r>
-    </w:p>
-    <w:p>
-      <w:pPr>
-        <w:ind w:left="360"/>
-        <w:jc w:val="both"/>
-        <w:rPr>
-          <w:rFonts w:ascii="Times New Roman" w:hAnsi="Times New Roman" w:cs="Times New Roman"/>
-          <w:lang w:val="tr-TR"/>
-        </w:rPr>
-      </w:pPr>
-      <w:r>
-        <w:rPr>
-          <w:rFonts w:ascii="Times New Roman" w:hAnsi="Times New Roman" w:cs="Times New Roman"/>
-          <w:lang w:val="tr-TR"/>
-        </w:rPr>
-        <w:t xml:space="preserve">• İndirgenme-yükseltgenme (redoks) tepkimelerinin oluşum sürecine ilişkin bilimsel gözlem yapacaksınız.</w:t>
-      </w:r>
-    </w:p>
-    <w:p>
-      <w:pPr>
-        <w:ind w:left="360"/>
-        <w:jc w:val="both"/>
-        <w:rPr>
-          <w:rFonts w:ascii="Times New Roman" w:hAnsi="Times New Roman" w:cs="Times New Roman"/>
-          <w:lang w:val="tr-TR"/>
-        </w:rPr>
-      </w:pPr>
-      <w:r>
-        <w:rPr>
-          <w:rFonts w:ascii="Times New Roman" w:hAnsi="Times New Roman" w:cs="Times New Roman"/>
-          <w:lang w:val="tr-TR"/>
-        </w:rPr>
-        <w:t xml:space="preserve">• Metallerin aktiflik sıralamasını belirlemek için bilimsel sorgulama yapacaksınız.</w:t>
-      </w:r>
-    </w:p>
-    <w:p>
-      <w:pPr>
-        <w:ind w:left="360"/>
-        <w:jc w:val="both"/>
-        <w:rPr>
-          <w:rFonts w:ascii="Times New Roman" w:hAnsi="Times New Roman" w:cs="Times New Roman"/>
-          <w:lang w:val="tr-TR"/>
-        </w:rPr>
-      </w:pPr>
-      <w:r>
-        <w:rPr>
-          <w:rFonts w:ascii="Times New Roman" w:hAnsi="Times New Roman" w:cs="Times New Roman"/>
-          <w:lang w:val="tr-TR"/>
-        </w:rPr>
-        <w:t xml:space="preserve">• Galvanik bir hücrenin özelliklerini bilimsel gözleme dayalı tahmin edeceksiniz.</w:t>
-      </w:r>
-    </w:p>
-    <w:p>
-      <w:pPr>
-        <w:ind w:left="360"/>
-        <w:jc w:val="both"/>
-        <w:rPr>
-          <w:rFonts w:ascii="Times New Roman" w:hAnsi="Times New Roman" w:cs="Times New Roman"/>
-          <w:lang w:val="tr-TR"/>
-        </w:rPr>
-      </w:pPr>
-      <w:r>
-        <w:rPr>
-          <w:rFonts w:ascii="Times New Roman" w:hAnsi="Times New Roman" w:cs="Times New Roman"/>
-          <w:lang w:val="tr-TR"/>
-        </w:rPr>
-        <w:t xml:space="preserve">• Standart hücre potansiyelinin hesaplanmasına ilişkin tümevarımsal akıl yürüteceksiniz.</w:t>
-      </w:r>
-    </w:p>
-    <w:p>
-      <w:pPr>
-        <w:ind w:left="360"/>
-        <w:jc w:val="both"/>
-        <w:rPr>
-          <w:rFonts w:ascii="Times New Roman" w:hAnsi="Times New Roman" w:cs="Times New Roman"/>
-          <w:lang w:val="tr-TR"/>
-        </w:rPr>
-      </w:pPr>
-      <w:r>
-        <w:rPr>
-          <w:rFonts w:ascii="Times New Roman" w:hAnsi="Times New Roman" w:cs="Times New Roman"/>
-          <w:lang w:val="tr-TR"/>
-        </w:rPr>
-        <w:t xml:space="preserve">• Galvanik hücrelerin potansiyelini etkileyen faktörlere ilişkin hipotez oluşturacaksınız.</w:t>
-      </w:r>
-    </w:p>
-    <w:p>
-      <w:pPr>
-        <w:ind w:left="360"/>
-        <w:jc w:val="both"/>
-        <w:rPr>
-          <w:rFonts w:ascii="Times New Roman" w:hAnsi="Times New Roman" w:cs="Times New Roman"/>
-          <w:lang w:val="tr-TR"/>
-        </w:rPr>
-      </w:pPr>
-      <w:r>
-        <w:rPr>
-          <w:rFonts w:ascii="Times New Roman" w:hAnsi="Times New Roman" w:cs="Times New Roman"/>
-          <w:lang w:val="tr-TR"/>
-        </w:rPr>
-        <w:t xml:space="preserve">• Elektrolitik bir hücrenin özelliklerini bilimsel gözlemlere dayalı tahmin edeceksiniz.</w:t>
-      </w:r>
-    </w:p>
-    <w:p>
-      <w:pPr>
-        <w:ind w:left="360"/>
-        <w:jc w:val="both"/>
-        <w:rPr>
-          <w:rFonts w:ascii="Times New Roman" w:hAnsi="Times New Roman" w:cs="Times New Roman"/>
-          <w:lang w:val="tr-TR"/>
-        </w:rPr>
-      </w:pPr>
-      <w:r>
-        <w:rPr>
-          <w:rFonts w:ascii="Times New Roman" w:hAnsi="Times New Roman" w:cs="Times New Roman"/>
-          <w:lang w:val="tr-TR"/>
-        </w:rPr>
-        <w:t xml:space="preserve">• Elektroliz olayında madde miktarı ile elektrik akımı miktarı arasındaki ilişkiyi açıklamak için kanıt kullanacaksınız.</w:t>
-      </w:r>
-    </w:p>
-    <w:p>
-      <w:pPr>
-        <w:ind w:left="360"/>
-        <w:jc w:val="both"/>
-        <w:rPr>
-          <w:rFonts w:ascii="Times New Roman" w:hAnsi="Times New Roman" w:cs="Times New Roman"/>
-          <w:lang w:val="tr-TR"/>
-        </w:rPr>
-      </w:pPr>
-      <w:r>
-        <w:rPr>
-          <w:rFonts w:ascii="Times New Roman" w:hAnsi="Times New Roman" w:cs="Times New Roman"/>
-          <w:lang w:val="tr-TR"/>
-        </w:rPr>
-        <w:t xml:space="preserve">• Metallerin elektrolizle kaplanmasına yönelik deney yapacaksınız.</w:t>
-      </w:r>
-    </w:p>
-    <w:p>
-      <w:pPr>
-        <w:ind w:left="360"/>
-        <w:jc w:val="both"/>
-        <w:rPr>
-          <w:rFonts w:ascii="Times New Roman" w:hAnsi="Times New Roman" w:cs="Times New Roman"/>
-          <w:lang w:val="tr-TR"/>
-        </w:rPr>
-      </w:pPr>
-      <w:r>
-        <w:rPr>
-          <w:rFonts w:ascii="Times New Roman" w:hAnsi="Times New Roman" w:cs="Times New Roman"/>
-          <w:lang w:val="tr-TR"/>
-        </w:rPr>
-        <w:t xml:space="preserve">• Korozyonu önlemeye yönelik bilimsel sorgulama yapacaksınız.</w:t>
-      </w:r>
-    </w:p>
-    <w:p>
-      <w:pPr>
-        <w:jc w:val="both"/>
+      </w:pPr>
+      <w:r>
         <w:rPr>
           <w:rFonts w:ascii="Times New Roman" w:hAnsi="Times New Roman" w:cs="Times New Roman"/>
           <w:b/>
           <w:bCs/>
           <w:lang w:val="tr-TR"/>
         </w:rPr>
-      </w:pPr>
-      <w:r>
+        <w:t xml:space="preserve">Bu Temada Neler Öğreneceksiniz?</w:t>
+      </w:r>
+    </w:p>
+    <w:p>
+      <w:pPr>
+        <w:ind w:left="360"/>
+        <w:jc w:val="both"/>
+        <w:rPr>
+          <w:rFonts w:ascii="Times New Roman" w:hAnsi="Times New Roman" w:cs="Times New Roman"/>
+          <w:lang w:val="tr-TR"/>
+        </w:rPr>
+      </w:pPr>
+      <w:r>
+        <w:rPr>
+          <w:rFonts w:ascii="Times New Roman" w:hAnsi="Times New Roman" w:cs="Times New Roman"/>
+          <w:lang w:val="tr-TR"/>
+        </w:rPr>
+        <w:t xml:space="preserve">• İndirgenme-yükseltgenme (redoks) tepkimelerinin oluşum sürecine ilişkin bilimsel gözlem yapacaksınız.</w:t>
+      </w:r>
+    </w:p>
+    <w:p>
+      <w:pPr>
+        <w:ind w:left="360"/>
+        <w:jc w:val="both"/>
+        <w:rPr>
+          <w:rFonts w:ascii="Times New Roman" w:hAnsi="Times New Roman" w:cs="Times New Roman"/>
+          <w:lang w:val="tr-TR"/>
+        </w:rPr>
+      </w:pPr>
+      <w:r>
+        <w:rPr>
+          <w:rFonts w:ascii="Times New Roman" w:hAnsi="Times New Roman" w:cs="Times New Roman"/>
+          <w:lang w:val="tr-TR"/>
+        </w:rPr>
+        <w:t xml:space="preserve">• Metallerin aktiflik sıralamasını belirlemek için bilimsel sorgulama yapacaksınız.</w:t>
+      </w:r>
+    </w:p>
+    <w:p>
+      <w:pPr>
+        <w:ind w:left="360"/>
+        <w:jc w:val="both"/>
+        <w:rPr>
+          <w:rFonts w:ascii="Times New Roman" w:hAnsi="Times New Roman" w:cs="Times New Roman"/>
+          <w:lang w:val="tr-TR"/>
+        </w:rPr>
+      </w:pPr>
+      <w:r>
+        <w:rPr>
+          <w:rFonts w:ascii="Times New Roman" w:hAnsi="Times New Roman" w:cs="Times New Roman"/>
+          <w:lang w:val="tr-TR"/>
+        </w:rPr>
+        <w:t xml:space="preserve">• Galvanik bir hücrenin özelliklerini bilimsel gözleme dayalı tahmin edeceksiniz.</w:t>
+      </w:r>
+    </w:p>
+    <w:p>
+      <w:pPr>
+        <w:ind w:left="360"/>
+        <w:jc w:val="both"/>
+        <w:rPr>
+          <w:rFonts w:ascii="Times New Roman" w:hAnsi="Times New Roman" w:cs="Times New Roman"/>
+          <w:lang w:val="tr-TR"/>
+        </w:rPr>
+      </w:pPr>
+      <w:r>
+        <w:rPr>
+          <w:rFonts w:ascii="Times New Roman" w:hAnsi="Times New Roman" w:cs="Times New Roman"/>
+          <w:lang w:val="tr-TR"/>
+        </w:rPr>
+        <w:t xml:space="preserve">• Standart hücre potansiyelinin hesaplanmasına ilişkin tümevarımsal akıl yürüteceksiniz.</w:t>
+      </w:r>
+    </w:p>
+    <w:p>
+      <w:pPr>
+        <w:ind w:left="360"/>
+        <w:jc w:val="both"/>
+        <w:rPr>
+          <w:rFonts w:ascii="Times New Roman" w:hAnsi="Times New Roman" w:cs="Times New Roman"/>
+          <w:lang w:val="tr-TR"/>
+        </w:rPr>
+      </w:pPr>
+      <w:r>
+        <w:rPr>
+          <w:rFonts w:ascii="Times New Roman" w:hAnsi="Times New Roman" w:cs="Times New Roman"/>
+          <w:lang w:val="tr-TR"/>
+        </w:rPr>
+        <w:t xml:space="preserve">• Galvanik hücrelerin potansiyelini etkileyen faktörlere ilişkin hipotez oluşturacaksınız.</w:t>
+      </w:r>
+    </w:p>
+    <w:p>
+      <w:pPr>
+        <w:ind w:left="360"/>
+        <w:jc w:val="both"/>
+        <w:rPr>
+          <w:rFonts w:ascii="Times New Roman" w:hAnsi="Times New Roman" w:cs="Times New Roman"/>
+          <w:lang w:val="tr-TR"/>
+        </w:rPr>
+      </w:pPr>
+      <w:r>
+        <w:rPr>
+          <w:rFonts w:ascii="Times New Roman" w:hAnsi="Times New Roman" w:cs="Times New Roman"/>
+          <w:lang w:val="tr-TR"/>
+        </w:rPr>
+        <w:t xml:space="preserve">• Elektrolitik bir hücrenin özelliklerini bilimsel gözlemlere dayalı tahmin edeceksiniz.</w:t>
+      </w:r>
+    </w:p>
+    <w:p>
+      <w:pPr>
+        <w:ind w:left="360"/>
+        <w:jc w:val="both"/>
+        <w:rPr>
+          <w:rFonts w:ascii="Times New Roman" w:hAnsi="Times New Roman" w:cs="Times New Roman"/>
+          <w:lang w:val="tr-TR"/>
+        </w:rPr>
+      </w:pPr>
+      <w:r>
+        <w:rPr>
+          <w:rFonts w:ascii="Times New Roman" w:hAnsi="Times New Roman" w:cs="Times New Roman"/>
+          <w:lang w:val="tr-TR"/>
+        </w:rPr>
+        <w:t xml:space="preserve">• Elektroliz olayında madde miktarı ile elektrik akımı miktarı arasındaki ilişkiyi açıklamak için kanıt kullanacaksınız.</w:t>
+      </w:r>
+    </w:p>
+    <w:p>
+      <w:pPr>
+        <w:ind w:left="360"/>
+        <w:jc w:val="both"/>
+        <w:rPr>
+          <w:rFonts w:ascii="Times New Roman" w:hAnsi="Times New Roman" w:cs="Times New Roman"/>
+          <w:lang w:val="tr-TR"/>
+        </w:rPr>
+      </w:pPr>
+      <w:r>
+        <w:rPr>
+          <w:rFonts w:ascii="Times New Roman" w:hAnsi="Times New Roman" w:cs="Times New Roman"/>
+          <w:lang w:val="tr-TR"/>
+        </w:rPr>
+        <w:t xml:space="preserve">• Metallerin elektrolizle kaplanmasına yönelik deney yapacaksınız.</w:t>
+      </w:r>
+    </w:p>
+    <w:p>
+      <w:pPr>
+        <w:ind w:left="360"/>
+        <w:jc w:val="both"/>
+        <w:rPr>
+          <w:rFonts w:ascii="Times New Roman" w:hAnsi="Times New Roman" w:cs="Times New Roman"/>
+          <w:lang w:val="tr-TR"/>
+        </w:rPr>
+      </w:pPr>
+      <w:r>
+        <w:rPr>
+          <w:rFonts w:ascii="Times New Roman" w:hAnsi="Times New Roman" w:cs="Times New Roman"/>
+          <w:lang w:val="tr-TR"/>
+        </w:rPr>
+        <w:t xml:space="preserve">• Korozyonu önlemeye yönelik bilimsel sorgulama yapacaksınız.</w:t>
+      </w:r>
+    </w:p>
+    <w:p>
+      <w:pPr>
+        <w:jc w:val="both"/>
         <w:rPr>
           <w:rFonts w:ascii="Times New Roman" w:hAnsi="Times New Roman" w:cs="Times New Roman"/>
           <w:b/>
           <w:bCs/>
           <w:lang w:val="tr-TR"/>
         </w:rPr>
+      </w:pPr>
+      <w:r>
+        <w:rPr>
+          <w:rFonts w:ascii="Times New Roman" w:hAnsi="Times New Roman" w:cs="Times New Roman"/>
+          <w:b/>
+          <w:bCs/>
+          <w:lang w:val="tr-TR"/>
+        </w:rPr>
         <w:t xml:space="preserve">BÖLÜM: İndirgenme-Yükseltgenme Tepkimeleri</w:t>
       </w:r>
     </w:p>
-    <w:tbl>
-      <w:tblPr>
-        <w:tblW w:w="9000" w:type="dxa"/>
+    <w:p>
+      <w:pPr>
         <w:jc w:val="center"/>
-        <w:tblBorders>
-          <w:top w:val="single" w:sz="8" w:space="0" w:color="7F7F7F"/>
-          <w:left w:val="single" w:sz="8" w:space="0" w:color="7F7F7F"/>
-          <w:bottom w:val="single" w:sz="8" w:space="0" w:color="7F7F7F"/>
-          <w:right w:val="single" w:sz="8" w:space="0" w:color="7F7F7F"/>
-        </w:tblBorders>
-      </w:tblPr>
-      <w:tblGrid>
-        <w:gridCol w:w="9000"/>
-      </w:tblGrid>
-      <w:tr>
-        <w:tc>
-          <w:tcPr>
-            <w:tcW w:w="9000" w:type="dxa"/>
-            <w:shd w:val="clear" w:color="auto" w:fill="EDEDED"/>
-          </w:tcPr>
-          <w:p>
-            <w:pPr>
-              <w:jc w:val="both"/>
-              <w:rPr>
-                <w:rFonts w:ascii="Times New Roman" w:hAnsi="Times New Roman" w:cs="Times New Roman"/>
-                <w:lang w:val="tr-TR"/>
-              </w:rPr>
-            </w:pPr>
-            <w:r>
-              <w:rPr>
-                <w:rFonts w:ascii="Times New Roman" w:hAnsi="Times New Roman" w:cs="Times New Roman"/>
-                <w:lang w:val="tr-TR"/>
-              </w:rPr>
-              <w:t xml:space="preserve">GÖRSEL ALANI (Bölüm kapağı, tam sayfa; Shutterstock)</w:t>
-            </w:r>
-          </w:p>
-          <w:p>
-            <w:pPr>
-              <w:jc w:val="both"/>
-              <w:rPr>
-                <w:rFonts w:ascii="Times New Roman" w:hAnsi="Times New Roman" w:cs="Times New Roman"/>
-                <w:lang w:val="tr-TR"/>
-              </w:rPr>
-            </w:pPr>
-            <w:r>
-              <w:rPr>
-                <w:rFonts w:ascii="Times New Roman" w:hAnsi="Times New Roman" w:cs="Times New Roman"/>
-                <w:lang w:val="tr-TR"/>
-              </w:rPr>
-              <w:t xml:space="preserve">Tarif: Gece gökyüzünde parlak beyaz ve renkli ışıklar saçan havai fişek gösterisi; ön planda su yüzeyine yansıyan ışıklar (tam sayfa bölüm kapağı).</w:t>
-            </w:r>
-          </w:p>
-          <w:p>
-            <w:pPr>
-              <w:jc w:val="both"/>
-              <w:rPr>
-                <w:rFonts w:ascii="Times New Roman" w:hAnsi="Times New Roman" w:cs="Times New Roman"/>
-                <w:lang w:val="tr-TR"/>
-              </w:rPr>
-            </w:pPr>
-            <w:r>
-              <w:rPr>
-                <w:rFonts w:ascii="Times New Roman" w:hAnsi="Times New Roman" w:cs="Times New Roman"/>
-                <w:lang w:val="tr-TR"/>
-              </w:rPr>
-              <w:t xml:space="preserve">Shutter ID: 2819847141 (fotoğraf) — Single golden firework burst on black night sky</w:t>
-            </w:r>
-          </w:p>
-        </w:tc>
-      </w:tr>
-    </w:tbl>
-    <w:p>
-      <w:pPr>
-        <w:jc w:val="both"/>
-        <w:rPr>
-          <w:rFonts w:ascii="Times New Roman" w:hAnsi="Times New Roman" w:cs="Times New Roman"/>
-          <w:lang w:val="tr-TR"/>
-        </w:rPr>
-      </w:pPr>
+      </w:pPr>
+      <w:r>
+        <w:drawing>
+          <wp:inline xmlns:a="http://schemas.openxmlformats.org/drawingml/2006/main" xmlns:pic="http://schemas.openxmlformats.org/drawingml/2006/picture">
+            <wp:extent cx="3240000" cy="4320000"/>
+            <wp:docPr id="900014" name="Picture 900014"/>
+            <wp:cNvGraphicFramePr>
+              <a:graphicFrameLocks noChangeAspect="1"/>
+            </wp:cNvGraphicFramePr>
+            <a:graphic>
+              <a:graphicData uri="http://schemas.openxmlformats.org/drawingml/2006/picture">
+                <pic:pic>
+                  <pic:nvPicPr>
+                    <pic:cNvPr id="0" name="2819847141_d.jpg"/>
+                    <pic:cNvPicPr/>
+                  </pic:nvPicPr>
+                  <pic:blipFill>
+                    <a:blip r:embed="rId12"/>
+                    <a:stretch>
+                      <a:fillRect/>
+                    </a:stretch>
+                  </pic:blipFill>
+                  <pic:spPr>
+                    <a:xfrm>
+                      <a:off x="0" y="0"/>
+                      <a:ext cx="3240000" cy="4320000"/>
+                    </a:xfrm>
+                    <a:prstGeom prst="rect"/>
+                  </pic:spPr>
+                </pic:pic>
+              </a:graphicData>
+            </a:graphic>
+          </wp:inline>
+        </w:drawing>
+      </w:r>
+    </w:p>
+    <w:p>
+      <w:pPr>
+        <w:jc w:val="center"/>
+      </w:pPr>
+      <w:r>
+        <w:rPr>
+          <w:rFonts w:ascii="Times New Roman" w:hAnsi="Times New Roman" w:cs="Times New Roman"/>
+          <w:b/>
+          <w:bCs/>
+          <w:highlight w:val="yellow"/>
+          <w:lang w:val="tr-TR"/>
+        </w:rPr>
+        <w:t xml:space="preserve">Shutter id: 2819847141 (bölüm kapağı, tam sayfa)</w:t>
+      </w:r>
     </w:p>
     <w:p>
       <w:pPr>
@@ -1326,89 +1274,63 @@
         <w:t xml:space="preserve">Bazı araştırma gruplarının çalışmalarında, toprağa ekilmiş canlı bitkilerden elektrik akımı elde edilmiştir. Bitkiler fotosentezle ürettikleri organik maddelerin bir kısmını kökleri yoluyla toprağa bırakır. Kök çevresinde yaşayan bazı bakteriler bu maddeleri parçalarken elektron açığa çıkarır. Toprağa yerleştirilen elektrotlar bu elektronları bir dış devreye aktararak küçük bir elektrik akımı oluşturur. Bu yöntemle bitkilere zarar vermeden düşük güçte sensörlerin ve LED lambaların çalıştırılabileceği gösterilmiştir.</w:t>
       </w:r>
     </w:p>
-    <w:tbl>
-      <w:tblPr>
-        <w:tblW w:w="9000" w:type="dxa"/>
+    <w:p>
+      <w:pPr>
         <w:jc w:val="center"/>
-        <w:tblBorders>
-          <w:top w:val="single" w:sz="8" w:space="0" w:color="7F7F7F"/>
-          <w:left w:val="single" w:sz="8" w:space="0" w:color="7F7F7F"/>
-          <w:bottom w:val="single" w:sz="8" w:space="0" w:color="7F7F7F"/>
-          <w:right w:val="single" w:sz="8" w:space="0" w:color="7F7F7F"/>
-        </w:tblBorders>
-      </w:tblPr>
-      <w:tblGrid>
-        <w:gridCol w:w="9000"/>
-      </w:tblGrid>
-      <w:tr>
-        <w:tc>
-          <w:tcPr>
-            <w:tcW w:w="9000" w:type="dxa"/>
-            <w:shd w:val="clear" w:color="auto" w:fill="EDEDED"/>
-          </w:tcPr>
-          <w:p>
-            <w:pPr>
-              <w:jc w:val="both"/>
-              <w:rPr>
-                <w:rFonts w:ascii="Times New Roman" w:hAnsi="Times New Roman" w:cs="Times New Roman"/>
-                <w:lang w:val="tr-TR"/>
-              </w:rPr>
-            </w:pPr>
-            <w:r>
-              <w:rPr>
-                <w:rFonts w:ascii="Times New Roman" w:hAnsi="Times New Roman" w:cs="Times New Roman"/>
-                <w:lang w:val="tr-TR"/>
-              </w:rPr>
-              <w:t xml:space="preserve">GÖRSEL ALANI (Shutterstock)</w:t>
-            </w:r>
-          </w:p>
-          <w:p>
-            <w:pPr>
-              <w:jc w:val="both"/>
-              <w:rPr>
-                <w:rFonts w:ascii="Times New Roman" w:hAnsi="Times New Roman" w:cs="Times New Roman"/>
-                <w:lang w:val="tr-TR"/>
-              </w:rPr>
-            </w:pPr>
-            <w:r>
-              <w:rPr>
-                <w:rFonts w:ascii="Times New Roman" w:hAnsi="Times New Roman" w:cs="Times New Roman"/>
-                <w:lang w:val="tr-TR"/>
-              </w:rPr>
-              <w:t xml:space="preserve">Tarif: Saksıda büyüyen bir bitki; toprağa batırılmış iki elektrottan çıkan kabloların küçük bir LED lambaya bağlandığı düzenek (vektörel illüstrasyon olabilir).</w:t>
-            </w:r>
-          </w:p>
-          <w:p>
-            <w:pPr>
-              <w:jc w:val="both"/>
-              <w:rPr>
-                <w:rFonts w:ascii="Times New Roman" w:hAnsi="Times New Roman" w:cs="Times New Roman"/>
-                <w:lang w:val="tr-TR"/>
-              </w:rPr>
-            </w:pPr>
-            <w:r>
-              <w:rPr>
-                <w:rFonts w:ascii="Times New Roman" w:hAnsi="Times New Roman" w:cs="Times New Roman"/>
-                <w:lang w:val="tr-TR"/>
-              </w:rPr>
-              <w:t xml:space="preserve">Shutter ID: 2614014509 (fotoğraf) — Electric light bulb containing a green plant (concept)</w:t>
-            </w:r>
-          </w:p>
-        </w:tc>
-      </w:tr>
-    </w:tbl>
-    <w:p>
-      <w:pPr>
-        <w:jc w:val="both"/>
-        <w:rPr>
-          <w:rFonts w:ascii="Times New Roman" w:hAnsi="Times New Roman" w:cs="Times New Roman"/>
-          <w:lang w:val="tr-TR"/>
-        </w:rPr>
-      </w:pPr>
+      </w:pPr>
+      <w:r>
+        <w:drawing>
+          <wp:inline xmlns:a="http://schemas.openxmlformats.org/drawingml/2006/main" xmlns:pic="http://schemas.openxmlformats.org/drawingml/2006/picture">
+            <wp:extent cx="3436363" cy="2520000"/>
+            <wp:docPr id="900015" name="Picture 900015"/>
+            <wp:cNvGraphicFramePr>
+              <a:graphicFrameLocks noChangeAspect="1"/>
+            </wp:cNvGraphicFramePr>
+            <a:graphic>
+              <a:graphicData uri="http://schemas.openxmlformats.org/drawingml/2006/picture">
+                <pic:pic>
+                  <pic:nvPicPr>
+                    <pic:cNvPr id="0" name="2614014509_d.jpg"/>
+                    <pic:cNvPicPr/>
+                  </pic:nvPicPr>
+                  <pic:blipFill>
+                    <a:blip r:embed="rId13"/>
+                    <a:stretch>
+                      <a:fillRect/>
+                    </a:stretch>
+                  </pic:blipFill>
+                  <pic:spPr>
+                    <a:xfrm>
+                      <a:off x="0" y="0"/>
+                      <a:ext cx="3436363" cy="2520000"/>
+                    </a:xfrm>
+                    <a:prstGeom prst="rect"/>
+                  </pic:spPr>
+                </pic:pic>
+              </a:graphicData>
+            </a:graphic>
+          </wp:inline>
+        </w:drawing>
+      </w:r>
     </w:p>
     <w:p>
       <w:pPr>
         <w:jc w:val="center"/>
+      </w:pPr>
+      <w:r>
+        <w:rPr>
+          <w:rFonts w:ascii="Times New Roman" w:hAnsi="Times New Roman" w:cs="Times New Roman"/>
+          <w:b/>
+          <w:bCs/>
+          <w:highlight w:val="yellow"/>
+          <w:lang w:val="tr-TR"/>
+        </w:rPr>
+        <w:t xml:space="preserve">Shutter id: 2614014509</w:t>
+      </w:r>
+    </w:p>
+    <w:p>
+      <w:pPr>
+        <w:jc w:val="center"/>
         <w:rPr>
           <w:rFonts w:ascii="Times New Roman" w:hAnsi="Times New Roman" w:cs="Times New Roman"/>
           <w:lang w:val="tr-TR"/>
@@ -1438,85 +1360,59 @@
         <w:t xml:space="preserve">Benzer bir elektron alışverişini laboratuvarda da gözlemleyebilirsiniz. Mavi renkli bakır(II) sülfat çözeltisine temizlenmiş bir demir çivi daldırılıp bir süre beklendiğinde çivinin yüzeyi kızıl kahverengi bir tabakayla kaplanır, çözeltinin mavi rengi ise giderek açılır.</w:t>
       </w:r>
     </w:p>
-    <w:tbl>
-      <w:tblPr>
-        <w:tblW w:w="9000" w:type="dxa"/>
+    <w:p>
+      <w:pPr>
         <w:jc w:val="center"/>
-        <w:tblBorders>
-          <w:top w:val="single" w:sz="8" w:space="0" w:color="7F7F7F"/>
-          <w:left w:val="single" w:sz="8" w:space="0" w:color="7F7F7F"/>
-          <w:bottom w:val="single" w:sz="8" w:space="0" w:color="7F7F7F"/>
-          <w:right w:val="single" w:sz="8" w:space="0" w:color="7F7F7F"/>
-        </w:tblBorders>
-      </w:tblPr>
-      <w:tblGrid>
-        <w:gridCol w:w="9000"/>
-      </w:tblGrid>
-      <w:tr>
-        <w:tc>
-          <w:tcPr>
-            <w:tcW w:w="9000" w:type="dxa"/>
-            <w:shd w:val="clear" w:color="auto" w:fill="EDEDED"/>
-          </w:tcPr>
-          <w:p>
-            <w:pPr>
-              <w:jc w:val="both"/>
-              <w:rPr>
-                <w:rFonts w:ascii="Times New Roman" w:hAnsi="Times New Roman" w:cs="Times New Roman"/>
-                <w:lang w:val="tr-TR"/>
-              </w:rPr>
-            </w:pPr>
-            <w:r>
-              <w:rPr>
-                <w:rFonts w:ascii="Times New Roman" w:hAnsi="Times New Roman" w:cs="Times New Roman"/>
-                <w:lang w:val="tr-TR"/>
-              </w:rPr>
-              <w:t xml:space="preserve">GÖRSEL ALANI (Shutterstock)</w:t>
-            </w:r>
-          </w:p>
-          <w:p>
-            <w:pPr>
-              <w:jc w:val="both"/>
-              <w:rPr>
-                <w:rFonts w:ascii="Times New Roman" w:hAnsi="Times New Roman" w:cs="Times New Roman"/>
-                <w:lang w:val="tr-TR"/>
-              </w:rPr>
-            </w:pPr>
-            <w:r>
-              <w:rPr>
-                <w:rFonts w:ascii="Times New Roman" w:hAnsi="Times New Roman" w:cs="Times New Roman"/>
-                <w:lang w:val="tr-TR"/>
-              </w:rPr>
-              <w:t xml:space="preserve">Tarif: Mavi bakır(II) sülfat çözeltisi bulunan bir deney tüpü ve yanında yüzeyi kızıl kahverengi bakırla kaplanmış demir çivi; önce-sonra karşılaştırmalı fotoğraf.</w:t>
-            </w:r>
-          </w:p>
-          <w:p>
-            <w:pPr>
-              <w:jc w:val="both"/>
-              <w:rPr>
-                <w:rFonts w:ascii="Times New Roman" w:hAnsi="Times New Roman" w:cs="Times New Roman"/>
-                <w:lang w:val="tr-TR"/>
-              </w:rPr>
-            </w:pPr>
-            <w:r>
-              <w:rPr>
-                <w:rFonts w:ascii="Times New Roman" w:hAnsi="Times New Roman" w:cs="Times New Roman"/>
-                <w:lang w:val="tr-TR"/>
-              </w:rPr>
-              <w:t xml:space="preserve">Shutter ID: 2786394433 (fotoğraf) — Lab worker suspending an iron nail in copper sulfate solution with tweezers</w:t>
-            </w:r>
-          </w:p>
-        </w:tc>
-      </w:tr>
-    </w:tbl>
-    <w:p>
-      <w:pPr>
-        <w:jc w:val="both"/>
-        <w:rPr>
-          <w:rFonts w:ascii="Times New Roman" w:hAnsi="Times New Roman" w:cs="Times New Roman"/>
-          <w:lang w:val="tr-TR"/>
-        </w:rPr>
-      </w:pPr>
+      </w:pPr>
+      <w:r>
+        <w:drawing>
+          <wp:inline xmlns:a="http://schemas.openxmlformats.org/drawingml/2006/main" xmlns:pic="http://schemas.openxmlformats.org/drawingml/2006/picture">
+            <wp:extent cx="4004237" cy="2520000"/>
+            <wp:docPr id="900016" name="Picture 900016"/>
+            <wp:cNvGraphicFramePr>
+              <a:graphicFrameLocks noChangeAspect="1"/>
+            </wp:cNvGraphicFramePr>
+            <a:graphic>
+              <a:graphicData uri="http://schemas.openxmlformats.org/drawingml/2006/picture">
+                <pic:pic>
+                  <pic:nvPicPr>
+                    <pic:cNvPr id="0" name="2786394433_d.jpg"/>
+                    <pic:cNvPicPr/>
+                  </pic:nvPicPr>
+                  <pic:blipFill>
+                    <a:blip r:embed="rId14"/>
+                    <a:stretch>
+                      <a:fillRect/>
+                    </a:stretch>
+                  </pic:blipFill>
+                  <pic:spPr>
+                    <a:xfrm>
+                      <a:off x="0" y="0"/>
+                      <a:ext cx="4004237" cy="2520000"/>
+                    </a:xfrm>
+                    <a:prstGeom prst="rect"/>
+                  </pic:spPr>
+                </pic:pic>
+              </a:graphicData>
+            </a:graphic>
+          </wp:inline>
+        </w:drawing>
+      </w:r>
+    </w:p>
+    <w:p>
+      <w:pPr>
+        <w:jc w:val="center"/>
+      </w:pPr>
+      <w:r>
+        <w:rPr>
+          <w:rFonts w:ascii="Times New Roman" w:hAnsi="Times New Roman" w:cs="Times New Roman"/>
+          <w:b/>
+          <w:bCs/>
+          <w:highlight w:val="yellow"/>
+          <w:lang w:val="tr-TR"/>
+        </w:rPr>
+        <w:t xml:space="preserve">Shutter id: 2786394433</w:t>
+      </w:r>
     </w:p>
     <w:p>
       <w:pPr>
@@ -1893,99 +1789,73 @@
         <w:t xml:space="preserve">Bu sorunun cevabını bir etkinlik yaparak keşfediniz. Analiz ve Keşif Atölyesi 1.1.’de bilimsel gözlem yapacaksınız: Metallerin oksijen, seyreltik hidroklorik asit ve metal tuzu çözeltileriyle verdikleri tepkimelerde kimyasal değişimi gösteren nitelikleri belirleyecek, bu niteliklere ilişkin verileri toplayıp kaydedecek, ardından topladığınız verileri tanecik modelleri ve sembolik gösterimlerle açıklayacaksınız. Çalışmanızı adım adım planlamanız ve gözlemlerinizi araştırmacı bir tutumla kayda geçirmeniz çalışkanlık değerinizi destekleyecek; etkinlik sonunda kendi öğrenme sürecinizi değerlendirirken kendinizi tanıma ve düzenleme becerilerinizi kullanacaksınız.</w:t>
       </w:r>
     </w:p>
-    <w:tbl>
-      <w:tblPr>
-        <w:tblW w:w="9000" w:type="dxa"/>
+    <w:p>
+      <w:pPr>
         <w:jc w:val="center"/>
-        <w:tblBorders>
-          <w:top w:val="single" w:sz="8" w:space="0" w:color="7F7F7F"/>
-          <w:left w:val="single" w:sz="8" w:space="0" w:color="7F7F7F"/>
-          <w:bottom w:val="single" w:sz="8" w:space="0" w:color="7F7F7F"/>
-          <w:right w:val="single" w:sz="8" w:space="0" w:color="7F7F7F"/>
-        </w:tblBorders>
-      </w:tblPr>
-      <w:tblGrid>
-        <w:gridCol w:w="9000"/>
-      </w:tblGrid>
-      <w:tr>
-        <w:tc>
-          <w:tcPr>
-            <w:tcW w:w="9000" w:type="dxa"/>
-            <w:shd w:val="clear" w:color="auto" w:fill="EDEDED"/>
-          </w:tcPr>
-          <w:p>
-            <w:pPr>
-              <w:jc w:val="both"/>
-              <w:rPr>
-                <w:rFonts w:ascii="Times New Roman" w:hAnsi="Times New Roman" w:cs="Times New Roman"/>
-                <w:lang w:val="tr-TR"/>
-              </w:rPr>
-            </w:pPr>
-            <w:r>
-              <w:rPr>
-                <w:rFonts w:ascii="Times New Roman" w:hAnsi="Times New Roman" w:cs="Times New Roman"/>
-                <w:lang w:val="tr-TR"/>
-              </w:rPr>
-              <w:t xml:space="preserve">GÖRSEL ALANI (Shutterstock)</w:t>
-            </w:r>
-          </w:p>
-          <w:p>
-            <w:pPr>
-              <w:jc w:val="both"/>
-              <w:rPr>
-                <w:rFonts w:ascii="Times New Roman" w:hAnsi="Times New Roman" w:cs="Times New Roman"/>
-                <w:lang w:val="tr-TR"/>
-              </w:rPr>
-            </w:pPr>
-            <w:r>
-              <w:rPr>
-                <w:rFonts w:ascii="Times New Roman" w:hAnsi="Times New Roman" w:cs="Times New Roman"/>
-                <w:lang w:val="tr-TR"/>
-              </w:rPr>
-              <w:t xml:space="preserve">Tarif: Bakırcılar çarşısında bir dükkânda raflara dizilmiş parlak, dövme bakır kaplar; yanında eskimiş, kararmış bir bakır tencere.</w:t>
-            </w:r>
-          </w:p>
-          <w:p>
-            <w:pPr>
-              <w:jc w:val="both"/>
-              <w:rPr>
-                <w:rFonts w:ascii="Times New Roman" w:hAnsi="Times New Roman" w:cs="Times New Roman"/>
-                <w:lang w:val="tr-TR"/>
-              </w:rPr>
-            </w:pPr>
-            <w:r>
-              <w:rPr>
-                <w:rFonts w:ascii="Times New Roman" w:hAnsi="Times New Roman" w:cs="Times New Roman"/>
-                <w:lang w:val="tr-TR"/>
-              </w:rPr>
-              <w:t xml:space="preserve">Shutter ID: 2664011831 (fotoğraf) — Copper coffee pots with traditional Turkish decoration</w:t>
-            </w:r>
-          </w:p>
-        </w:tc>
-      </w:tr>
-    </w:tbl>
-    <w:p>
-      <w:pPr>
-        <w:jc w:val="both"/>
-        <w:rPr>
-          <w:rFonts w:ascii="Times New Roman" w:hAnsi="Times New Roman" w:cs="Times New Roman"/>
-          <w:lang w:val="tr-TR"/>
-        </w:rPr>
-      </w:pPr>
+      </w:pPr>
+      <w:r>
+        <w:drawing>
+          <wp:inline xmlns:a="http://schemas.openxmlformats.org/drawingml/2006/main" xmlns:pic="http://schemas.openxmlformats.org/drawingml/2006/picture">
+            <wp:extent cx="3436363" cy="2520000"/>
+            <wp:docPr id="900017" name="Picture 900017"/>
+            <wp:cNvGraphicFramePr>
+              <a:graphicFrameLocks noChangeAspect="1"/>
+            </wp:cNvGraphicFramePr>
+            <a:graphic>
+              <a:graphicData uri="http://schemas.openxmlformats.org/drawingml/2006/picture">
+                <pic:pic>
+                  <pic:nvPicPr>
+                    <pic:cNvPr id="0" name="2664011831_d.jpg"/>
+                    <pic:cNvPicPr/>
+                  </pic:nvPicPr>
+                  <pic:blipFill>
+                    <a:blip r:embed="rId15"/>
+                    <a:stretch>
+                      <a:fillRect/>
+                    </a:stretch>
+                  </pic:blipFill>
+                  <pic:spPr>
+                    <a:xfrm>
+                      <a:off x="0" y="0"/>
+                      <a:ext cx="3436363" cy="2520000"/>
+                    </a:xfrm>
+                    <a:prstGeom prst="rect"/>
+                  </pic:spPr>
+                </pic:pic>
+              </a:graphicData>
+            </a:graphic>
+          </wp:inline>
+        </w:drawing>
+      </w:r>
     </w:p>
     <w:p>
       <w:pPr>
         <w:jc w:val="center"/>
-        <w:rPr>
-          <w:rFonts w:ascii="Times New Roman" w:hAnsi="Times New Roman" w:cs="Times New Roman"/>
-          <w:lang w:val="tr-TR"/>
-        </w:rPr>
       </w:pPr>
       <w:r>
         <w:rPr>
           <w:rFonts w:ascii="Times New Roman" w:hAnsi="Times New Roman" w:cs="Times New Roman"/>
           <w:b/>
           <w:bCs/>
+          <w:highlight w:val="yellow"/>
+          <w:lang w:val="tr-TR"/>
+        </w:rPr>
+        <w:t xml:space="preserve">Shutter id: 2664011831</w:t>
+      </w:r>
+    </w:p>
+    <w:p>
+      <w:pPr>
+        <w:jc w:val="center"/>
+        <w:rPr>
+          <w:rFonts w:ascii="Times New Roman" w:hAnsi="Times New Roman" w:cs="Times New Roman"/>
+          <w:lang w:val="tr-TR"/>
+        </w:rPr>
+      </w:pPr>
+      <w:r>
+        <w:rPr>
+          <w:rFonts w:ascii="Times New Roman" w:hAnsi="Times New Roman" w:cs="Times New Roman"/>
+          <w:b/>
+          <w:bCs/>
           <w:lang w:val="tr-TR"/>
         </w:rPr>
         <w:t xml:space="preserve">Görsel A:</w:t>
@@ -1998,85 +1868,59 @@
         <w:t xml:space="preserve"> Bakırcılar çarşısında dövülen bakır kaplar</w:t>
       </w:r>
     </w:p>
-    <w:tbl>
-      <w:tblPr>
-        <w:tblW w:w="9000" w:type="dxa"/>
+    <w:p>
+      <w:pPr>
         <w:jc w:val="center"/>
-        <w:tblBorders>
-          <w:top w:val="single" w:sz="8" w:space="0" w:color="7F7F7F"/>
-          <w:left w:val="single" w:sz="8" w:space="0" w:color="7F7F7F"/>
-          <w:bottom w:val="single" w:sz="8" w:space="0" w:color="7F7F7F"/>
-          <w:right w:val="single" w:sz="8" w:space="0" w:color="7F7F7F"/>
-        </w:tblBorders>
-      </w:tblPr>
-      <w:tblGrid>
-        <w:gridCol w:w="9000"/>
-      </w:tblGrid>
-      <w:tr>
-        <w:tc>
-          <w:tcPr>
-            <w:tcW w:w="9000" w:type="dxa"/>
-            <w:shd w:val="clear" w:color="auto" w:fill="EDEDED"/>
-          </w:tcPr>
-          <w:p>
-            <w:pPr>
-              <w:jc w:val="both"/>
-              <w:rPr>
-                <w:rFonts w:ascii="Times New Roman" w:hAnsi="Times New Roman" w:cs="Times New Roman"/>
-                <w:lang w:val="tr-TR"/>
-              </w:rPr>
-            </w:pPr>
-            <w:r>
-              <w:rPr>
-                <w:rFonts w:ascii="Times New Roman" w:hAnsi="Times New Roman" w:cs="Times New Roman"/>
-                <w:lang w:val="tr-TR"/>
-              </w:rPr>
-              <w:t xml:space="preserve">GÖRSEL ALANI (Shutterstock)</w:t>
-            </w:r>
-          </w:p>
-          <w:p>
-            <w:pPr>
-              <w:jc w:val="both"/>
-              <w:rPr>
-                <w:rFonts w:ascii="Times New Roman" w:hAnsi="Times New Roman" w:cs="Times New Roman"/>
-                <w:lang w:val="tr-TR"/>
-              </w:rPr>
-            </w:pPr>
-            <w:r>
-              <w:rPr>
-                <w:rFonts w:ascii="Times New Roman" w:hAnsi="Times New Roman" w:cs="Times New Roman"/>
-                <w:lang w:val="tr-TR"/>
-              </w:rPr>
-              <w:t xml:space="preserve">Tarif: Maşa ile tutulan magnezyum şeridin göz kamaştırıcı beyaz ışıkla yanması; altta beyaz magnezyum oksit tozu (laboratuvar ortamı).</w:t>
-            </w:r>
-          </w:p>
-          <w:p>
-            <w:pPr>
-              <w:jc w:val="both"/>
-              <w:rPr>
-                <w:rFonts w:ascii="Times New Roman" w:hAnsi="Times New Roman" w:cs="Times New Roman"/>
-                <w:lang w:val="tr-TR"/>
-              </w:rPr>
-            </w:pPr>
-            <w:r>
-              <w:rPr>
-                <w:rFonts w:ascii="Times New Roman" w:hAnsi="Times New Roman" w:cs="Times New Roman"/>
-                <w:lang w:val="tr-TR"/>
-              </w:rPr>
-              <w:t xml:space="preserve">Shutter ID: 1301157493 (fotoğraf) — Magnesium burns with bright white flame</w:t>
-            </w:r>
-          </w:p>
-        </w:tc>
-      </w:tr>
-    </w:tbl>
-    <w:p>
-      <w:pPr>
-        <w:jc w:val="both"/>
-        <w:rPr>
-          <w:rFonts w:ascii="Times New Roman" w:hAnsi="Times New Roman" w:cs="Times New Roman"/>
-          <w:lang w:val="tr-TR"/>
-        </w:rPr>
-      </w:pPr>
+      </w:pPr>
+      <w:r>
+        <w:drawing>
+          <wp:inline xmlns:a="http://schemas.openxmlformats.org/drawingml/2006/main" xmlns:pic="http://schemas.openxmlformats.org/drawingml/2006/picture">
+            <wp:extent cx="1576574" cy="2519998"/>
+            <wp:docPr id="900018" name="Picture 900018"/>
+            <wp:cNvGraphicFramePr>
+              <a:graphicFrameLocks noChangeAspect="1"/>
+            </wp:cNvGraphicFramePr>
+            <a:graphic>
+              <a:graphicData uri="http://schemas.openxmlformats.org/drawingml/2006/picture">
+                <pic:pic>
+                  <pic:nvPicPr>
+                    <pic:cNvPr id="0" name="1301157493_d.jpg"/>
+                    <pic:cNvPicPr/>
+                  </pic:nvPicPr>
+                  <pic:blipFill>
+                    <a:blip r:embed="rId16"/>
+                    <a:stretch>
+                      <a:fillRect/>
+                    </a:stretch>
+                  </pic:blipFill>
+                  <pic:spPr>
+                    <a:xfrm>
+                      <a:off x="0" y="0"/>
+                      <a:ext cx="1576574" cy="2519998"/>
+                    </a:xfrm>
+                    <a:prstGeom prst="rect"/>
+                  </pic:spPr>
+                </pic:pic>
+              </a:graphicData>
+            </a:graphic>
+          </wp:inline>
+        </w:drawing>
+      </w:r>
+    </w:p>
+    <w:p>
+      <w:pPr>
+        <w:jc w:val="center"/>
+      </w:pPr>
+      <w:r>
+        <w:rPr>
+          <w:rFonts w:ascii="Times New Roman" w:hAnsi="Times New Roman" w:cs="Times New Roman"/>
+          <w:b/>
+          <w:bCs/>
+          <w:highlight w:val="yellow"/>
+          <w:lang w:val="tr-TR"/>
+        </w:rPr>
+        <w:t xml:space="preserve">Shutter id: 1301157493</w:t>
+      </w:r>
     </w:p>
     <w:p>
       <w:pPr>
@@ -5683,85 +5527,59 @@
         <w:t xml:space="preserve">Günlük hayatta karşılaşılan pek çok değişim de redoks tepkimesidir. Örneğin nemli havada bekleyen demir eşyaların paslanmasında demir atomları elektron vererek yükseltgenir, havadaki oksijen ise indirgenir (Görsel D). Pillerin elektrik üretmesi, metallerin cevherlerinden elde edilmesi, yakıtların yanması ve canlılarda besinlerden enerji elde edilmesi de redoks tepkimelerine dayanır.</w:t>
       </w:r>
     </w:p>
-    <w:tbl>
-      <w:tblPr>
-        <w:tblW w:w="9000" w:type="dxa"/>
+    <w:p>
+      <w:pPr>
         <w:jc w:val="center"/>
-        <w:tblBorders>
-          <w:top w:val="single" w:sz="8" w:space="0" w:color="7F7F7F"/>
-          <w:left w:val="single" w:sz="8" w:space="0" w:color="7F7F7F"/>
-          <w:bottom w:val="single" w:sz="8" w:space="0" w:color="7F7F7F"/>
-          <w:right w:val="single" w:sz="8" w:space="0" w:color="7F7F7F"/>
-        </w:tblBorders>
-      </w:tblPr>
-      <w:tblGrid>
-        <w:gridCol w:w="9000"/>
-      </w:tblGrid>
-      <w:tr>
-        <w:tc>
-          <w:tcPr>
-            <w:tcW w:w="9000" w:type="dxa"/>
-            <w:shd w:val="clear" w:color="auto" w:fill="EDEDED"/>
-          </w:tcPr>
-          <w:p>
-            <w:pPr>
-              <w:jc w:val="both"/>
-              <w:rPr>
-                <w:rFonts w:ascii="Times New Roman" w:hAnsi="Times New Roman" w:cs="Times New Roman"/>
-                <w:lang w:val="tr-TR"/>
-              </w:rPr>
-            </w:pPr>
-            <w:r>
-              <w:rPr>
-                <w:rFonts w:ascii="Times New Roman" w:hAnsi="Times New Roman" w:cs="Times New Roman"/>
-                <w:lang w:val="tr-TR"/>
-              </w:rPr>
-              <w:t xml:space="preserve">GÖRSEL ALANI (Shutterstock)</w:t>
-            </w:r>
-          </w:p>
-          <w:p>
-            <w:pPr>
-              <w:jc w:val="both"/>
-              <w:rPr>
-                <w:rFonts w:ascii="Times New Roman" w:hAnsi="Times New Roman" w:cs="Times New Roman"/>
-                <w:lang w:val="tr-TR"/>
-              </w:rPr>
-            </w:pPr>
-            <w:r>
-              <w:rPr>
-                <w:rFonts w:ascii="Times New Roman" w:hAnsi="Times New Roman" w:cs="Times New Roman"/>
-                <w:lang w:val="tr-TR"/>
-              </w:rPr>
-              <w:t xml:space="preserve">Tarif: Nemli bir ortamda paslanmış eski demir zincir, kilit ve civatalar; yüzeylerinde kızıl kahverengi pas tabakası.</w:t>
-            </w:r>
-          </w:p>
-          <w:p>
-            <w:pPr>
-              <w:jc w:val="both"/>
-              <w:rPr>
-                <w:rFonts w:ascii="Times New Roman" w:hAnsi="Times New Roman" w:cs="Times New Roman"/>
-                <w:lang w:val="tr-TR"/>
-              </w:rPr>
-            </w:pPr>
-            <w:r>
-              <w:rPr>
-                <w:rFonts w:ascii="Times New Roman" w:hAnsi="Times New Roman" w:cs="Times New Roman"/>
-                <w:lang w:val="tr-TR"/>
-              </w:rPr>
-              <w:t xml:space="preserve">Shutter ID: 2837328711 (fotoğraf) — A rusty padlock and rusty metal chain</w:t>
-            </w:r>
-          </w:p>
-        </w:tc>
-      </w:tr>
-    </w:tbl>
-    <w:p>
-      <w:pPr>
-        <w:jc w:val="both"/>
-        <w:rPr>
-          <w:rFonts w:ascii="Times New Roman" w:hAnsi="Times New Roman" w:cs="Times New Roman"/>
-          <w:lang w:val="tr-TR"/>
-        </w:rPr>
-      </w:pPr>
+      </w:pPr>
+      <w:r>
+        <w:drawing>
+          <wp:inline xmlns:a="http://schemas.openxmlformats.org/drawingml/2006/main" xmlns:pic="http://schemas.openxmlformats.org/drawingml/2006/picture">
+            <wp:extent cx="1578150" cy="2520000"/>
+            <wp:docPr id="900019" name="Picture 900019"/>
+            <wp:cNvGraphicFramePr>
+              <a:graphicFrameLocks noChangeAspect="1"/>
+            </wp:cNvGraphicFramePr>
+            <a:graphic>
+              <a:graphicData uri="http://schemas.openxmlformats.org/drawingml/2006/picture">
+                <pic:pic>
+                  <pic:nvPicPr>
+                    <pic:cNvPr id="0" name="2837328711_d.jpg"/>
+                    <pic:cNvPicPr/>
+                  </pic:nvPicPr>
+                  <pic:blipFill>
+                    <a:blip r:embed="rId17"/>
+                    <a:stretch>
+                      <a:fillRect/>
+                    </a:stretch>
+                  </pic:blipFill>
+                  <pic:spPr>
+                    <a:xfrm>
+                      <a:off x="0" y="0"/>
+                      <a:ext cx="1578150" cy="2520000"/>
+                    </a:xfrm>
+                    <a:prstGeom prst="rect"/>
+                  </pic:spPr>
+                </pic:pic>
+              </a:graphicData>
+            </a:graphic>
+          </wp:inline>
+        </w:drawing>
+      </w:r>
+    </w:p>
+    <w:p>
+      <w:pPr>
+        <w:jc w:val="center"/>
+      </w:pPr>
+      <w:r>
+        <w:rPr>
+          <w:rFonts w:ascii="Times New Roman" w:hAnsi="Times New Roman" w:cs="Times New Roman"/>
+          <w:b/>
+          <w:bCs/>
+          <w:highlight w:val="yellow"/>
+          <w:lang w:val="tr-TR"/>
+        </w:rPr>
+        <w:t xml:space="preserve">Shutter id: 2837328711</w:t>
+      </w:r>
     </w:p>
     <w:p>
       <w:pPr>
@@ -6789,85 +6607,59 @@
         <w:t xml:space="preserve">Tepkimede açığa çıkan ısı o kadar fazladır ki oluşan demir sıvı hâlde elde edilir. Rayların arasındaki kalıba akıtılan erimiş demir soğuyarak iki rayı birbirine kaynatır. Bu yöntem, büyük kaynak makinelerinin taşınamadığı yerlerde de uygulanabildiği için tercih edilir.</w:t>
       </w:r>
     </w:p>
-    <w:tbl>
-      <w:tblPr>
-        <w:tblW w:w="9000" w:type="dxa"/>
+    <w:p>
+      <w:pPr>
         <w:jc w:val="center"/>
-        <w:tblBorders>
-          <w:top w:val="single" w:sz="8" w:space="0" w:color="7F7F7F"/>
-          <w:left w:val="single" w:sz="8" w:space="0" w:color="7F7F7F"/>
-          <w:bottom w:val="single" w:sz="8" w:space="0" w:color="7F7F7F"/>
-          <w:right w:val="single" w:sz="8" w:space="0" w:color="7F7F7F"/>
-        </w:tblBorders>
-      </w:tblPr>
-      <w:tblGrid>
-        <w:gridCol w:w="9000"/>
-      </w:tblGrid>
-      <w:tr>
-        <w:tc>
-          <w:tcPr>
-            <w:tcW w:w="9000" w:type="dxa"/>
-            <w:shd w:val="clear" w:color="auto" w:fill="EDEDED"/>
-          </w:tcPr>
-          <w:p>
-            <w:pPr>
-              <w:jc w:val="both"/>
-              <w:rPr>
-                <w:rFonts w:ascii="Times New Roman" w:hAnsi="Times New Roman" w:cs="Times New Roman"/>
-                <w:lang w:val="tr-TR"/>
-              </w:rPr>
-            </w:pPr>
-            <w:r>
-              <w:rPr>
-                <w:rFonts w:ascii="Times New Roman" w:hAnsi="Times New Roman" w:cs="Times New Roman"/>
-                <w:lang w:val="tr-TR"/>
-              </w:rPr>
-              <w:t xml:space="preserve">GÖRSEL ALANI (Shutterstock)</w:t>
-            </w:r>
-          </w:p>
-          <w:p>
-            <w:pPr>
-              <w:jc w:val="both"/>
-              <w:rPr>
-                <w:rFonts w:ascii="Times New Roman" w:hAnsi="Times New Roman" w:cs="Times New Roman"/>
-                <w:lang w:val="tr-TR"/>
-              </w:rPr>
-            </w:pPr>
-            <w:r>
-              <w:rPr>
-                <w:rFonts w:ascii="Times New Roman" w:hAnsi="Times New Roman" w:cs="Times New Roman"/>
-                <w:lang w:val="tr-TR"/>
-              </w:rPr>
-              <w:t xml:space="preserve">Tarif: Demir yolu raylarının termit yöntemiyle kaynaklanması sırasında kalıptan taşan parlak kıvılcımlar; koruyucu ekipmanlı işçiler (yüzler seçilmesin).</w:t>
-            </w:r>
-          </w:p>
-          <w:p>
-            <w:pPr>
-              <w:jc w:val="both"/>
-              <w:rPr>
-                <w:rFonts w:ascii="Times New Roman" w:hAnsi="Times New Roman" w:cs="Times New Roman"/>
-                <w:lang w:val="tr-TR"/>
-              </w:rPr>
-            </w:pPr>
-            <w:r>
-              <w:rPr>
-                <w:rFonts w:ascii="Times New Roman" w:hAnsi="Times New Roman" w:cs="Times New Roman"/>
-                <w:lang w:val="tr-TR"/>
-              </w:rPr>
-              <w:t xml:space="preserve">Shutter ID: 2711259847 (fotoğraf) — Thermite welding on a railway track</w:t>
-            </w:r>
-          </w:p>
-        </w:tc>
-      </w:tr>
-    </w:tbl>
-    <w:p>
-      <w:pPr>
-        <w:jc w:val="both"/>
-        <w:rPr>
-          <w:rFonts w:ascii="Times New Roman" w:hAnsi="Times New Roman" w:cs="Times New Roman"/>
-          <w:lang w:val="tr-TR"/>
-        </w:rPr>
-      </w:pPr>
+      </w:pPr>
+      <w:r>
+        <w:drawing>
+          <wp:inline xmlns:a="http://schemas.openxmlformats.org/drawingml/2006/main" xmlns:pic="http://schemas.openxmlformats.org/drawingml/2006/picture">
+            <wp:extent cx="1575000" cy="2520000"/>
+            <wp:docPr id="900020" name="Picture 900020"/>
+            <wp:cNvGraphicFramePr>
+              <a:graphicFrameLocks noChangeAspect="1"/>
+            </wp:cNvGraphicFramePr>
+            <a:graphic>
+              <a:graphicData uri="http://schemas.openxmlformats.org/drawingml/2006/picture">
+                <pic:pic>
+                  <pic:nvPicPr>
+                    <pic:cNvPr id="0" name="2711259847_d.jpg"/>
+                    <pic:cNvPicPr/>
+                  </pic:nvPicPr>
+                  <pic:blipFill>
+                    <a:blip r:embed="rId18"/>
+                    <a:stretch>
+                      <a:fillRect/>
+                    </a:stretch>
+                  </pic:blipFill>
+                  <pic:spPr>
+                    <a:xfrm>
+                      <a:off x="0" y="0"/>
+                      <a:ext cx="1575000" cy="2520000"/>
+                    </a:xfrm>
+                    <a:prstGeom prst="rect"/>
+                  </pic:spPr>
+                </pic:pic>
+              </a:graphicData>
+            </a:graphic>
+          </wp:inline>
+        </w:drawing>
+      </w:r>
+    </w:p>
+    <w:p>
+      <w:pPr>
+        <w:jc w:val="center"/>
+      </w:pPr>
+      <w:r>
+        <w:rPr>
+          <w:rFonts w:ascii="Times New Roman" w:hAnsi="Times New Roman" w:cs="Times New Roman"/>
+          <w:b/>
+          <w:bCs/>
+          <w:highlight w:val="yellow"/>
+          <w:lang w:val="tr-TR"/>
+        </w:rPr>
+        <w:t xml:space="preserve">Shutter id: 2711259847</w:t>
+      </w:r>
     </w:p>
     <w:p>
       <w:pPr>

--- a/Kim12-1-1-Redoks-Tepkimeleri.docx
+++ b/Kim12-1-1-Redoks-Tepkimeleri.docx
@@ -1789,164 +1789,195 @@
         <w:t xml:space="preserve">Bu sorunun cevabını bir etkinlik yaparak keşfediniz. Analiz ve Keşif Atölyesi 1.1.’de bilimsel gözlem yapacaksınız: Metallerin oksijen, seyreltik hidroklorik asit ve metal tuzu çözeltileriyle verdikleri tepkimelerde kimyasal değişimi gösteren nitelikleri belirleyecek, bu niteliklere ilişkin verileri toplayıp kaydedecek, ardından topladığınız verileri tanecik modelleri ve sembolik gösterimlerle açıklayacaksınız. Çalışmanızı adım adım planlamanız ve gözlemlerinizi araştırmacı bir tutumla kayda geçirmeniz çalışkanlık değerinizi destekleyecek; etkinlik sonunda kendi öğrenme sürecinizi değerlendirirken kendinizi tanıma ve düzenleme becerilerinizi kullanacaksınız.</w:t>
       </w:r>
     </w:p>
-    <w:p>
-      <w:pPr>
+    <w:tbl>
+      <w:tblPr>
+        <w:tblW w:w="9000" w:type="dxa"/>
         <w:jc w:val="center"/>
-      </w:pPr>
-      <w:r>
-        <w:drawing>
-          <wp:inline xmlns:a="http://schemas.openxmlformats.org/drawingml/2006/main" xmlns:pic="http://schemas.openxmlformats.org/drawingml/2006/picture">
-            <wp:extent cx="3436363" cy="2520000"/>
-            <wp:docPr id="900017" name="Picture 900017"/>
-            <wp:cNvGraphicFramePr>
-              <a:graphicFrameLocks noChangeAspect="1"/>
-            </wp:cNvGraphicFramePr>
-            <a:graphic>
-              <a:graphicData uri="http://schemas.openxmlformats.org/drawingml/2006/picture">
-                <pic:pic>
-                  <pic:nvPicPr>
-                    <pic:cNvPr id="0" name="2664011831_d.jpg"/>
-                    <pic:cNvPicPr/>
-                  </pic:nvPicPr>
-                  <pic:blipFill>
-                    <a:blip r:embed="rId15"/>
-                    <a:stretch>
-                      <a:fillRect/>
-                    </a:stretch>
-                  </pic:blipFill>
-                  <pic:spPr>
-                    <a:xfrm>
-                      <a:off x="0" y="0"/>
-                      <a:ext cx="3436363" cy="2520000"/>
-                    </a:xfrm>
-                    <a:prstGeom prst="rect"/>
-                  </pic:spPr>
-                </pic:pic>
-              </a:graphicData>
-            </a:graphic>
-          </wp:inline>
-        </w:drawing>
-      </w:r>
-    </w:p>
-    <w:p>
-      <w:pPr>
-        <w:jc w:val="center"/>
-      </w:pPr>
-      <w:r>
-        <w:rPr>
-          <w:rFonts w:ascii="Times New Roman" w:hAnsi="Times New Roman" w:cs="Times New Roman"/>
-          <w:b/>
-          <w:bCs/>
-          <w:highlight w:val="yellow"/>
-          <w:lang w:val="tr-TR"/>
-        </w:rPr>
-        <w:t xml:space="preserve">Shutter id: 2664011831</w:t>
-      </w:r>
-    </w:p>
-    <w:p>
-      <w:pPr>
-        <w:jc w:val="center"/>
-        <w:rPr>
-          <w:rFonts w:ascii="Times New Roman" w:hAnsi="Times New Roman" w:cs="Times New Roman"/>
-          <w:lang w:val="tr-TR"/>
-        </w:rPr>
-      </w:pPr>
-      <w:r>
-        <w:rPr>
-          <w:rFonts w:ascii="Times New Roman" w:hAnsi="Times New Roman" w:cs="Times New Roman"/>
-          <w:b/>
-          <w:bCs/>
-          <w:lang w:val="tr-TR"/>
-        </w:rPr>
-        <w:t xml:space="preserve">Görsel A:</w:t>
-      </w:r>
-      <w:r>
-        <w:rPr>
-          <w:rFonts w:ascii="Times New Roman" w:hAnsi="Times New Roman" w:cs="Times New Roman"/>
-          <w:lang w:val="tr-TR"/>
-        </w:rPr>
-        <w:t xml:space="preserve"> Bakırcılar çarşısında dövülen bakır kaplar</w:t>
-      </w:r>
-    </w:p>
-    <w:p>
-      <w:pPr>
-        <w:jc w:val="center"/>
-      </w:pPr>
-      <w:r>
-        <w:drawing>
-          <wp:inline xmlns:a="http://schemas.openxmlformats.org/drawingml/2006/main" xmlns:pic="http://schemas.openxmlformats.org/drawingml/2006/picture">
-            <wp:extent cx="1576574" cy="2519998"/>
-            <wp:docPr id="900018" name="Picture 900018"/>
-            <wp:cNvGraphicFramePr>
-              <a:graphicFrameLocks noChangeAspect="1"/>
-            </wp:cNvGraphicFramePr>
-            <a:graphic>
-              <a:graphicData uri="http://schemas.openxmlformats.org/drawingml/2006/picture">
-                <pic:pic>
-                  <pic:nvPicPr>
-                    <pic:cNvPr id="0" name="1301157493_d.jpg"/>
-                    <pic:cNvPicPr/>
-                  </pic:nvPicPr>
-                  <pic:blipFill>
-                    <a:blip r:embed="rId16"/>
-                    <a:stretch>
-                      <a:fillRect/>
-                    </a:stretch>
-                  </pic:blipFill>
-                  <pic:spPr>
-                    <a:xfrm>
-                      <a:off x="0" y="0"/>
-                      <a:ext cx="1576574" cy="2519998"/>
-                    </a:xfrm>
-                    <a:prstGeom prst="rect"/>
-                  </pic:spPr>
-                </pic:pic>
-              </a:graphicData>
-            </a:graphic>
-          </wp:inline>
-        </w:drawing>
-      </w:r>
-    </w:p>
-    <w:p>
-      <w:pPr>
-        <w:jc w:val="center"/>
-      </w:pPr>
-      <w:r>
-        <w:rPr>
-          <w:rFonts w:ascii="Times New Roman" w:hAnsi="Times New Roman" w:cs="Times New Roman"/>
-          <w:b/>
-          <w:bCs/>
-          <w:highlight w:val="yellow"/>
-          <w:lang w:val="tr-TR"/>
-        </w:rPr>
-        <w:t xml:space="preserve">Shutter id: 1301157493</w:t>
-      </w:r>
-    </w:p>
-    <w:p>
-      <w:pPr>
-        <w:jc w:val="center"/>
-        <w:rPr>
-          <w:rFonts w:ascii="Times New Roman" w:hAnsi="Times New Roman" w:cs="Times New Roman"/>
-          <w:lang w:val="tr-TR"/>
-        </w:rPr>
-      </w:pPr>
-      <w:r>
-        <w:rPr>
-          <w:rFonts w:ascii="Times New Roman" w:hAnsi="Times New Roman" w:cs="Times New Roman"/>
-          <w:b/>
-          <w:bCs/>
-          <w:lang w:val="tr-TR"/>
-        </w:rPr>
-        <w:t xml:space="preserve">Görsel B:</w:t>
-      </w:r>
-      <w:r>
-        <w:rPr>
-          <w:rFonts w:ascii="Times New Roman" w:hAnsi="Times New Roman" w:cs="Times New Roman"/>
-          <w:lang w:val="tr-TR"/>
-        </w:rPr>
-        <w:t xml:space="preserve"> Magnezyum şeridin yanması</w:t>
-      </w:r>
-    </w:p>
+        <w:tblBorders>
+          <w:top w:val="nil"/>
+          <w:left w:val="nil"/>
+          <w:bottom w:val="nil"/>
+          <w:right w:val="nil"/>
+          <w:insideH w:val="nil"/>
+          <w:insideV w:val="nil"/>
+        </w:tblBorders>
+        <w:tblLayout w:type="fixed"/>
+      </w:tblPr>
+      <w:tblGrid>
+        <w:gridCol w:w="4500"/>
+        <w:gridCol w:w="4500"/>
+      </w:tblGrid>
+      <w:tr>
+        <w:tc>
+          <w:tcPr>
+            <w:tcW w:w="4500" w:type="dxa"/>
+          </w:tcPr>
+          <w:p>
+            <w:pPr>
+              <w:jc w:val="center"/>
+            </w:pPr>
+            <w:r>
+              <w:drawing>
+                <wp:inline xmlns:a="http://schemas.openxmlformats.org/drawingml/2006/main" xmlns:pic="http://schemas.openxmlformats.org/drawingml/2006/picture">
+                  <wp:extent cx="2628000" cy="1927200"/>
+                  <wp:docPr id="900017" name="Picture 900017"/>
+                  <wp:cNvGraphicFramePr>
+                    <a:graphicFrameLocks noChangeAspect="1"/>
+                  </wp:cNvGraphicFramePr>
+                  <a:graphic>
+                    <a:graphicData uri="http://schemas.openxmlformats.org/drawingml/2006/picture">
+                      <pic:pic>
+                        <pic:nvPicPr>
+                          <pic:cNvPr id="0" name="2664011831_d.jpg"/>
+                          <pic:cNvPicPr/>
+                        </pic:nvPicPr>
+                        <pic:blipFill>
+                          <a:blip r:embed="rId15"/>
+                          <a:stretch>
+                            <a:fillRect/>
+                          </a:stretch>
+                        </pic:blipFill>
+                        <pic:spPr>
+                          <a:xfrm>
+                            <a:off x="0" y="0"/>
+                            <a:ext cx="2628000" cy="1927200"/>
+                          </a:xfrm>
+                          <a:prstGeom prst="rect"/>
+                        </pic:spPr>
+                      </pic:pic>
+                    </a:graphicData>
+                  </a:graphic>
+                </wp:inline>
+              </w:drawing>
+            </w:r>
+          </w:p>
+          <w:p>
+            <w:pPr>
+              <w:jc w:val="center"/>
+            </w:pPr>
+            <w:r>
+              <w:rPr>
+                <w:rFonts w:ascii="Times New Roman" w:hAnsi="Times New Roman" w:cs="Times New Roman"/>
+                <w:b/>
+                <w:bCs/>
+                <w:highlight w:val="yellow"/>
+                <w:lang w:val="tr-TR"/>
+              </w:rPr>
+              <w:t xml:space="preserve">Shutter id: 2664011831</w:t>
+            </w:r>
+          </w:p>
+          <w:p>
+            <w:pPr>
+              <w:jc w:val="center"/>
+              <w:rPr>
+                <w:rFonts w:ascii="Times New Roman" w:hAnsi="Times New Roman" w:cs="Times New Roman"/>
+                <w:lang w:val="tr-TR"/>
+              </w:rPr>
+            </w:pPr>
+            <w:r>
+              <w:rPr>
+                <w:rFonts w:ascii="Times New Roman" w:hAnsi="Times New Roman" w:cs="Times New Roman"/>
+                <w:b/>
+                <w:bCs/>
+                <w:lang w:val="tr-TR"/>
+              </w:rPr>
+              <w:t xml:space="preserve">Görsel A:</w:t>
+            </w:r>
+            <w:r>
+              <w:rPr>
+                <w:rFonts w:ascii="Times New Roman" w:hAnsi="Times New Roman" w:cs="Times New Roman"/>
+                <w:lang w:val="tr-TR"/>
+              </w:rPr>
+              <w:t xml:space="preserve"> Bakırcılar çarşısında dövülen bakır kaplar</w:t>
+            </w:r>
+          </w:p>
+        </w:tc>
+        <w:tc>
+          <w:tcPr>
+            <w:tcW w:w="4500" w:type="dxa"/>
+          </w:tcPr>
+          <w:p>
+            <w:pPr>
+              <w:jc w:val="center"/>
+            </w:pPr>
+            <w:r>
+              <w:drawing>
+                <wp:inline xmlns:a="http://schemas.openxmlformats.org/drawingml/2006/main" xmlns:pic="http://schemas.openxmlformats.org/drawingml/2006/picture">
+                  <wp:extent cx="1238737" cy="1979998"/>
+                  <wp:docPr id="900018" name="Picture 900018"/>
+                  <wp:cNvGraphicFramePr>
+                    <a:graphicFrameLocks noChangeAspect="1"/>
+                  </wp:cNvGraphicFramePr>
+                  <a:graphic>
+                    <a:graphicData uri="http://schemas.openxmlformats.org/drawingml/2006/picture">
+                      <pic:pic>
+                        <pic:nvPicPr>
+                          <pic:cNvPr id="0" name="1301157493_d.jpg"/>
+                          <pic:cNvPicPr/>
+                        </pic:nvPicPr>
+                        <pic:blipFill>
+                          <a:blip r:embed="rId16"/>
+                          <a:stretch>
+                            <a:fillRect/>
+                          </a:stretch>
+                        </pic:blipFill>
+                        <pic:spPr>
+                          <a:xfrm>
+                            <a:off x="0" y="0"/>
+                            <a:ext cx="1238737" cy="1979998"/>
+                          </a:xfrm>
+                          <a:prstGeom prst="rect"/>
+                        </pic:spPr>
+                      </pic:pic>
+                    </a:graphicData>
+                  </a:graphic>
+                </wp:inline>
+              </w:drawing>
+            </w:r>
+          </w:p>
+          <w:p>
+            <w:pPr>
+              <w:jc w:val="center"/>
+            </w:pPr>
+            <w:r>
+              <w:rPr>
+                <w:rFonts w:ascii="Times New Roman" w:hAnsi="Times New Roman" w:cs="Times New Roman"/>
+                <w:b/>
+                <w:bCs/>
+                <w:highlight w:val="yellow"/>
+                <w:lang w:val="tr-TR"/>
+              </w:rPr>
+              <w:t xml:space="preserve">Shutter id: 1301157493</w:t>
+            </w:r>
+          </w:p>
+          <w:p>
+            <w:pPr>
+              <w:jc w:val="center"/>
+              <w:rPr>
+                <w:rFonts w:ascii="Times New Roman" w:hAnsi="Times New Roman" w:cs="Times New Roman"/>
+                <w:lang w:val="tr-TR"/>
+              </w:rPr>
+            </w:pPr>
+            <w:r>
+              <w:rPr>
+                <w:rFonts w:ascii="Times New Roman" w:hAnsi="Times New Roman" w:cs="Times New Roman"/>
+                <w:b/>
+                <w:bCs/>
+                <w:lang w:val="tr-TR"/>
+              </w:rPr>
+              <w:t xml:space="preserve">Görsel B:</w:t>
+            </w:r>
+            <w:r>
+              <w:rPr>
+                <w:rFonts w:ascii="Times New Roman" w:hAnsi="Times New Roman" w:cs="Times New Roman"/>
+                <w:lang w:val="tr-TR"/>
+              </w:rPr>
+              <w:t xml:space="preserve"> Magnezyum şeridin yanması</w:t>
+            </w:r>
+          </w:p>
+        </w:tc>
+      </w:tr>
+    </w:tbl>
     <w:p>
       <w:pPr>
         <w:keepNext/>

--- a/Kim12-1-1-Redoks-Tepkimeleri.docx
+++ b/Kim12-1-1-Redoks-Tepkimeleri.docx
@@ -793,7 +793,7 @@
           <w:rFonts w:ascii="Times New Roman" w:hAnsi="Times New Roman" w:cs="Times New Roman"/>
           <w:lang w:val="tr-TR"/>
         </w:rPr>
-        <w:t xml:space="preserve">Metallerin bu farklı davranışları insanlık tarihine de yön vermiştir. Doğada saf hâlde bulunabilen altın ve bakır, Anadolu’da binlerce yıl önce işlenmeye başlanmıştır. Demir gibi metallerin cevherlerinden elde edilmesi ise çok daha sonra, yüksek sıcaklıkta karbonla yapılan işlemler sayesinde mümkün olmuştur. Bugün de metallerin cevherlerinden elde edilmesi, korunması ve pillerde enerji kaynağı olarak kullanılması, metallerin tepkimeye girme yatkınlıklarının anlaşılmasına dayanır.</w:t>
+        <w:t xml:space="preserve">Metallerin bu farklı davranışları insanlık tarihine de yön vermiştir. Doğada saf hâlde bulunabilen altın ve bakır, Anadolu’da binlerce yıl önce işlenmeye başlanmıştır. Demir gibi metallerin cevherlerinden elde edilmesi (Görsel E) ise çok daha sonra, yüksek sıcaklıkta karbonla yapılan işlemler sayesinde mümkün olmuştur. Bugün de metallerin cevherlerinden elde edilmesi, korunması ve pillerde enerji kaynağı olarak kullanılması, metallerin tepkimeye girme yatkınlıklarının anlaşılmasına dayanır.</w:t>
       </w:r>
     </w:p>
     <w:p>
@@ -5558,85 +5558,195 @@
         <w:t xml:space="preserve">Günlük hayatta karşılaşılan pek çok değişim de redoks tepkimesidir. Örneğin nemli havada bekleyen demir eşyaların paslanmasında demir atomları elektron vererek yükseltgenir, havadaki oksijen ise indirgenir (Görsel D). Pillerin elektrik üretmesi, metallerin cevherlerinden elde edilmesi, yakıtların yanması ve canlılarda besinlerden enerji elde edilmesi de redoks tepkimelerine dayanır.</w:t>
       </w:r>
     </w:p>
-    <w:p>
-      <w:pPr>
+    <w:tbl>
+      <w:tblPr>
+        <w:tblW w:w="9000" w:type="dxa"/>
         <w:jc w:val="center"/>
-      </w:pPr>
-      <w:r>
-        <w:drawing>
-          <wp:inline xmlns:a="http://schemas.openxmlformats.org/drawingml/2006/main" xmlns:pic="http://schemas.openxmlformats.org/drawingml/2006/picture">
-            <wp:extent cx="1578150" cy="2520000"/>
-            <wp:docPr id="900019" name="Picture 900019"/>
-            <wp:cNvGraphicFramePr>
-              <a:graphicFrameLocks noChangeAspect="1"/>
-            </wp:cNvGraphicFramePr>
-            <a:graphic>
-              <a:graphicData uri="http://schemas.openxmlformats.org/drawingml/2006/picture">
-                <pic:pic>
-                  <pic:nvPicPr>
-                    <pic:cNvPr id="0" name="2837328711_d.jpg"/>
-                    <pic:cNvPicPr/>
-                  </pic:nvPicPr>
-                  <pic:blipFill>
-                    <a:blip r:embed="rId17"/>
-                    <a:stretch>
-                      <a:fillRect/>
-                    </a:stretch>
-                  </pic:blipFill>
-                  <pic:spPr>
-                    <a:xfrm>
-                      <a:off x="0" y="0"/>
-                      <a:ext cx="1578150" cy="2520000"/>
-                    </a:xfrm>
-                    <a:prstGeom prst="rect"/>
-                  </pic:spPr>
-                </pic:pic>
-              </a:graphicData>
-            </a:graphic>
-          </wp:inline>
-        </w:drawing>
-      </w:r>
-    </w:p>
-    <w:p>
-      <w:pPr>
-        <w:jc w:val="center"/>
-      </w:pPr>
-      <w:r>
-        <w:rPr>
-          <w:rFonts w:ascii="Times New Roman" w:hAnsi="Times New Roman" w:cs="Times New Roman"/>
-          <w:b/>
-          <w:bCs/>
-          <w:highlight w:val="yellow"/>
-          <w:lang w:val="tr-TR"/>
-        </w:rPr>
-        <w:t xml:space="preserve">Shutter id: 2837328711</w:t>
-      </w:r>
-    </w:p>
-    <w:p>
-      <w:pPr>
-        <w:jc w:val="center"/>
-        <w:rPr>
-          <w:rFonts w:ascii="Times New Roman" w:hAnsi="Times New Roman" w:cs="Times New Roman"/>
-          <w:lang w:val="tr-TR"/>
-        </w:rPr>
-      </w:pPr>
-      <w:r>
-        <w:rPr>
-          <w:rFonts w:ascii="Times New Roman" w:hAnsi="Times New Roman" w:cs="Times New Roman"/>
-          <w:b/>
-          <w:bCs/>
-          <w:lang w:val="tr-TR"/>
-        </w:rPr>
-        <w:t xml:space="preserve">Görsel D:</w:t>
-      </w:r>
-      <w:r>
-        <w:rPr>
-          <w:rFonts w:ascii="Times New Roman" w:hAnsi="Times New Roman" w:cs="Times New Roman"/>
-          <w:lang w:val="tr-TR"/>
-        </w:rPr>
-        <w:t xml:space="preserve"> Paslanmış demir eşyalar</w:t>
-      </w:r>
-    </w:p>
+        <w:tblBorders>
+          <w:top w:val="nil"/>
+          <w:left w:val="nil"/>
+          <w:bottom w:val="nil"/>
+          <w:right w:val="nil"/>
+          <w:insideH w:val="nil"/>
+          <w:insideV w:val="nil"/>
+        </w:tblBorders>
+        <w:tblLayout w:type="fixed"/>
+      </w:tblPr>
+      <w:tblGrid>
+        <w:gridCol w:w="4500"/>
+        <w:gridCol w:w="4500"/>
+      </w:tblGrid>
+      <w:tr>
+        <w:tc>
+          <w:tcPr>
+            <w:tcW w:w="4500" w:type="dxa"/>
+          </w:tcPr>
+          <w:p>
+            <w:pPr>
+              <w:jc w:val="center"/>
+            </w:pPr>
+            <w:r>
+              <w:drawing>
+                <wp:inline xmlns:a="http://schemas.openxmlformats.org/drawingml/2006/main" xmlns:pic="http://schemas.openxmlformats.org/drawingml/2006/picture">
+                  <wp:extent cx="1239975" cy="1980000"/>
+                  <wp:docPr id="900019" name="Picture 900019"/>
+                  <wp:cNvGraphicFramePr>
+                    <a:graphicFrameLocks noChangeAspect="1"/>
+                  </wp:cNvGraphicFramePr>
+                  <a:graphic>
+                    <a:graphicData uri="http://schemas.openxmlformats.org/drawingml/2006/picture">
+                      <pic:pic>
+                        <pic:nvPicPr>
+                          <pic:cNvPr id="0" name="2837328711_d.jpg"/>
+                          <pic:cNvPicPr/>
+                        </pic:nvPicPr>
+                        <pic:blipFill>
+                          <a:blip r:embed="rId17"/>
+                          <a:stretch>
+                            <a:fillRect/>
+                          </a:stretch>
+                        </pic:blipFill>
+                        <pic:spPr>
+                          <a:xfrm>
+                            <a:off x="0" y="0"/>
+                            <a:ext cx="1239975" cy="1980000"/>
+                          </a:xfrm>
+                          <a:prstGeom prst="rect"/>
+                        </pic:spPr>
+                      </pic:pic>
+                    </a:graphicData>
+                  </a:graphic>
+                </wp:inline>
+              </w:drawing>
+            </w:r>
+          </w:p>
+          <w:p>
+            <w:pPr>
+              <w:jc w:val="center"/>
+            </w:pPr>
+            <w:r>
+              <w:rPr>
+                <w:rFonts w:ascii="Times New Roman" w:hAnsi="Times New Roman" w:cs="Times New Roman"/>
+                <w:b/>
+                <w:bCs/>
+                <w:highlight w:val="yellow"/>
+                <w:lang w:val="tr-TR"/>
+              </w:rPr>
+              <w:t xml:space="preserve">Shutter id: 2837328711</w:t>
+            </w:r>
+          </w:p>
+          <w:p>
+            <w:pPr>
+              <w:jc w:val="center"/>
+              <w:rPr>
+                <w:rFonts w:ascii="Times New Roman" w:hAnsi="Times New Roman" w:cs="Times New Roman"/>
+                <w:lang w:val="tr-TR"/>
+              </w:rPr>
+            </w:pPr>
+            <w:r>
+              <w:rPr>
+                <w:rFonts w:ascii="Times New Roman" w:hAnsi="Times New Roman" w:cs="Times New Roman"/>
+                <w:b/>
+                <w:bCs/>
+                <w:lang w:val="tr-TR"/>
+              </w:rPr>
+              <w:t xml:space="preserve">Görsel D:</w:t>
+            </w:r>
+            <w:r>
+              <w:rPr>
+                <w:rFonts w:ascii="Times New Roman" w:hAnsi="Times New Roman" w:cs="Times New Roman"/>
+                <w:lang w:val="tr-TR"/>
+              </w:rPr>
+              <w:t xml:space="preserve"> Paslanmış demir eşyalar</w:t>
+            </w:r>
+          </w:p>
+        </w:tc>
+        <w:tc>
+          <w:tcPr>
+            <w:tcW w:w="4500" w:type="dxa"/>
+          </w:tcPr>
+          <w:p>
+            <w:pPr>
+              <w:jc w:val="center"/>
+            </w:pPr>
+            <w:r>
+              <w:drawing>
+                <wp:inline xmlns:a="http://schemas.openxmlformats.org/drawingml/2006/main" xmlns:pic="http://schemas.openxmlformats.org/drawingml/2006/picture">
+                  <wp:extent cx="2628000" cy="1930704"/>
+                  <wp:docPr id="900021" name="Picture 900021"/>
+                  <wp:cNvGraphicFramePr>
+                    <a:graphicFrameLocks noChangeAspect="1"/>
+                  </wp:cNvGraphicFramePr>
+                  <a:graphic>
+                    <a:graphicData uri="http://schemas.openxmlformats.org/drawingml/2006/picture">
+                      <pic:pic>
+                        <pic:nvPicPr>
+                          <pic:cNvPr id="0" name="2783358625_d.jpg"/>
+                          <pic:cNvPicPr/>
+                        </pic:nvPicPr>
+                        <pic:blipFill>
+                          <a:blip r:embed="rId19"/>
+                          <a:stretch>
+                            <a:fillRect/>
+                          </a:stretch>
+                        </pic:blipFill>
+                        <pic:spPr>
+                          <a:xfrm>
+                            <a:off x="0" y="0"/>
+                            <a:ext cx="2628000" cy="1930704"/>
+                          </a:xfrm>
+                          <a:prstGeom prst="rect"/>
+                        </pic:spPr>
+                      </pic:pic>
+                    </a:graphicData>
+                  </a:graphic>
+                </wp:inline>
+              </w:drawing>
+            </w:r>
+          </w:p>
+          <w:p>
+            <w:pPr>
+              <w:jc w:val="center"/>
+            </w:pPr>
+            <w:r>
+              <w:rPr>
+                <w:rFonts w:ascii="Times New Roman" w:hAnsi="Times New Roman" w:cs="Times New Roman"/>
+                <w:b/>
+                <w:bCs/>
+                <w:highlight w:val="yellow"/>
+                <w:lang w:val="tr-TR"/>
+              </w:rPr>
+              <w:t xml:space="preserve">Shutter id: 2783358625</w:t>
+            </w:r>
+          </w:p>
+          <w:p>
+            <w:pPr>
+              <w:jc w:val="center"/>
+              <w:rPr>
+                <w:rFonts w:ascii="Times New Roman" w:hAnsi="Times New Roman" w:cs="Times New Roman"/>
+                <w:lang w:val="tr-TR"/>
+              </w:rPr>
+            </w:pPr>
+            <w:r>
+              <w:rPr>
+                <w:rFonts w:ascii="Times New Roman" w:hAnsi="Times New Roman" w:cs="Times New Roman"/>
+                <w:b/>
+                <w:bCs/>
+                <w:lang w:val="tr-TR"/>
+              </w:rPr>
+              <w:t xml:space="preserve">Görsel E:</w:t>
+            </w:r>
+            <w:r>
+              <w:rPr>
+                <w:rFonts w:ascii="Times New Roman" w:hAnsi="Times New Roman" w:cs="Times New Roman"/>
+                <w:lang w:val="tr-TR"/>
+              </w:rPr>
+              <w:t xml:space="preserve"> Yüksek fırında cevherden elde edilen sıvı demir</w:t>
+            </w:r>
+          </w:p>
+        </w:tc>
+      </w:tr>
+    </w:tbl>
     <w:p>
       <w:pPr>
         <w:keepNext/>
